--- a/LA_TERZA_STRADA_CEPPO_SIMIONI_E_NODO_HYPERION.docx
+++ b/LA_TERZA_STRADA_CEPPO_SIMIONI_E_NODO_HYPERION.docx
@@ -9,7 +9,7 @@
       </w:pPr>
       <w:r>
         <w:rPr>
-          <w:rFonts w:ascii="Times New Roman" w:cs="Times New Roman" w:eastAsia="Times New Roman" w:hAnsi="Times New Roman"/>
+          <w:rFonts w:ascii="Barlow Semi Condensed" w:cs="Barlow Semi Condensed" w:eastAsia="Barlow Semi Condensed" w:hAnsi="Barlow Semi Condensed"/>
           <w:b/>
           <w:bCs/>
           <w:color w:val="1F3864"/>
@@ -50,7 +50,7 @@
       </w:pPr>
       <w:r>
         <w:rPr>
-          <w:rFonts w:ascii="Times New Roman" w:cs="Times New Roman" w:eastAsia="Times New Roman" w:hAnsi="Times New Roman"/>
+          <w:rFonts w:ascii="Barlow Semi Condensed" w:cs="Barlow Semi Condensed" w:eastAsia="Barlow Semi Condensed" w:hAnsi="Barlow Semi Condensed"/>
           <w:sz w:val="24"/>
           <w:szCs w:val="24"/>
         </w:rPr>
@@ -64,7 +64,7 @@
       </w:pPr>
       <w:r>
         <w:rPr>
-          <w:rFonts w:ascii="Times New Roman" w:cs="Times New Roman" w:eastAsia="Times New Roman" w:hAnsi="Times New Roman"/>
+          <w:rFonts w:ascii="Barlow Semi Condensed" w:cs="Barlow Semi Condensed" w:eastAsia="Barlow Semi Condensed" w:hAnsi="Barlow Semi Condensed"/>
           <w:sz w:val="24"/>
           <w:szCs w:val="24"/>
         </w:rPr>
@@ -78,7 +78,7 @@
       </w:pPr>
       <w:r>
         <w:rPr>
-          <w:rFonts w:ascii="Times New Roman" w:cs="Times New Roman" w:eastAsia="Times New Roman" w:hAnsi="Times New Roman"/>
+          <w:rFonts w:ascii="Barlow Semi Condensed" w:cs="Barlow Semi Condensed" w:eastAsia="Barlow Semi Condensed" w:hAnsi="Barlow Semi Condensed"/>
           <w:b/>
           <w:bCs/>
           <w:sz w:val="24"/>
@@ -102,7 +102,7 @@
       </w:pPr>
       <w:r>
         <w:rPr>
-          <w:rFonts w:ascii="Times New Roman" w:cs="Times New Roman" w:eastAsia="Times New Roman" w:hAnsi="Times New Roman"/>
+          <w:rFonts w:ascii="Barlow Semi Condensed" w:cs="Barlow Semi Condensed" w:eastAsia="Barlow Semi Condensed" w:hAnsi="Barlow Semi Condensed"/>
           <w:i/>
           <w:iCs/>
           <w:sz w:val="24"/>
@@ -122,7 +122,7 @@
       </w:pPr>
       <w:r>
         <w:rPr>
-          <w:rFonts w:ascii="Times New Roman" w:cs="Times New Roman" w:eastAsia="Times New Roman" w:hAnsi="Times New Roman"/>
+          <w:rFonts w:ascii="Barlow Semi Condensed" w:cs="Barlow Semi Condensed" w:eastAsia="Barlow Semi Condensed" w:hAnsi="Barlow Semi Condensed"/>
           <w:b/>
           <w:bCs/>
           <w:i w:val="false"/>
@@ -134,7 +134,7 @@
       </w:r>
       <w:r>
         <w:rPr>
-          <w:rFonts w:ascii="Times New Roman" w:cs="Times New Roman" w:eastAsia="Times New Roman" w:hAnsi="Times New Roman"/>
+          <w:rFonts w:ascii="Barlow Semi Condensed" w:cs="Barlow Semi Condensed" w:eastAsia="Barlow Semi Condensed" w:hAnsi="Barlow Semi Condensed"/>
           <w:i w:val="false"/>
           <w:iCs w:val="false"/>
           <w:sz w:val="24"/>
@@ -144,7 +144,7 @@
       </w:r>
       <w:r>
         <w:rPr>
-          <w:rFonts w:ascii="Times New Roman" w:cs="Times New Roman" w:eastAsia="Times New Roman" w:hAnsi="Times New Roman"/>
+          <w:rFonts w:ascii="Barlow Semi Condensed" w:cs="Barlow Semi Condensed" w:eastAsia="Barlow Semi Condensed" w:hAnsi="Barlow Semi Condensed"/>
           <w:b/>
           <w:bCs/>
           <w:i w:val="false"/>
@@ -156,7 +156,7 @@
       </w:r>
       <w:r>
         <w:rPr>
-          <w:rFonts w:ascii="Times New Roman" w:cs="Times New Roman" w:eastAsia="Times New Roman" w:hAnsi="Times New Roman"/>
+          <w:rFonts w:ascii="Barlow Semi Condensed" w:cs="Barlow Semi Condensed" w:eastAsia="Barlow Semi Condensed" w:hAnsi="Barlow Semi Condensed"/>
           <w:i w:val="false"/>
           <w:iCs w:val="false"/>
           <w:sz w:val="24"/>
@@ -166,7 +166,7 @@
       </w:r>
       <w:r>
         <w:rPr>
-          <w:rFonts w:ascii="Times New Roman" w:cs="Times New Roman" w:eastAsia="Times New Roman" w:hAnsi="Times New Roman"/>
+          <w:rFonts w:ascii="Barlow Semi Condensed" w:cs="Barlow Semi Condensed" w:eastAsia="Barlow Semi Condensed" w:hAnsi="Barlow Semi Condensed"/>
           <w:b/>
           <w:bCs/>
           <w:i w:val="false"/>
@@ -178,7 +178,7 @@
       </w:r>
       <w:r>
         <w:rPr>
-          <w:rFonts w:ascii="Times New Roman" w:cs="Times New Roman" w:eastAsia="Times New Roman" w:hAnsi="Times New Roman"/>
+          <w:rFonts w:ascii="Barlow Semi Condensed" w:cs="Barlow Semi Condensed" w:eastAsia="Barlow Semi Condensed" w:hAnsi="Barlow Semi Condensed"/>
           <w:i w:val="false"/>
           <w:iCs w:val="false"/>
           <w:sz w:val="24"/>
@@ -188,7 +188,7 @@
       </w:r>
       <w:r>
         <w:rPr>
-          <w:rFonts w:ascii="Times New Roman" w:cs="Times New Roman" w:eastAsia="Times New Roman" w:hAnsi="Times New Roman"/>
+          <w:rFonts w:ascii="Barlow Semi Condensed" w:cs="Barlow Semi Condensed" w:eastAsia="Barlow Semi Condensed" w:hAnsi="Barlow Semi Condensed"/>
           <w:b/>
           <w:bCs/>
           <w:i w:val="false"/>
@@ -200,7 +200,7 @@
       </w:r>
       <w:r>
         <w:rPr>
-          <w:rFonts w:ascii="Times New Roman" w:cs="Times New Roman" w:eastAsia="Times New Roman" w:hAnsi="Times New Roman"/>
+          <w:rFonts w:ascii="Barlow Semi Condensed" w:cs="Barlow Semi Condensed" w:eastAsia="Barlow Semi Condensed" w:hAnsi="Barlow Semi Condensed"/>
           <w:i w:val="false"/>
           <w:iCs w:val="false"/>
           <w:sz w:val="24"/>
@@ -220,7 +220,7 @@
       </w:pPr>
       <w:r>
         <w:rPr>
-          <w:rFonts w:ascii="Times New Roman" w:cs="Times New Roman" w:eastAsia="Times New Roman" w:hAnsi="Times New Roman"/>
+          <w:rFonts w:ascii="Barlow Semi Condensed" w:cs="Barlow Semi Condensed" w:eastAsia="Barlow Semi Condensed" w:hAnsi="Barlow Semi Condensed"/>
           <w:b/>
           <w:bCs/>
           <w:i w:val="false"/>
@@ -232,7 +232,7 @@
       </w:r>
       <w:r>
         <w:rPr>
-          <w:rFonts w:ascii="Times New Roman" w:cs="Times New Roman" w:eastAsia="Times New Roman" w:hAnsi="Times New Roman"/>
+          <w:rFonts w:ascii="Barlow Semi Condensed" w:cs="Barlow Semi Condensed" w:eastAsia="Barlow Semi Condensed" w:hAnsi="Barlow Semi Condensed"/>
           <w:i w:val="false"/>
           <w:iCs w:val="false"/>
           <w:sz w:val="24"/>
@@ -248,7 +248,7 @@
       </w:pPr>
       <w:r>
         <w:rPr>
-          <w:rFonts w:ascii="Times New Roman" w:cs="Times New Roman" w:eastAsia="Times New Roman" w:hAnsi="Times New Roman"/>
+          <w:rFonts w:ascii="Barlow Semi Condensed" w:cs="Barlow Semi Condensed" w:eastAsia="Barlow Semi Condensed" w:hAnsi="Barlow Semi Condensed"/>
           <w:sz w:val="24"/>
           <w:szCs w:val="24"/>
         </w:rPr>
@@ -262,7 +262,7 @@
       </w:pPr>
       <w:r>
         <w:rPr>
-          <w:rFonts w:ascii="Times New Roman" w:cs="Times New Roman" w:eastAsia="Times New Roman" w:hAnsi="Times New Roman"/>
+          <w:rFonts w:ascii="Barlow Semi Condensed" w:cs="Barlow Semi Condensed" w:eastAsia="Barlow Semi Condensed" w:hAnsi="Barlow Semi Condensed"/>
           <w:sz w:val="24"/>
           <w:szCs w:val="24"/>
         </w:rPr>
@@ -276,7 +276,7 @@
       </w:pPr>
       <w:r>
         <w:rPr>
-          <w:rFonts w:ascii="Times New Roman" w:cs="Times New Roman" w:eastAsia="Times New Roman" w:hAnsi="Times New Roman"/>
+          <w:rFonts w:ascii="Barlow Semi Condensed" w:cs="Barlow Semi Condensed" w:eastAsia="Barlow Semi Condensed" w:hAnsi="Barlow Semi Condensed"/>
           <w:sz w:val="24"/>
           <w:szCs w:val="24"/>
         </w:rPr>
@@ -290,7 +290,7 @@
       </w:pPr>
       <w:r>
         <w:rPr>
-          <w:rFonts w:ascii="Times New Roman" w:cs="Times New Roman" w:eastAsia="Times New Roman" w:hAnsi="Times New Roman"/>
+          <w:rFonts w:ascii="Barlow Semi Condensed" w:cs="Barlow Semi Condensed" w:eastAsia="Barlow Semi Condensed" w:hAnsi="Barlow Semi Condensed"/>
           <w:sz w:val="24"/>
           <w:szCs w:val="24"/>
         </w:rPr>
@@ -304,7 +304,7 @@
       </w:pPr>
       <w:r>
         <w:rPr>
-          <w:rFonts w:ascii="Times New Roman" w:cs="Times New Roman" w:eastAsia="Times New Roman" w:hAnsi="Times New Roman"/>
+          <w:rFonts w:ascii="Barlow Semi Condensed" w:cs="Barlow Semi Condensed" w:eastAsia="Barlow Semi Condensed" w:hAnsi="Barlow Semi Condensed"/>
           <w:i/>
           <w:iCs/>
           <w:sz w:val="24"/>
@@ -324,7 +324,7 @@
       </w:pPr>
       <w:r>
         <w:rPr>
-          <w:rFonts w:ascii="Times New Roman" w:cs="Times New Roman" w:eastAsia="Times New Roman" w:hAnsi="Times New Roman"/>
+          <w:rFonts w:ascii="Barlow Semi Condensed" w:cs="Barlow Semi Condensed" w:eastAsia="Barlow Semi Condensed" w:hAnsi="Barlow Semi Condensed"/>
           <w:b/>
           <w:bCs/>
           <w:i w:val="false"/>
@@ -336,7 +336,7 @@
       </w:r>
       <w:r>
         <w:rPr>
-          <w:rFonts w:ascii="Times New Roman" w:cs="Times New Roman" w:eastAsia="Times New Roman" w:hAnsi="Times New Roman"/>
+          <w:rFonts w:ascii="Barlow Semi Condensed" w:cs="Barlow Semi Condensed" w:eastAsia="Barlow Semi Condensed" w:hAnsi="Barlow Semi Condensed"/>
           <w:i w:val="false"/>
           <w:iCs w:val="false"/>
           <w:sz w:val="24"/>
@@ -346,7 +346,7 @@
       </w:r>
       <w:r>
         <w:rPr>
-          <w:rFonts w:ascii="Times New Roman" w:cs="Times New Roman" w:eastAsia="Times New Roman" w:hAnsi="Times New Roman"/>
+          <w:rFonts w:ascii="Barlow Semi Condensed" w:cs="Barlow Semi Condensed" w:eastAsia="Barlow Semi Condensed" w:hAnsi="Barlow Semi Condensed"/>
           <w:b/>
           <w:bCs/>
           <w:i w:val="false"/>
@@ -358,7 +358,7 @@
       </w:r>
       <w:r>
         <w:rPr>
-          <w:rFonts w:ascii="Times New Roman" w:cs="Times New Roman" w:eastAsia="Times New Roman" w:hAnsi="Times New Roman"/>
+          <w:rFonts w:ascii="Barlow Semi Condensed" w:cs="Barlow Semi Condensed" w:eastAsia="Barlow Semi Condensed" w:hAnsi="Barlow Semi Condensed"/>
           <w:i w:val="false"/>
           <w:iCs w:val="false"/>
           <w:sz w:val="24"/>
@@ -368,7 +368,7 @@
       </w:r>
       <w:r>
         <w:rPr>
-          <w:rFonts w:ascii="Times New Roman" w:cs="Times New Roman" w:eastAsia="Times New Roman" w:hAnsi="Times New Roman"/>
+          <w:rFonts w:ascii="Barlow Semi Condensed" w:cs="Barlow Semi Condensed" w:eastAsia="Barlow Semi Condensed" w:hAnsi="Barlow Semi Condensed"/>
           <w:b/>
           <w:bCs/>
           <w:i w:val="false"/>
@@ -380,7 +380,7 @@
       </w:r>
       <w:r>
         <w:rPr>
-          <w:rFonts w:ascii="Times New Roman" w:cs="Times New Roman" w:eastAsia="Times New Roman" w:hAnsi="Times New Roman"/>
+          <w:rFonts w:ascii="Barlow Semi Condensed" w:cs="Barlow Semi Condensed" w:eastAsia="Barlow Semi Condensed" w:hAnsi="Barlow Semi Condensed"/>
           <w:i w:val="false"/>
           <w:iCs w:val="false"/>
           <w:sz w:val="24"/>
@@ -390,7 +390,7 @@
       </w:r>
       <w:r>
         <w:rPr>
-          <w:rFonts w:ascii="Times New Roman" w:cs="Times New Roman" w:eastAsia="Times New Roman" w:hAnsi="Times New Roman"/>
+          <w:rFonts w:ascii="Barlow Semi Condensed" w:cs="Barlow Semi Condensed" w:eastAsia="Barlow Semi Condensed" w:hAnsi="Barlow Semi Condensed"/>
           <w:b/>
           <w:bCs/>
           <w:i w:val="false"/>
@@ -402,7 +402,7 @@
       </w:r>
       <w:r>
         <w:rPr>
-          <w:rFonts w:ascii="Times New Roman" w:cs="Times New Roman" w:eastAsia="Times New Roman" w:hAnsi="Times New Roman"/>
+          <w:rFonts w:ascii="Barlow Semi Condensed" w:cs="Barlow Semi Condensed" w:eastAsia="Barlow Semi Condensed" w:hAnsi="Barlow Semi Condensed"/>
           <w:i w:val="false"/>
           <w:iCs w:val="false"/>
           <w:sz w:val="24"/>
@@ -412,7 +412,7 @@
       </w:r>
       <w:r>
         <w:rPr>
-          <w:rFonts w:ascii="Times New Roman" w:cs="Times New Roman" w:eastAsia="Times New Roman" w:hAnsi="Times New Roman"/>
+          <w:rFonts w:ascii="Barlow Semi Condensed" w:cs="Barlow Semi Condensed" w:eastAsia="Barlow Semi Condensed" w:hAnsi="Barlow Semi Condensed"/>
           <w:b/>
           <w:bCs/>
           <w:i w:val="false"/>
@@ -424,7 +424,7 @@
       </w:r>
       <w:r>
         <w:rPr>
-          <w:rFonts w:ascii="Times New Roman" w:cs="Times New Roman" w:eastAsia="Times New Roman" w:hAnsi="Times New Roman"/>
+          <w:rFonts w:ascii="Barlow Semi Condensed" w:cs="Barlow Semi Condensed" w:eastAsia="Barlow Semi Condensed" w:hAnsi="Barlow Semi Condensed"/>
           <w:i w:val="false"/>
           <w:iCs w:val="false"/>
           <w:sz w:val="24"/>
@@ -434,7 +434,7 @@
       </w:r>
       <w:r>
         <w:rPr>
-          <w:rFonts w:ascii="Times New Roman" w:cs="Times New Roman" w:eastAsia="Times New Roman" w:hAnsi="Times New Roman"/>
+          <w:rFonts w:ascii="Barlow Semi Condensed" w:cs="Barlow Semi Condensed" w:eastAsia="Barlow Semi Condensed" w:hAnsi="Barlow Semi Condensed"/>
           <w:b/>
           <w:bCs/>
           <w:i w:val="false"/>
@@ -446,7 +446,7 @@
       </w:r>
       <w:r>
         <w:rPr>
-          <w:rFonts w:ascii="Times New Roman" w:cs="Times New Roman" w:eastAsia="Times New Roman" w:hAnsi="Times New Roman"/>
+          <w:rFonts w:ascii="Barlow Semi Condensed" w:cs="Barlow Semi Condensed" w:eastAsia="Barlow Semi Condensed" w:hAnsi="Barlow Semi Condensed"/>
           <w:i w:val="false"/>
           <w:iCs w:val="false"/>
           <w:sz w:val="24"/>
@@ -456,7 +456,7 @@
       </w:r>
       <w:r>
         <w:rPr>
-          <w:rFonts w:ascii="Times New Roman" w:cs="Times New Roman" w:eastAsia="Times New Roman" w:hAnsi="Times New Roman"/>
+          <w:rFonts w:ascii="Barlow Semi Condensed" w:cs="Barlow Semi Condensed" w:eastAsia="Barlow Semi Condensed" w:hAnsi="Barlow Semi Condensed"/>
           <w:b/>
           <w:bCs/>
           <w:i w:val="false"/>
@@ -468,7 +468,7 @@
       </w:r>
       <w:r>
         <w:rPr>
-          <w:rFonts w:ascii="Times New Roman" w:cs="Times New Roman" w:eastAsia="Times New Roman" w:hAnsi="Times New Roman"/>
+          <w:rFonts w:ascii="Barlow Semi Condensed" w:cs="Barlow Semi Condensed" w:eastAsia="Barlow Semi Condensed" w:hAnsi="Barlow Semi Condensed"/>
           <w:i w:val="false"/>
           <w:iCs w:val="false"/>
           <w:sz w:val="24"/>
@@ -478,7 +478,7 @@
       </w:r>
       <w:r>
         <w:rPr>
-          <w:rFonts w:ascii="Times New Roman" w:cs="Times New Roman" w:eastAsia="Times New Roman" w:hAnsi="Times New Roman"/>
+          <w:rFonts w:ascii="Barlow Semi Condensed" w:cs="Barlow Semi Condensed" w:eastAsia="Barlow Semi Condensed" w:hAnsi="Barlow Semi Condensed"/>
           <w:i w:val="false"/>
           <w:iCs w:val="false"/>
           <w:sz w:val="24"/>
@@ -488,7 +488,7 @@
       </w:r>
       <w:r>
         <w:rPr>
-          <w:rFonts w:ascii="Times New Roman" w:cs="Times New Roman" w:eastAsia="Times New Roman" w:hAnsi="Times New Roman"/>
+          <w:rFonts w:ascii="Barlow Semi Condensed" w:cs="Barlow Semi Condensed" w:eastAsia="Barlow Semi Condensed" w:hAnsi="Barlow Semi Condensed"/>
           <w:i w:val="false"/>
           <w:iCs w:val="false"/>
           <w:sz w:val="24"/>
@@ -512,7 +512,7 @@
       </w:pPr>
       <w:r>
         <w:rPr>
-          <w:rFonts w:ascii="Times New Roman" w:cs="Times New Roman" w:eastAsia="Times New Roman" w:hAnsi="Times New Roman"/>
+          <w:rFonts w:ascii="Barlow Semi Condensed" w:cs="Barlow Semi Condensed" w:eastAsia="Barlow Semi Condensed" w:hAnsi="Barlow Semi Condensed"/>
           <w:sz w:val="24"/>
           <w:szCs w:val="24"/>
         </w:rPr>
@@ -526,7 +526,7 @@
       </w:pPr>
       <w:r>
         <w:rPr>
-          <w:rFonts w:ascii="Times New Roman" w:cs="Times New Roman" w:eastAsia="Times New Roman" w:hAnsi="Times New Roman"/>
+          <w:rFonts w:ascii="Barlow Semi Condensed" w:cs="Barlow Semi Condensed" w:eastAsia="Barlow Semi Condensed" w:hAnsi="Barlow Semi Condensed"/>
           <w:sz w:val="24"/>
           <w:szCs w:val="24"/>
         </w:rPr>
@@ -534,7 +534,7 @@
       </w:r>
       <w:r>
         <w:rPr>
-          <w:rFonts w:ascii="Times New Roman" w:cs="Times New Roman" w:eastAsia="Times New Roman" w:hAnsi="Times New Roman"/>
+          <w:rFonts w:ascii="Barlow Semi Condensed" w:cs="Barlow Semi Condensed" w:eastAsia="Barlow Semi Condensed" w:hAnsi="Barlow Semi Condensed"/>
           <w:b/>
           <w:bCs/>
           <w:sz w:val="24"/>
@@ -544,7 +544,7 @@
       </w:r>
       <w:r>
         <w:rPr>
-          <w:rFonts w:ascii="Times New Roman" w:cs="Times New Roman" w:eastAsia="Times New Roman" w:hAnsi="Times New Roman"/>
+          <w:rFonts w:ascii="Barlow Semi Condensed" w:cs="Barlow Semi Condensed" w:eastAsia="Barlow Semi Condensed" w:hAnsi="Barlow Semi Condensed"/>
           <w:sz w:val="24"/>
           <w:szCs w:val="24"/>
         </w:rPr>
@@ -552,7 +552,7 @@
       </w:r>
       <w:r>
         <w:rPr>
-          <w:rFonts w:ascii="Times New Roman" w:cs="Times New Roman" w:eastAsia="Times New Roman" w:hAnsi="Times New Roman"/>
+          <w:rFonts w:ascii="Barlow Semi Condensed" w:cs="Barlow Semi Condensed" w:eastAsia="Barlow Semi Condensed" w:hAnsi="Barlow Semi Condensed"/>
           <w:b/>
           <w:bCs/>
           <w:sz w:val="24"/>
@@ -562,7 +562,7 @@
       </w:r>
       <w:r>
         <w:rPr>
-          <w:rFonts w:ascii="Times New Roman" w:cs="Times New Roman" w:eastAsia="Times New Roman" w:hAnsi="Times New Roman"/>
+          <w:rFonts w:ascii="Barlow Semi Condensed" w:cs="Barlow Semi Condensed" w:eastAsia="Barlow Semi Condensed" w:hAnsi="Barlow Semi Condensed"/>
           <w:sz w:val="24"/>
           <w:szCs w:val="24"/>
         </w:rPr>
@@ -570,7 +570,7 @@
       </w:r>
       <w:r>
         <w:rPr>
-          <w:rFonts w:ascii="Times New Roman" w:cs="Times New Roman" w:eastAsia="Times New Roman" w:hAnsi="Times New Roman"/>
+          <w:rFonts w:ascii="Barlow Semi Condensed" w:cs="Barlow Semi Condensed" w:eastAsia="Barlow Semi Condensed" w:hAnsi="Barlow Semi Condensed"/>
           <w:b/>
           <w:bCs/>
           <w:sz w:val="24"/>
@@ -580,7 +580,7 @@
       </w:r>
       <w:r>
         <w:rPr>
-          <w:rFonts w:ascii="Times New Roman" w:cs="Times New Roman" w:eastAsia="Times New Roman" w:hAnsi="Times New Roman"/>
+          <w:rFonts w:ascii="Barlow Semi Condensed" w:cs="Barlow Semi Condensed" w:eastAsia="Barlow Semi Condensed" w:hAnsi="Barlow Semi Condensed"/>
           <w:sz w:val="24"/>
           <w:szCs w:val="24"/>
         </w:rPr>
@@ -588,7 +588,7 @@
       </w:r>
       <w:r>
         <w:rPr>
-          <w:rFonts w:ascii="Times New Roman" w:cs="Times New Roman" w:eastAsia="Times New Roman" w:hAnsi="Times New Roman"/>
+          <w:rFonts w:ascii="Barlow Semi Condensed" w:cs="Barlow Semi Condensed" w:eastAsia="Barlow Semi Condensed" w:hAnsi="Barlow Semi Condensed"/>
           <w:b/>
           <w:bCs/>
           <w:sz w:val="24"/>
@@ -598,7 +598,7 @@
       </w:r>
       <w:r>
         <w:rPr>
-          <w:rFonts w:ascii="Times New Roman" w:cs="Times New Roman" w:eastAsia="Times New Roman" w:hAnsi="Times New Roman"/>
+          <w:rFonts w:ascii="Barlow Semi Condensed" w:cs="Barlow Semi Condensed" w:eastAsia="Barlow Semi Condensed" w:hAnsi="Barlow Semi Condensed"/>
           <w:sz w:val="24"/>
           <w:szCs w:val="24"/>
         </w:rPr>
@@ -612,7 +612,7 @@
       </w:pPr>
       <w:r>
         <w:rPr>
-          <w:rFonts w:ascii="Times New Roman" w:cs="Times New Roman" w:eastAsia="Times New Roman" w:hAnsi="Times New Roman"/>
+          <w:rFonts w:ascii="Barlow Semi Condensed" w:cs="Barlow Semi Condensed" w:eastAsia="Barlow Semi Condensed" w:hAnsi="Barlow Semi Condensed"/>
           <w:sz w:val="24"/>
           <w:szCs w:val="24"/>
         </w:rPr>
@@ -620,7 +620,7 @@
       </w:r>
       <w:r>
         <w:rPr>
-          <w:rFonts w:ascii="Times New Roman" w:cs="Times New Roman" w:eastAsia="Times New Roman" w:hAnsi="Times New Roman"/>
+          <w:rFonts w:ascii="Barlow Semi Condensed" w:cs="Barlow Semi Condensed" w:eastAsia="Barlow Semi Condensed" w:hAnsi="Barlow Semi Condensed"/>
           <w:b/>
           <w:bCs/>
           <w:sz w:val="24"/>
@@ -630,7 +630,7 @@
       </w:r>
       <w:r>
         <w:rPr>
-          <w:rFonts w:ascii="Times New Roman" w:cs="Times New Roman" w:eastAsia="Times New Roman" w:hAnsi="Times New Roman"/>
+          <w:rFonts w:ascii="Barlow Semi Condensed" w:cs="Barlow Semi Condensed" w:eastAsia="Barlow Semi Condensed" w:hAnsi="Barlow Semi Condensed"/>
           <w:sz w:val="24"/>
           <w:szCs w:val="24"/>
         </w:rPr>
@@ -638,7 +638,7 @@
       </w:r>
       <w:r>
         <w:rPr>
-          <w:rFonts w:ascii="Times New Roman" w:cs="Times New Roman" w:eastAsia="Times New Roman" w:hAnsi="Times New Roman"/>
+          <w:rFonts w:ascii="Barlow Semi Condensed" w:cs="Barlow Semi Condensed" w:eastAsia="Barlow Semi Condensed" w:hAnsi="Barlow Semi Condensed"/>
           <w:b/>
           <w:bCs/>
           <w:sz w:val="24"/>
@@ -648,7 +648,7 @@
       </w:r>
       <w:r>
         <w:rPr>
-          <w:rFonts w:ascii="Times New Roman" w:cs="Times New Roman" w:eastAsia="Times New Roman" w:hAnsi="Times New Roman"/>
+          <w:rFonts w:ascii="Barlow Semi Condensed" w:cs="Barlow Semi Condensed" w:eastAsia="Barlow Semi Condensed" w:hAnsi="Barlow Semi Condensed"/>
           <w:sz w:val="24"/>
           <w:szCs w:val="24"/>
         </w:rPr>
@@ -662,7 +662,7 @@
       </w:pPr>
       <w:r>
         <w:rPr>
-          <w:rFonts w:ascii="Times New Roman" w:cs="Times New Roman" w:eastAsia="Times New Roman" w:hAnsi="Times New Roman"/>
+          <w:rFonts w:ascii="Barlow Semi Condensed" w:cs="Barlow Semi Condensed" w:eastAsia="Barlow Semi Condensed" w:hAnsi="Barlow Semi Condensed"/>
           <w:sz w:val="24"/>
           <w:szCs w:val="24"/>
         </w:rPr>
@@ -676,7 +676,7 @@
       </w:pPr>
       <w:r>
         <w:rPr>
-          <w:rFonts w:ascii="Times New Roman" w:cs="Times New Roman" w:eastAsia="Times New Roman" w:hAnsi="Times New Roman"/>
+          <w:rFonts w:ascii="Barlow Semi Condensed" w:cs="Barlow Semi Condensed" w:eastAsia="Barlow Semi Condensed" w:hAnsi="Barlow Semi Condensed"/>
           <w:sz w:val="24"/>
           <w:szCs w:val="24"/>
         </w:rPr>
@@ -684,7 +684,7 @@
       </w:r>
       <w:r>
         <w:rPr>
-          <w:rFonts w:ascii="Times New Roman" w:cs="Times New Roman" w:eastAsia="Times New Roman" w:hAnsi="Times New Roman"/>
+          <w:rFonts w:ascii="Barlow Semi Condensed" w:cs="Barlow Semi Condensed" w:eastAsia="Barlow Semi Condensed" w:hAnsi="Barlow Semi Condensed"/>
           <w:b/>
           <w:bCs/>
           <w:sz w:val="24"/>
@@ -694,7 +694,7 @@
       </w:r>
       <w:r>
         <w:rPr>
-          <w:rFonts w:ascii="Times New Roman" w:cs="Times New Roman" w:eastAsia="Times New Roman" w:hAnsi="Times New Roman"/>
+          <w:rFonts w:ascii="Barlow Semi Condensed" w:cs="Barlow Semi Condensed" w:eastAsia="Barlow Semi Condensed" w:hAnsi="Barlow Semi Condensed"/>
           <w:sz w:val="24"/>
           <w:szCs w:val="24"/>
         </w:rPr>
@@ -702,7 +702,7 @@
       </w:r>
       <w:r>
         <w:rPr>
-          <w:rFonts w:ascii="Times New Roman" w:cs="Times New Roman" w:eastAsia="Times New Roman" w:hAnsi="Times New Roman"/>
+          <w:rFonts w:ascii="Barlow Semi Condensed" w:cs="Barlow Semi Condensed" w:eastAsia="Barlow Semi Condensed" w:hAnsi="Barlow Semi Condensed"/>
           <w:b/>
           <w:bCs/>
           <w:sz w:val="24"/>
@@ -712,7 +712,7 @@
       </w:r>
       <w:r>
         <w:rPr>
-          <w:rFonts w:ascii="Times New Roman" w:cs="Times New Roman" w:eastAsia="Times New Roman" w:hAnsi="Times New Roman"/>
+          <w:rFonts w:ascii="Barlow Semi Condensed" w:cs="Barlow Semi Condensed" w:eastAsia="Barlow Semi Condensed" w:hAnsi="Barlow Semi Condensed"/>
           <w:sz w:val="24"/>
           <w:szCs w:val="24"/>
         </w:rPr>
@@ -720,7 +720,7 @@
       </w:r>
       <w:r>
         <w:rPr>
-          <w:rFonts w:ascii="Times New Roman" w:cs="Times New Roman" w:eastAsia="Times New Roman" w:hAnsi="Times New Roman"/>
+          <w:rFonts w:ascii="Barlow Semi Condensed" w:cs="Barlow Semi Condensed" w:eastAsia="Barlow Semi Condensed" w:hAnsi="Barlow Semi Condensed"/>
           <w:b/>
           <w:bCs/>
           <w:sz w:val="24"/>
@@ -730,7 +730,7 @@
       </w:r>
       <w:r>
         <w:rPr>
-          <w:rFonts w:ascii="Times New Roman" w:cs="Times New Roman" w:eastAsia="Times New Roman" w:hAnsi="Times New Roman"/>
+          <w:rFonts w:ascii="Barlow Semi Condensed" w:cs="Barlow Semi Condensed" w:eastAsia="Barlow Semi Condensed" w:hAnsi="Barlow Semi Condensed"/>
           <w:sz w:val="24"/>
           <w:szCs w:val="24"/>
         </w:rPr>
@@ -738,7 +738,7 @@
       </w:r>
       <w:r>
         <w:rPr>
-          <w:rFonts w:ascii="Times New Roman" w:cs="Times New Roman" w:eastAsia="Times New Roman" w:hAnsi="Times New Roman"/>
+          <w:rFonts w:ascii="Barlow Semi Condensed" w:cs="Barlow Semi Condensed" w:eastAsia="Barlow Semi Condensed" w:hAnsi="Barlow Semi Condensed"/>
           <w:b/>
           <w:bCs/>
           <w:sz w:val="24"/>
@@ -748,7 +748,7 @@
       </w:r>
       <w:r>
         <w:rPr>
-          <w:rFonts w:ascii="Times New Roman" w:cs="Times New Roman" w:eastAsia="Times New Roman" w:hAnsi="Times New Roman"/>
+          <w:rFonts w:ascii="Barlow Semi Condensed" w:cs="Barlow Semi Condensed" w:eastAsia="Barlow Semi Condensed" w:hAnsi="Barlow Semi Condensed"/>
           <w:sz w:val="24"/>
           <w:szCs w:val="24"/>
         </w:rPr>
@@ -756,7 +756,7 @@
       </w:r>
       <w:r>
         <w:rPr>
-          <w:rFonts w:ascii="Times New Roman" w:cs="Times New Roman" w:eastAsia="Times New Roman" w:hAnsi="Times New Roman"/>
+          <w:rFonts w:ascii="Barlow Semi Condensed" w:cs="Barlow Semi Condensed" w:eastAsia="Barlow Semi Condensed" w:hAnsi="Barlow Semi Condensed"/>
           <w:b/>
           <w:bCs/>
           <w:sz w:val="24"/>
@@ -766,7 +766,7 @@
       </w:r>
       <w:r>
         <w:rPr>
-          <w:rFonts w:ascii="Times New Roman" w:cs="Times New Roman" w:eastAsia="Times New Roman" w:hAnsi="Times New Roman"/>
+          <w:rFonts w:ascii="Barlow Semi Condensed" w:cs="Barlow Semi Condensed" w:eastAsia="Barlow Semi Condensed" w:hAnsi="Barlow Semi Condensed"/>
           <w:sz w:val="24"/>
           <w:szCs w:val="24"/>
         </w:rPr>
@@ -774,7 +774,7 @@
       </w:r>
       <w:r>
         <w:rPr>
-          <w:rFonts w:ascii="Times New Roman" w:cs="Times New Roman" w:eastAsia="Times New Roman" w:hAnsi="Times New Roman"/>
+          <w:rFonts w:ascii="Barlow Semi Condensed" w:cs="Barlow Semi Condensed" w:eastAsia="Barlow Semi Condensed" w:hAnsi="Barlow Semi Condensed"/>
           <w:b/>
           <w:bCs/>
           <w:sz w:val="24"/>
@@ -784,7 +784,7 @@
       </w:r>
       <w:r>
         <w:rPr>
-          <w:rFonts w:ascii="Times New Roman" w:cs="Times New Roman" w:eastAsia="Times New Roman" w:hAnsi="Times New Roman"/>
+          <w:rFonts w:ascii="Barlow Semi Condensed" w:cs="Barlow Semi Condensed" w:eastAsia="Barlow Semi Condensed" w:hAnsi="Barlow Semi Condensed"/>
           <w:sz w:val="24"/>
           <w:szCs w:val="24"/>
         </w:rPr>
@@ -792,7 +792,7 @@
       </w:r>
       <w:r>
         <w:rPr>
-          <w:rFonts w:ascii="Times New Roman" w:cs="Times New Roman" w:eastAsia="Times New Roman" w:hAnsi="Times New Roman"/>
+          <w:rFonts w:ascii="Barlow Semi Condensed" w:cs="Barlow Semi Condensed" w:eastAsia="Barlow Semi Condensed" w:hAnsi="Barlow Semi Condensed"/>
           <w:b/>
           <w:bCs/>
           <w:sz w:val="24"/>
@@ -802,7 +802,7 @@
       </w:r>
       <w:r>
         <w:rPr>
-          <w:rFonts w:ascii="Times New Roman" w:cs="Times New Roman" w:eastAsia="Times New Roman" w:hAnsi="Times New Roman"/>
+          <w:rFonts w:ascii="Barlow Semi Condensed" w:cs="Barlow Semi Condensed" w:eastAsia="Barlow Semi Condensed" w:hAnsi="Barlow Semi Condensed"/>
           <w:sz w:val="24"/>
           <w:szCs w:val="24"/>
         </w:rPr>
@@ -810,7 +810,7 @@
       </w:r>
       <w:r>
         <w:rPr>
-          <w:rFonts w:ascii="Times New Roman" w:cs="Times New Roman" w:eastAsia="Times New Roman" w:hAnsi="Times New Roman"/>
+          <w:rFonts w:ascii="Barlow Semi Condensed" w:cs="Barlow Semi Condensed" w:eastAsia="Barlow Semi Condensed" w:hAnsi="Barlow Semi Condensed"/>
           <w:i/>
           <w:iCs/>
           <w:sz w:val="24"/>
@@ -820,7 +820,7 @@
       </w:r>
       <w:r>
         <w:rPr>
-          <w:rFonts w:ascii="Times New Roman" w:cs="Times New Roman" w:eastAsia="Times New Roman" w:hAnsi="Times New Roman"/>
+          <w:rFonts w:ascii="Barlow Semi Condensed" w:cs="Barlow Semi Condensed" w:eastAsia="Barlow Semi Condensed" w:hAnsi="Barlow Semi Condensed"/>
           <w:sz w:val="24"/>
           <w:szCs w:val="24"/>
         </w:rPr>
@@ -828,7 +828,7 @@
       </w:r>
       <w:r>
         <w:rPr>
-          <w:rFonts w:ascii="Times New Roman" w:cs="Times New Roman" w:eastAsia="Times New Roman" w:hAnsi="Times New Roman"/>
+          <w:rFonts w:ascii="Barlow Semi Condensed" w:cs="Barlow Semi Condensed" w:eastAsia="Barlow Semi Condensed" w:hAnsi="Barlow Semi Condensed"/>
           <w:i/>
           <w:iCs/>
           <w:sz w:val="24"/>
@@ -838,7 +838,7 @@
       </w:r>
       <w:r>
         <w:rPr>
-          <w:rFonts w:ascii="Times New Roman" w:cs="Times New Roman" w:eastAsia="Times New Roman" w:hAnsi="Times New Roman"/>
+          <w:rFonts w:ascii="Barlow Semi Condensed" w:cs="Barlow Semi Condensed" w:eastAsia="Barlow Semi Condensed" w:hAnsi="Barlow Semi Condensed"/>
           <w:sz w:val="24"/>
           <w:szCs w:val="24"/>
         </w:rPr>
@@ -852,7 +852,7 @@
       </w:pPr>
       <w:r>
         <w:rPr>
-          <w:rFonts w:ascii="Times New Roman" w:cs="Times New Roman" w:eastAsia="Times New Roman" w:hAnsi="Times New Roman"/>
+          <w:rFonts w:ascii="Barlow Semi Condensed" w:cs="Barlow Semi Condensed" w:eastAsia="Barlow Semi Condensed" w:hAnsi="Barlow Semi Condensed"/>
           <w:sz w:val="24"/>
           <w:szCs w:val="24"/>
         </w:rPr>
@@ -860,7 +860,7 @@
       </w:r>
       <w:r>
         <w:rPr>
-          <w:rFonts w:ascii="Times New Roman" w:cs="Times New Roman" w:eastAsia="Times New Roman" w:hAnsi="Times New Roman"/>
+          <w:rFonts w:ascii="Barlow Semi Condensed" w:cs="Barlow Semi Condensed" w:eastAsia="Barlow Semi Condensed" w:hAnsi="Barlow Semi Condensed"/>
           <w:b/>
           <w:bCs/>
           <w:sz w:val="24"/>
@@ -870,7 +870,7 @@
       </w:r>
       <w:r>
         <w:rPr>
-          <w:rFonts w:ascii="Times New Roman" w:cs="Times New Roman" w:eastAsia="Times New Roman" w:hAnsi="Times New Roman"/>
+          <w:rFonts w:ascii="Barlow Semi Condensed" w:cs="Barlow Semi Condensed" w:eastAsia="Barlow Semi Condensed" w:hAnsi="Barlow Semi Condensed"/>
           <w:sz w:val="24"/>
           <w:szCs w:val="24"/>
         </w:rPr>
@@ -878,7 +878,7 @@
       </w:r>
       <w:r>
         <w:rPr>
-          <w:rFonts w:ascii="Times New Roman" w:cs="Times New Roman" w:eastAsia="Times New Roman" w:hAnsi="Times New Roman"/>
+          <w:rFonts w:ascii="Barlow Semi Condensed" w:cs="Barlow Semi Condensed" w:eastAsia="Barlow Semi Condensed" w:hAnsi="Barlow Semi Condensed"/>
           <w:b/>
           <w:bCs/>
           <w:sz w:val="24"/>
@@ -888,7 +888,7 @@
       </w:r>
       <w:r>
         <w:rPr>
-          <w:rFonts w:ascii="Times New Roman" w:cs="Times New Roman" w:eastAsia="Times New Roman" w:hAnsi="Times New Roman"/>
+          <w:rFonts w:ascii="Barlow Semi Condensed" w:cs="Barlow Semi Condensed" w:eastAsia="Barlow Semi Condensed" w:hAnsi="Barlow Semi Condensed"/>
           <w:sz w:val="24"/>
           <w:szCs w:val="24"/>
         </w:rPr>
@@ -896,7 +896,7 @@
       </w:r>
       <w:r>
         <w:rPr>
-          <w:rFonts w:ascii="Times New Roman" w:cs="Times New Roman" w:eastAsia="Times New Roman" w:hAnsi="Times New Roman"/>
+          <w:rFonts w:ascii="Barlow Semi Condensed" w:cs="Barlow Semi Condensed" w:eastAsia="Barlow Semi Condensed" w:hAnsi="Barlow Semi Condensed"/>
           <w:b/>
           <w:bCs/>
           <w:sz w:val="24"/>
@@ -906,7 +906,7 @@
       </w:r>
       <w:r>
         <w:rPr>
-          <w:rFonts w:ascii="Times New Roman" w:cs="Times New Roman" w:eastAsia="Times New Roman" w:hAnsi="Times New Roman"/>
+          <w:rFonts w:ascii="Barlow Semi Condensed" w:cs="Barlow Semi Condensed" w:eastAsia="Barlow Semi Condensed" w:hAnsi="Barlow Semi Condensed"/>
           <w:sz w:val="24"/>
           <w:szCs w:val="24"/>
         </w:rPr>
@@ -914,7 +914,7 @@
       </w:r>
       <w:r>
         <w:rPr>
-          <w:rFonts w:ascii="Times New Roman" w:cs="Times New Roman" w:eastAsia="Times New Roman" w:hAnsi="Times New Roman"/>
+          <w:rFonts w:ascii="Barlow Semi Condensed" w:cs="Barlow Semi Condensed" w:eastAsia="Barlow Semi Condensed" w:hAnsi="Barlow Semi Condensed"/>
           <w:b/>
           <w:bCs/>
           <w:sz w:val="24"/>
@@ -924,7 +924,7 @@
       </w:r>
       <w:r>
         <w:rPr>
-          <w:rFonts w:ascii="Times New Roman" w:cs="Times New Roman" w:eastAsia="Times New Roman" w:hAnsi="Times New Roman"/>
+          <w:rFonts w:ascii="Barlow Semi Condensed" w:cs="Barlow Semi Condensed" w:eastAsia="Barlow Semi Condensed" w:hAnsi="Barlow Semi Condensed"/>
           <w:sz w:val="24"/>
           <w:szCs w:val="24"/>
         </w:rPr>
@@ -938,7 +938,7 @@
       </w:pPr>
       <w:r>
         <w:rPr>
-          <w:rFonts w:ascii="Times New Roman" w:cs="Times New Roman" w:eastAsia="Times New Roman" w:hAnsi="Times New Roman"/>
+          <w:rFonts w:ascii="Barlow Semi Condensed" w:cs="Barlow Semi Condensed" w:eastAsia="Barlow Semi Condensed" w:hAnsi="Barlow Semi Condensed"/>
           <w:sz w:val="24"/>
           <w:szCs w:val="24"/>
         </w:rPr>
@@ -952,7 +952,7 @@
       </w:pPr>
       <w:r>
         <w:rPr>
-          <w:rFonts w:ascii="Times New Roman" w:cs="Times New Roman" w:eastAsia="Times New Roman" w:hAnsi="Times New Roman"/>
+          <w:rFonts w:ascii="Barlow Semi Condensed" w:cs="Barlow Semi Condensed" w:eastAsia="Barlow Semi Condensed" w:hAnsi="Barlow Semi Condensed"/>
           <w:sz w:val="24"/>
           <w:szCs w:val="24"/>
         </w:rPr>
@@ -960,7 +960,7 @@
       </w:r>
       <w:r>
         <w:rPr>
-          <w:rFonts w:ascii="Times New Roman" w:cs="Times New Roman" w:eastAsia="Times New Roman" w:hAnsi="Times New Roman"/>
+          <w:rFonts w:ascii="Barlow Semi Condensed" w:cs="Barlow Semi Condensed" w:eastAsia="Barlow Semi Condensed" w:hAnsi="Barlow Semi Condensed"/>
           <w:b/>
           <w:bCs/>
           <w:sz w:val="24"/>
@@ -970,7 +970,7 @@
       </w:r>
       <w:r>
         <w:rPr>
-          <w:rFonts w:ascii="Times New Roman" w:cs="Times New Roman" w:eastAsia="Times New Roman" w:hAnsi="Times New Roman"/>
+          <w:rFonts w:ascii="Barlow Semi Condensed" w:cs="Barlow Semi Condensed" w:eastAsia="Barlow Semi Condensed" w:hAnsi="Barlow Semi Condensed"/>
           <w:sz w:val="24"/>
           <w:szCs w:val="24"/>
         </w:rPr>
@@ -978,7 +978,7 @@
       </w:r>
       <w:r>
         <w:rPr>
-          <w:rFonts w:ascii="Times New Roman" w:cs="Times New Roman" w:eastAsia="Times New Roman" w:hAnsi="Times New Roman"/>
+          <w:rFonts w:ascii="Barlow Semi Condensed" w:cs="Barlow Semi Condensed" w:eastAsia="Barlow Semi Condensed" w:hAnsi="Barlow Semi Condensed"/>
           <w:b/>
           <w:bCs/>
           <w:sz w:val="24"/>
@@ -988,7 +988,7 @@
       </w:r>
       <w:r>
         <w:rPr>
-          <w:rFonts w:ascii="Times New Roman" w:cs="Times New Roman" w:eastAsia="Times New Roman" w:hAnsi="Times New Roman"/>
+          <w:rFonts w:ascii="Barlow Semi Condensed" w:cs="Barlow Semi Condensed" w:eastAsia="Barlow Semi Condensed" w:hAnsi="Barlow Semi Condensed"/>
           <w:sz w:val="24"/>
           <w:szCs w:val="24"/>
         </w:rPr>
@@ -996,7 +996,7 @@
       </w:r>
       <w:r>
         <w:rPr>
-          <w:rFonts w:ascii="Times New Roman" w:cs="Times New Roman" w:eastAsia="Times New Roman" w:hAnsi="Times New Roman"/>
+          <w:rFonts w:ascii="Barlow Semi Condensed" w:cs="Barlow Semi Condensed" w:eastAsia="Barlow Semi Condensed" w:hAnsi="Barlow Semi Condensed"/>
           <w:b/>
           <w:bCs/>
           <w:sz w:val="24"/>
@@ -1006,7 +1006,7 @@
       </w:r>
       <w:r>
         <w:rPr>
-          <w:rFonts w:ascii="Times New Roman" w:cs="Times New Roman" w:eastAsia="Times New Roman" w:hAnsi="Times New Roman"/>
+          <w:rFonts w:ascii="Barlow Semi Condensed" w:cs="Barlow Semi Condensed" w:eastAsia="Barlow Semi Condensed" w:hAnsi="Barlow Semi Condensed"/>
           <w:sz w:val="24"/>
           <w:szCs w:val="24"/>
         </w:rPr>
@@ -1020,7 +1020,7 @@
       </w:pPr>
       <w:r>
         <w:rPr>
-          <w:rFonts w:ascii="Times New Roman" w:cs="Times New Roman" w:eastAsia="Times New Roman" w:hAnsi="Times New Roman"/>
+          <w:rFonts w:ascii="Barlow Semi Condensed" w:cs="Barlow Semi Condensed" w:eastAsia="Barlow Semi Condensed" w:hAnsi="Barlow Semi Condensed"/>
           <w:sz w:val="24"/>
           <w:szCs w:val="24"/>
         </w:rPr>
@@ -1028,7 +1028,7 @@
       </w:r>
       <w:r>
         <w:rPr>
-          <w:rFonts w:ascii="Times New Roman" w:cs="Times New Roman" w:eastAsia="Times New Roman" w:hAnsi="Times New Roman"/>
+          <w:rFonts w:ascii="Barlow Semi Condensed" w:cs="Barlow Semi Condensed" w:eastAsia="Barlow Semi Condensed" w:hAnsi="Barlow Semi Condensed"/>
           <w:b/>
           <w:bCs/>
           <w:sz w:val="24"/>
@@ -1038,7 +1038,7 @@
       </w:r>
       <w:r>
         <w:rPr>
-          <w:rFonts w:ascii="Times New Roman" w:cs="Times New Roman" w:eastAsia="Times New Roman" w:hAnsi="Times New Roman"/>
+          <w:rFonts w:ascii="Barlow Semi Condensed" w:cs="Barlow Semi Condensed" w:eastAsia="Barlow Semi Condensed" w:hAnsi="Barlow Semi Condensed"/>
           <w:sz w:val="24"/>
           <w:szCs w:val="24"/>
         </w:rPr>
@@ -1052,7 +1052,7 @@
       </w:pPr>
       <w:r>
         <w:rPr>
-          <w:rFonts w:ascii="Times New Roman" w:cs="Times New Roman" w:eastAsia="Times New Roman" w:hAnsi="Times New Roman"/>
+          <w:rFonts w:ascii="Barlow Semi Condensed" w:cs="Barlow Semi Condensed" w:eastAsia="Barlow Semi Condensed" w:hAnsi="Barlow Semi Condensed"/>
           <w:sz w:val="24"/>
           <w:szCs w:val="24"/>
         </w:rPr>
@@ -1066,7 +1066,7 @@
       </w:pPr>
       <w:r>
         <w:rPr>
-          <w:rFonts w:ascii="Times New Roman" w:cs="Times New Roman" w:eastAsia="Times New Roman" w:hAnsi="Times New Roman"/>
+          <w:rFonts w:ascii="Barlow Semi Condensed" w:cs="Barlow Semi Condensed" w:eastAsia="Barlow Semi Condensed" w:hAnsi="Barlow Semi Condensed"/>
           <w:sz w:val="24"/>
           <w:szCs w:val="24"/>
         </w:rPr>
@@ -1074,7 +1074,7 @@
       </w:r>
       <w:r>
         <w:rPr>
-          <w:rFonts w:ascii="Times New Roman" w:cs="Times New Roman" w:eastAsia="Times New Roman" w:hAnsi="Times New Roman"/>
+          <w:rFonts w:ascii="Barlow Semi Condensed" w:cs="Barlow Semi Condensed" w:eastAsia="Barlow Semi Condensed" w:hAnsi="Barlow Semi Condensed"/>
           <w:b/>
           <w:bCs/>
           <w:sz w:val="24"/>
@@ -1084,7 +1084,7 @@
       </w:r>
       <w:r>
         <w:rPr>
-          <w:rFonts w:ascii="Times New Roman" w:cs="Times New Roman" w:eastAsia="Times New Roman" w:hAnsi="Times New Roman"/>
+          <w:rFonts w:ascii="Barlow Semi Condensed" w:cs="Barlow Semi Condensed" w:eastAsia="Barlow Semi Condensed" w:hAnsi="Barlow Semi Condensed"/>
           <w:sz w:val="24"/>
           <w:szCs w:val="24"/>
         </w:rPr>
@@ -1092,7 +1092,7 @@
       </w:r>
       <w:r>
         <w:rPr>
-          <w:rFonts w:ascii="Times New Roman" w:cs="Times New Roman" w:eastAsia="Times New Roman" w:hAnsi="Times New Roman"/>
+          <w:rFonts w:ascii="Barlow Semi Condensed" w:cs="Barlow Semi Condensed" w:eastAsia="Barlow Semi Condensed" w:hAnsi="Barlow Semi Condensed"/>
           <w:b/>
           <w:bCs/>
           <w:sz w:val="24"/>
@@ -1102,7 +1102,7 @@
       </w:r>
       <w:r>
         <w:rPr>
-          <w:rFonts w:ascii="Times New Roman" w:cs="Times New Roman" w:eastAsia="Times New Roman" w:hAnsi="Times New Roman"/>
+          <w:rFonts w:ascii="Barlow Semi Condensed" w:cs="Barlow Semi Condensed" w:eastAsia="Barlow Semi Condensed" w:hAnsi="Barlow Semi Condensed"/>
           <w:sz w:val="24"/>
           <w:szCs w:val="24"/>
         </w:rPr>
@@ -1110,7 +1110,7 @@
       </w:r>
       <w:r>
         <w:rPr>
-          <w:rFonts w:ascii="Times New Roman" w:cs="Times New Roman" w:eastAsia="Times New Roman" w:hAnsi="Times New Roman"/>
+          <w:rFonts w:ascii="Barlow Semi Condensed" w:cs="Barlow Semi Condensed" w:eastAsia="Barlow Semi Condensed" w:hAnsi="Barlow Semi Condensed"/>
           <w:b/>
           <w:bCs/>
           <w:sz w:val="24"/>
@@ -1120,7 +1120,7 @@
       </w:r>
       <w:r>
         <w:rPr>
-          <w:rFonts w:ascii="Times New Roman" w:cs="Times New Roman" w:eastAsia="Times New Roman" w:hAnsi="Times New Roman"/>
+          <w:rFonts w:ascii="Barlow Semi Condensed" w:cs="Barlow Semi Condensed" w:eastAsia="Barlow Semi Condensed" w:hAnsi="Barlow Semi Condensed"/>
           <w:sz w:val="24"/>
           <w:szCs w:val="24"/>
         </w:rPr>
@@ -1128,7 +1128,7 @@
       </w:r>
       <w:r>
         <w:rPr>
-          <w:rFonts w:ascii="Times New Roman" w:cs="Times New Roman" w:eastAsia="Times New Roman" w:hAnsi="Times New Roman"/>
+          <w:rFonts w:ascii="Barlow Semi Condensed" w:cs="Barlow Semi Condensed" w:eastAsia="Barlow Semi Condensed" w:hAnsi="Barlow Semi Condensed"/>
           <w:i/>
           <w:iCs/>
           <w:sz w:val="24"/>
@@ -1138,7 +1138,7 @@
       </w:r>
       <w:r>
         <w:rPr>
-          <w:rFonts w:ascii="Times New Roman" w:cs="Times New Roman" w:eastAsia="Times New Roman" w:hAnsi="Times New Roman"/>
+          <w:rFonts w:ascii="Barlow Semi Condensed" w:cs="Barlow Semi Condensed" w:eastAsia="Barlow Semi Condensed" w:hAnsi="Barlow Semi Condensed"/>
           <w:sz w:val="24"/>
           <w:szCs w:val="24"/>
         </w:rPr>
@@ -1152,7 +1152,7 @@
       </w:pPr>
       <w:r>
         <w:rPr>
-          <w:rFonts w:ascii="Times New Roman" w:cs="Times New Roman" w:eastAsia="Times New Roman" w:hAnsi="Times New Roman"/>
+          <w:rFonts w:ascii="Barlow Semi Condensed" w:cs="Barlow Semi Condensed" w:eastAsia="Barlow Semi Condensed" w:hAnsi="Barlow Semi Condensed"/>
           <w:sz w:val="24"/>
           <w:szCs w:val="24"/>
         </w:rPr>
@@ -1160,7 +1160,7 @@
       </w:r>
       <w:r>
         <w:rPr>
-          <w:rFonts w:ascii="Times New Roman" w:cs="Times New Roman" w:eastAsia="Times New Roman" w:hAnsi="Times New Roman"/>
+          <w:rFonts w:ascii="Barlow Semi Condensed" w:cs="Barlow Semi Condensed" w:eastAsia="Barlow Semi Condensed" w:hAnsi="Barlow Semi Condensed"/>
           <w:i/>
           <w:iCs/>
           <w:sz w:val="24"/>
@@ -1170,7 +1170,7 @@
       </w:r>
       <w:r>
         <w:rPr>
-          <w:rFonts w:ascii="Times New Roman" w:cs="Times New Roman" w:eastAsia="Times New Roman" w:hAnsi="Times New Roman"/>
+          <w:rFonts w:ascii="Barlow Semi Condensed" w:cs="Barlow Semi Condensed" w:eastAsia="Barlow Semi Condensed" w:hAnsi="Barlow Semi Condensed"/>
           <w:sz w:val="24"/>
           <w:szCs w:val="24"/>
         </w:rPr>
@@ -1178,7 +1178,7 @@
       </w:r>
       <w:r>
         <w:rPr>
-          <w:rFonts w:ascii="Times New Roman" w:cs="Times New Roman" w:eastAsia="Times New Roman" w:hAnsi="Times New Roman"/>
+          <w:rFonts w:ascii="Barlow Semi Condensed" w:cs="Barlow Semi Condensed" w:eastAsia="Barlow Semi Condensed" w:hAnsi="Barlow Semi Condensed"/>
           <w:b/>
           <w:bCs/>
           <w:sz w:val="24"/>
@@ -1188,7 +1188,7 @@
       </w:r>
       <w:r>
         <w:rPr>
-          <w:rFonts w:ascii="Times New Roman" w:cs="Times New Roman" w:eastAsia="Times New Roman" w:hAnsi="Times New Roman"/>
+          <w:rFonts w:ascii="Barlow Semi Condensed" w:cs="Barlow Semi Condensed" w:eastAsia="Barlow Semi Condensed" w:hAnsi="Barlow Semi Condensed"/>
           <w:sz w:val="24"/>
           <w:szCs w:val="24"/>
         </w:rPr>
@@ -1196,7 +1196,7 @@
       </w:r>
       <w:r>
         <w:rPr>
-          <w:rFonts w:ascii="Times New Roman" w:cs="Times New Roman" w:eastAsia="Times New Roman" w:hAnsi="Times New Roman"/>
+          <w:rFonts w:ascii="Barlow Semi Condensed" w:cs="Barlow Semi Condensed" w:eastAsia="Barlow Semi Condensed" w:hAnsi="Barlow Semi Condensed"/>
           <w:i/>
           <w:iCs/>
           <w:sz w:val="24"/>
@@ -1206,7 +1206,7 @@
       </w:r>
       <w:r>
         <w:rPr>
-          <w:rFonts w:ascii="Times New Roman" w:cs="Times New Roman" w:eastAsia="Times New Roman" w:hAnsi="Times New Roman"/>
+          <w:rFonts w:ascii="Barlow Semi Condensed" w:cs="Barlow Semi Condensed" w:eastAsia="Barlow Semi Condensed" w:hAnsi="Barlow Semi Condensed"/>
           <w:sz w:val="24"/>
           <w:szCs w:val="24"/>
         </w:rPr>
@@ -1214,7 +1214,7 @@
       </w:r>
       <w:r>
         <w:rPr>
-          <w:rFonts w:ascii="Times New Roman" w:cs="Times New Roman" w:eastAsia="Times New Roman" w:hAnsi="Times New Roman"/>
+          <w:rFonts w:ascii="Barlow Semi Condensed" w:cs="Barlow Semi Condensed" w:eastAsia="Barlow Semi Condensed" w:hAnsi="Barlow Semi Condensed"/>
           <w:b/>
           <w:bCs/>
           <w:sz w:val="24"/>
@@ -1224,7 +1224,7 @@
       </w:r>
       <w:r>
         <w:rPr>
-          <w:rFonts w:ascii="Times New Roman" w:cs="Times New Roman" w:eastAsia="Times New Roman" w:hAnsi="Times New Roman"/>
+          <w:rFonts w:ascii="Barlow Semi Condensed" w:cs="Barlow Semi Condensed" w:eastAsia="Barlow Semi Condensed" w:hAnsi="Barlow Semi Condensed"/>
           <w:sz w:val="24"/>
           <w:szCs w:val="24"/>
         </w:rPr>
@@ -1232,7 +1232,7 @@
       </w:r>
       <w:r>
         <w:rPr>
-          <w:rFonts w:ascii="Times New Roman" w:cs="Times New Roman" w:eastAsia="Times New Roman" w:hAnsi="Times New Roman"/>
+          <w:rFonts w:ascii="Barlow Semi Condensed" w:cs="Barlow Semi Condensed" w:eastAsia="Barlow Semi Condensed" w:hAnsi="Barlow Semi Condensed"/>
           <w:b/>
           <w:bCs/>
           <w:sz w:val="24"/>
@@ -1242,7 +1242,7 @@
       </w:r>
       <w:r>
         <w:rPr>
-          <w:rFonts w:ascii="Times New Roman" w:cs="Times New Roman" w:eastAsia="Times New Roman" w:hAnsi="Times New Roman"/>
+          <w:rFonts w:ascii="Barlow Semi Condensed" w:cs="Barlow Semi Condensed" w:eastAsia="Barlow Semi Condensed" w:hAnsi="Barlow Semi Condensed"/>
           <w:sz w:val="24"/>
           <w:szCs w:val="24"/>
         </w:rPr>
@@ -1256,7 +1256,7 @@
       </w:pPr>
       <w:r>
         <w:rPr>
-          <w:rFonts w:ascii="Times New Roman" w:cs="Times New Roman" w:eastAsia="Times New Roman" w:hAnsi="Times New Roman"/>
+          <w:rFonts w:ascii="Barlow Semi Condensed" w:cs="Barlow Semi Condensed" w:eastAsia="Barlow Semi Condensed" w:hAnsi="Barlow Semi Condensed"/>
           <w:sz w:val="24"/>
           <w:szCs w:val="24"/>
         </w:rPr>
@@ -1270,7 +1270,7 @@
       </w:pPr>
       <w:r>
         <w:rPr>
-          <w:rFonts w:ascii="Times New Roman" w:cs="Times New Roman" w:eastAsia="Times New Roman" w:hAnsi="Times New Roman"/>
+          <w:rFonts w:ascii="Barlow Semi Condensed" w:cs="Barlow Semi Condensed" w:eastAsia="Barlow Semi Condensed" w:hAnsi="Barlow Semi Condensed"/>
           <w:sz w:val="24"/>
           <w:szCs w:val="24"/>
         </w:rPr>
@@ -1278,7 +1278,7 @@
       </w:r>
       <w:r>
         <w:rPr>
-          <w:rFonts w:ascii="Times New Roman" w:cs="Times New Roman" w:eastAsia="Times New Roman" w:hAnsi="Times New Roman"/>
+          <w:rFonts w:ascii="Barlow Semi Condensed" w:cs="Barlow Semi Condensed" w:eastAsia="Barlow Semi Condensed" w:hAnsi="Barlow Semi Condensed"/>
           <w:b/>
           <w:bCs/>
           <w:sz w:val="24"/>
@@ -1288,7 +1288,7 @@
       </w:r>
       <w:r>
         <w:rPr>
-          <w:rFonts w:ascii="Times New Roman" w:cs="Times New Roman" w:eastAsia="Times New Roman" w:hAnsi="Times New Roman"/>
+          <w:rFonts w:ascii="Barlow Semi Condensed" w:cs="Barlow Semi Condensed" w:eastAsia="Barlow Semi Condensed" w:hAnsi="Barlow Semi Condensed"/>
           <w:sz w:val="24"/>
           <w:szCs w:val="24"/>
         </w:rPr>
@@ -1296,7 +1296,7 @@
       </w:r>
       <w:r>
         <w:rPr>
-          <w:rFonts w:ascii="Times New Roman" w:cs="Times New Roman" w:eastAsia="Times New Roman" w:hAnsi="Times New Roman"/>
+          <w:rFonts w:ascii="Barlow Semi Condensed" w:cs="Barlow Semi Condensed" w:eastAsia="Barlow Semi Condensed" w:hAnsi="Barlow Semi Condensed"/>
           <w:b/>
           <w:bCs/>
           <w:sz w:val="24"/>
@@ -1306,7 +1306,7 @@
       </w:r>
       <w:r>
         <w:rPr>
-          <w:rFonts w:ascii="Times New Roman" w:cs="Times New Roman" w:eastAsia="Times New Roman" w:hAnsi="Times New Roman"/>
+          <w:rFonts w:ascii="Barlow Semi Condensed" w:cs="Barlow Semi Condensed" w:eastAsia="Barlow Semi Condensed" w:hAnsi="Barlow Semi Condensed"/>
           <w:sz w:val="24"/>
           <w:szCs w:val="24"/>
         </w:rPr>
@@ -1314,7 +1314,7 @@
       </w:r>
       <w:r>
         <w:rPr>
-          <w:rFonts w:ascii="Times New Roman" w:cs="Times New Roman" w:eastAsia="Times New Roman" w:hAnsi="Times New Roman"/>
+          <w:rFonts w:ascii="Barlow Semi Condensed" w:cs="Barlow Semi Condensed" w:eastAsia="Barlow Semi Condensed" w:hAnsi="Barlow Semi Condensed"/>
           <w:b/>
           <w:bCs/>
           <w:sz w:val="24"/>
@@ -1324,7 +1324,7 @@
       </w:r>
       <w:r>
         <w:rPr>
-          <w:rFonts w:ascii="Times New Roman" w:cs="Times New Roman" w:eastAsia="Times New Roman" w:hAnsi="Times New Roman"/>
+          <w:rFonts w:ascii="Barlow Semi Condensed" w:cs="Barlow Semi Condensed" w:eastAsia="Barlow Semi Condensed" w:hAnsi="Barlow Semi Condensed"/>
           <w:sz w:val="24"/>
           <w:szCs w:val="24"/>
         </w:rPr>
@@ -1332,7 +1332,7 @@
       </w:r>
       <w:r>
         <w:rPr>
-          <w:rFonts w:ascii="Times New Roman" w:cs="Times New Roman" w:eastAsia="Times New Roman" w:hAnsi="Times New Roman"/>
+          <w:rFonts w:ascii="Barlow Semi Condensed" w:cs="Barlow Semi Condensed" w:eastAsia="Barlow Semi Condensed" w:hAnsi="Barlow Semi Condensed"/>
           <w:b/>
           <w:bCs/>
           <w:sz w:val="24"/>
@@ -1342,7 +1342,7 @@
       </w:r>
       <w:r>
         <w:rPr>
-          <w:rFonts w:ascii="Times New Roman" w:cs="Times New Roman" w:eastAsia="Times New Roman" w:hAnsi="Times New Roman"/>
+          <w:rFonts w:ascii="Barlow Semi Condensed" w:cs="Barlow Semi Condensed" w:eastAsia="Barlow Semi Condensed" w:hAnsi="Barlow Semi Condensed"/>
           <w:sz w:val="24"/>
           <w:szCs w:val="24"/>
         </w:rPr>
@@ -1350,7 +1350,7 @@
       </w:r>
       <w:r>
         <w:rPr>
-          <w:rFonts w:ascii="Times New Roman" w:cs="Times New Roman" w:eastAsia="Times New Roman" w:hAnsi="Times New Roman"/>
+          <w:rFonts w:ascii="Barlow Semi Condensed" w:cs="Barlow Semi Condensed" w:eastAsia="Barlow Semi Condensed" w:hAnsi="Barlow Semi Condensed"/>
           <w:i/>
           <w:iCs/>
           <w:sz w:val="24"/>
@@ -1360,7 +1360,7 @@
       </w:r>
       <w:r>
         <w:rPr>
-          <w:rFonts w:ascii="Times New Roman" w:cs="Times New Roman" w:eastAsia="Times New Roman" w:hAnsi="Times New Roman"/>
+          <w:rFonts w:ascii="Barlow Semi Condensed" w:cs="Barlow Semi Condensed" w:eastAsia="Barlow Semi Condensed" w:hAnsi="Barlow Semi Condensed"/>
           <w:sz w:val="24"/>
           <w:szCs w:val="24"/>
         </w:rPr>
@@ -1368,7 +1368,7 @@
       </w:r>
       <w:r>
         <w:rPr>
-          <w:rFonts w:ascii="Times New Roman" w:cs="Times New Roman" w:eastAsia="Times New Roman" w:hAnsi="Times New Roman"/>
+          <w:rFonts w:ascii="Barlow Semi Condensed" w:cs="Barlow Semi Condensed" w:eastAsia="Barlow Semi Condensed" w:hAnsi="Barlow Semi Condensed"/>
           <w:b/>
           <w:bCs/>
           <w:sz w:val="24"/>
@@ -1378,7 +1378,7 @@
       </w:r>
       <w:r>
         <w:rPr>
-          <w:rFonts w:ascii="Times New Roman" w:cs="Times New Roman" w:eastAsia="Times New Roman" w:hAnsi="Times New Roman"/>
+          <w:rFonts w:ascii="Barlow Semi Condensed" w:cs="Barlow Semi Condensed" w:eastAsia="Barlow Semi Condensed" w:hAnsi="Barlow Semi Condensed"/>
           <w:sz w:val="24"/>
           <w:szCs w:val="24"/>
         </w:rPr>
@@ -1386,7 +1386,7 @@
       </w:r>
       <w:r>
         <w:rPr>
-          <w:rFonts w:ascii="Times New Roman" w:cs="Times New Roman" w:eastAsia="Times New Roman" w:hAnsi="Times New Roman"/>
+          <w:rFonts w:ascii="Barlow Semi Condensed" w:cs="Barlow Semi Condensed" w:eastAsia="Barlow Semi Condensed" w:hAnsi="Barlow Semi Condensed"/>
           <w:b/>
           <w:bCs/>
           <w:sz w:val="24"/>
@@ -1396,7 +1396,7 @@
       </w:r>
       <w:r>
         <w:rPr>
-          <w:rFonts w:ascii="Times New Roman" w:cs="Times New Roman" w:eastAsia="Times New Roman" w:hAnsi="Times New Roman"/>
+          <w:rFonts w:ascii="Barlow Semi Condensed" w:cs="Barlow Semi Condensed" w:eastAsia="Barlow Semi Condensed" w:hAnsi="Barlow Semi Condensed"/>
           <w:sz w:val="24"/>
           <w:szCs w:val="24"/>
         </w:rPr>
@@ -1404,7 +1404,7 @@
       </w:r>
       <w:r>
         <w:rPr>
-          <w:rFonts w:ascii="Times New Roman" w:cs="Times New Roman" w:eastAsia="Times New Roman" w:hAnsi="Times New Roman"/>
+          <w:rFonts w:ascii="Barlow Semi Condensed" w:cs="Barlow Semi Condensed" w:eastAsia="Barlow Semi Condensed" w:hAnsi="Barlow Semi Condensed"/>
           <w:b/>
           <w:bCs/>
           <w:sz w:val="24"/>
@@ -1414,7 +1414,7 @@
       </w:r>
       <w:r>
         <w:rPr>
-          <w:rFonts w:ascii="Times New Roman" w:cs="Times New Roman" w:eastAsia="Times New Roman" w:hAnsi="Times New Roman"/>
+          <w:rFonts w:ascii="Barlow Semi Condensed" w:cs="Barlow Semi Condensed" w:eastAsia="Barlow Semi Condensed" w:hAnsi="Barlow Semi Condensed"/>
           <w:sz w:val="24"/>
           <w:szCs w:val="24"/>
         </w:rPr>
@@ -1422,7 +1422,7 @@
       </w:r>
       <w:r>
         <w:rPr>
-          <w:rFonts w:ascii="Times New Roman" w:cs="Times New Roman" w:eastAsia="Times New Roman" w:hAnsi="Times New Roman"/>
+          <w:rFonts w:ascii="Barlow Semi Condensed" w:cs="Barlow Semi Condensed" w:eastAsia="Barlow Semi Condensed" w:hAnsi="Barlow Semi Condensed"/>
           <w:i/>
           <w:iCs/>
           <w:sz w:val="24"/>
@@ -1432,7 +1432,7 @@
       </w:r>
       <w:r>
         <w:rPr>
-          <w:rFonts w:ascii="Times New Roman" w:cs="Times New Roman" w:eastAsia="Times New Roman" w:hAnsi="Times New Roman"/>
+          <w:rFonts w:ascii="Barlow Semi Condensed" w:cs="Barlow Semi Condensed" w:eastAsia="Barlow Semi Condensed" w:hAnsi="Barlow Semi Condensed"/>
           <w:sz w:val="24"/>
           <w:szCs w:val="24"/>
         </w:rPr>
@@ -1446,7 +1446,7 @@
       </w:pPr>
       <w:r>
         <w:rPr>
-          <w:rFonts w:ascii="Times New Roman" w:cs="Times New Roman" w:eastAsia="Times New Roman" w:hAnsi="Times New Roman"/>
+          <w:rFonts w:ascii="Barlow Semi Condensed" w:cs="Barlow Semi Condensed" w:eastAsia="Barlow Semi Condensed" w:hAnsi="Barlow Semi Condensed"/>
           <w:sz w:val="24"/>
           <w:szCs w:val="24"/>
         </w:rPr>
@@ -1460,7 +1460,7 @@
       </w:pPr>
       <w:r>
         <w:rPr>
-          <w:rFonts w:ascii="Times New Roman" w:cs="Times New Roman" w:eastAsia="Times New Roman" w:hAnsi="Times New Roman"/>
+          <w:rFonts w:ascii="Barlow Semi Condensed" w:cs="Barlow Semi Condensed" w:eastAsia="Barlow Semi Condensed" w:hAnsi="Barlow Semi Condensed"/>
           <w:sz w:val="24"/>
           <w:szCs w:val="24"/>
         </w:rPr>
@@ -1468,7 +1468,7 @@
       </w:r>
       <w:r>
         <w:rPr>
-          <w:rFonts w:ascii="Times New Roman" w:cs="Times New Roman" w:eastAsia="Times New Roman" w:hAnsi="Times New Roman"/>
+          <w:rFonts w:ascii="Barlow Semi Condensed" w:cs="Barlow Semi Condensed" w:eastAsia="Barlow Semi Condensed" w:hAnsi="Barlow Semi Condensed"/>
           <w:b/>
           <w:bCs/>
           <w:sz w:val="24"/>
@@ -1478,7 +1478,7 @@
       </w:r>
       <w:r>
         <w:rPr>
-          <w:rFonts w:ascii="Times New Roman" w:cs="Times New Roman" w:eastAsia="Times New Roman" w:hAnsi="Times New Roman"/>
+          <w:rFonts w:ascii="Barlow Semi Condensed" w:cs="Barlow Semi Condensed" w:eastAsia="Barlow Semi Condensed" w:hAnsi="Barlow Semi Condensed"/>
           <w:sz w:val="24"/>
           <w:szCs w:val="24"/>
         </w:rPr>
@@ -1492,7 +1492,7 @@
       </w:pPr>
       <w:r>
         <w:rPr>
-          <w:rFonts w:ascii="Times New Roman" w:cs="Times New Roman" w:eastAsia="Times New Roman" w:hAnsi="Times New Roman"/>
+          <w:rFonts w:ascii="Barlow Semi Condensed" w:cs="Barlow Semi Condensed" w:eastAsia="Barlow Semi Condensed" w:hAnsi="Barlow Semi Condensed"/>
           <w:b/>
           <w:bCs/>
           <w:sz w:val="24"/>
@@ -1502,7 +1502,7 @@
       </w:r>
       <w:r>
         <w:rPr>
-          <w:rFonts w:ascii="Times New Roman" w:cs="Times New Roman" w:eastAsia="Times New Roman" w:hAnsi="Times New Roman"/>
+          <w:rFonts w:ascii="Barlow Semi Condensed" w:cs="Barlow Semi Condensed" w:eastAsia="Barlow Semi Condensed" w:hAnsi="Barlow Semi Condensed"/>
           <w:sz w:val="24"/>
           <w:szCs w:val="24"/>
         </w:rPr>
@@ -1510,7 +1510,7 @@
       </w:r>
       <w:r>
         <w:rPr>
-          <w:rFonts w:ascii="Times New Roman" w:cs="Times New Roman" w:eastAsia="Times New Roman" w:hAnsi="Times New Roman"/>
+          <w:rFonts w:ascii="Barlow Semi Condensed" w:cs="Barlow Semi Condensed" w:eastAsia="Barlow Semi Condensed" w:hAnsi="Barlow Semi Condensed"/>
           <w:b/>
           <w:bCs/>
           <w:sz w:val="24"/>
@@ -1520,7 +1520,7 @@
       </w:r>
       <w:r>
         <w:rPr>
-          <w:rFonts w:ascii="Times New Roman" w:cs="Times New Roman" w:eastAsia="Times New Roman" w:hAnsi="Times New Roman"/>
+          <w:rFonts w:ascii="Barlow Semi Condensed" w:cs="Barlow Semi Condensed" w:eastAsia="Barlow Semi Condensed" w:hAnsi="Barlow Semi Condensed"/>
           <w:sz w:val="24"/>
           <w:szCs w:val="24"/>
         </w:rPr>
@@ -1528,7 +1528,7 @@
       </w:r>
       <w:r>
         <w:rPr>
-          <w:rFonts w:ascii="Times New Roman" w:cs="Times New Roman" w:eastAsia="Times New Roman" w:hAnsi="Times New Roman"/>
+          <w:rFonts w:ascii="Barlow Semi Condensed" w:cs="Barlow Semi Condensed" w:eastAsia="Barlow Semi Condensed" w:hAnsi="Barlow Semi Condensed"/>
           <w:b/>
           <w:bCs/>
           <w:sz w:val="24"/>
@@ -1538,7 +1538,7 @@
       </w:r>
       <w:r>
         <w:rPr>
-          <w:rFonts w:ascii="Times New Roman" w:cs="Times New Roman" w:eastAsia="Times New Roman" w:hAnsi="Times New Roman"/>
+          <w:rFonts w:ascii="Barlow Semi Condensed" w:cs="Barlow Semi Condensed" w:eastAsia="Barlow Semi Condensed" w:hAnsi="Barlow Semi Condensed"/>
           <w:sz w:val="24"/>
           <w:szCs w:val="24"/>
         </w:rPr>
@@ -1546,7 +1546,7 @@
       </w:r>
       <w:r>
         <w:rPr>
-          <w:rFonts w:ascii="Times New Roman" w:cs="Times New Roman" w:eastAsia="Times New Roman" w:hAnsi="Times New Roman"/>
+          <w:rFonts w:ascii="Barlow Semi Condensed" w:cs="Barlow Semi Condensed" w:eastAsia="Barlow Semi Condensed" w:hAnsi="Barlow Semi Condensed"/>
           <w:b/>
           <w:bCs/>
           <w:sz w:val="24"/>
@@ -1556,7 +1556,7 @@
       </w:r>
       <w:r>
         <w:rPr>
-          <w:rFonts w:ascii="Times New Roman" w:cs="Times New Roman" w:eastAsia="Times New Roman" w:hAnsi="Times New Roman"/>
+          <w:rFonts w:ascii="Barlow Semi Condensed" w:cs="Barlow Semi Condensed" w:eastAsia="Barlow Semi Condensed" w:hAnsi="Barlow Semi Condensed"/>
           <w:sz w:val="24"/>
           <w:szCs w:val="24"/>
         </w:rPr>
@@ -1564,7 +1564,7 @@
       </w:r>
       <w:r>
         <w:rPr>
-          <w:rFonts w:ascii="Times New Roman" w:cs="Times New Roman" w:eastAsia="Times New Roman" w:hAnsi="Times New Roman"/>
+          <w:rFonts w:ascii="Barlow Semi Condensed" w:cs="Barlow Semi Condensed" w:eastAsia="Barlow Semi Condensed" w:hAnsi="Barlow Semi Condensed"/>
           <w:b/>
           <w:bCs/>
           <w:sz w:val="24"/>
@@ -1574,7 +1574,7 @@
       </w:r>
       <w:r>
         <w:rPr>
-          <w:rFonts w:ascii="Times New Roman" w:cs="Times New Roman" w:eastAsia="Times New Roman" w:hAnsi="Times New Roman"/>
+          <w:rFonts w:ascii="Barlow Semi Condensed" w:cs="Barlow Semi Condensed" w:eastAsia="Barlow Semi Condensed" w:hAnsi="Barlow Semi Condensed"/>
           <w:sz w:val="24"/>
           <w:szCs w:val="24"/>
         </w:rPr>
@@ -1582,7 +1582,7 @@
       </w:r>
       <w:r>
         <w:rPr>
-          <w:rFonts w:ascii="Times New Roman" w:cs="Times New Roman" w:eastAsia="Times New Roman" w:hAnsi="Times New Roman"/>
+          <w:rFonts w:ascii="Barlow Semi Condensed" w:cs="Barlow Semi Condensed" w:eastAsia="Barlow Semi Condensed" w:hAnsi="Barlow Semi Condensed"/>
           <w:i/>
           <w:iCs/>
           <w:sz w:val="24"/>
@@ -1592,7 +1592,7 @@
       </w:r>
       <w:r>
         <w:rPr>
-          <w:rFonts w:ascii="Times New Roman" w:cs="Times New Roman" w:eastAsia="Times New Roman" w:hAnsi="Times New Roman"/>
+          <w:rFonts w:ascii="Barlow Semi Condensed" w:cs="Barlow Semi Condensed" w:eastAsia="Barlow Semi Condensed" w:hAnsi="Barlow Semi Condensed"/>
           <w:sz w:val="24"/>
           <w:szCs w:val="24"/>
         </w:rPr>
@@ -1600,7 +1600,7 @@
       </w:r>
       <w:r>
         <w:rPr>
-          <w:rFonts w:ascii="Times New Roman" w:cs="Times New Roman" w:eastAsia="Times New Roman" w:hAnsi="Times New Roman"/>
+          <w:rFonts w:ascii="Barlow Semi Condensed" w:cs="Barlow Semi Condensed" w:eastAsia="Barlow Semi Condensed" w:hAnsi="Barlow Semi Condensed"/>
           <w:b/>
           <w:bCs/>
           <w:sz w:val="24"/>
@@ -1610,7 +1610,7 @@
       </w:r>
       <w:r>
         <w:rPr>
-          <w:rFonts w:ascii="Times New Roman" w:cs="Times New Roman" w:eastAsia="Times New Roman" w:hAnsi="Times New Roman"/>
+          <w:rFonts w:ascii="Barlow Semi Condensed" w:cs="Barlow Semi Condensed" w:eastAsia="Barlow Semi Condensed" w:hAnsi="Barlow Semi Condensed"/>
           <w:sz w:val="24"/>
           <w:szCs w:val="24"/>
         </w:rPr>
@@ -1618,7 +1618,7 @@
       </w:r>
       <w:r>
         <w:rPr>
-          <w:rFonts w:ascii="Times New Roman" w:cs="Times New Roman" w:eastAsia="Times New Roman" w:hAnsi="Times New Roman"/>
+          <w:rFonts w:ascii="Barlow Semi Condensed" w:cs="Barlow Semi Condensed" w:eastAsia="Barlow Semi Condensed" w:hAnsi="Barlow Semi Condensed"/>
           <w:b/>
           <w:bCs/>
           <w:sz w:val="24"/>
@@ -1628,7 +1628,7 @@
       </w:r>
       <w:r>
         <w:rPr>
-          <w:rFonts w:ascii="Times New Roman" w:cs="Times New Roman" w:eastAsia="Times New Roman" w:hAnsi="Times New Roman"/>
+          <w:rFonts w:ascii="Barlow Semi Condensed" w:cs="Barlow Semi Condensed" w:eastAsia="Barlow Semi Condensed" w:hAnsi="Barlow Semi Condensed"/>
           <w:sz w:val="24"/>
           <w:szCs w:val="24"/>
         </w:rPr>
@@ -1636,7 +1636,7 @@
       </w:r>
       <w:r>
         <w:rPr>
-          <w:rFonts w:ascii="Times New Roman" w:cs="Times New Roman" w:eastAsia="Times New Roman" w:hAnsi="Times New Roman"/>
+          <w:rFonts w:ascii="Barlow Semi Condensed" w:cs="Barlow Semi Condensed" w:eastAsia="Barlow Semi Condensed" w:hAnsi="Barlow Semi Condensed"/>
           <w:b/>
           <w:bCs/>
           <w:sz w:val="24"/>
@@ -1646,7 +1646,7 @@
       </w:r>
       <w:r>
         <w:rPr>
-          <w:rFonts w:ascii="Times New Roman" w:cs="Times New Roman" w:eastAsia="Times New Roman" w:hAnsi="Times New Roman"/>
+          <w:rFonts w:ascii="Barlow Semi Condensed" w:cs="Barlow Semi Condensed" w:eastAsia="Barlow Semi Condensed" w:hAnsi="Barlow Semi Condensed"/>
           <w:sz w:val="24"/>
           <w:szCs w:val="24"/>
         </w:rPr>
@@ -1660,7 +1660,7 @@
       </w:pPr>
       <w:r>
         <w:rPr>
-          <w:rFonts w:ascii="Times New Roman" w:cs="Times New Roman" w:eastAsia="Times New Roman" w:hAnsi="Times New Roman"/>
+          <w:rFonts w:ascii="Barlow Semi Condensed" w:cs="Barlow Semi Condensed" w:eastAsia="Barlow Semi Condensed" w:hAnsi="Barlow Semi Condensed"/>
           <w:b/>
           <w:bCs/>
           <w:sz w:val="24"/>
@@ -1670,7 +1670,7 @@
       </w:r>
       <w:r>
         <w:rPr>
-          <w:rFonts w:ascii="Times New Roman" w:cs="Times New Roman" w:eastAsia="Times New Roman" w:hAnsi="Times New Roman"/>
+          <w:rFonts w:ascii="Barlow Semi Condensed" w:cs="Barlow Semi Condensed" w:eastAsia="Barlow Semi Condensed" w:hAnsi="Barlow Semi Condensed"/>
           <w:sz w:val="24"/>
           <w:szCs w:val="24"/>
         </w:rPr>
@@ -1678,7 +1678,7 @@
       </w:r>
       <w:r>
         <w:rPr>
-          <w:rFonts w:ascii="Times New Roman" w:cs="Times New Roman" w:eastAsia="Times New Roman" w:hAnsi="Times New Roman"/>
+          <w:rFonts w:ascii="Barlow Semi Condensed" w:cs="Barlow Semi Condensed" w:eastAsia="Barlow Semi Condensed" w:hAnsi="Barlow Semi Condensed"/>
           <w:b/>
           <w:bCs/>
           <w:sz w:val="24"/>
@@ -1688,7 +1688,7 @@
       </w:r>
       <w:r>
         <w:rPr>
-          <w:rFonts w:ascii="Times New Roman" w:cs="Times New Roman" w:eastAsia="Times New Roman" w:hAnsi="Times New Roman"/>
+          <w:rFonts w:ascii="Barlow Semi Condensed" w:cs="Barlow Semi Condensed" w:eastAsia="Barlow Semi Condensed" w:hAnsi="Barlow Semi Condensed"/>
           <w:sz w:val="24"/>
           <w:szCs w:val="24"/>
         </w:rPr>
@@ -1696,7 +1696,7 @@
       </w:r>
       <w:r>
         <w:rPr>
-          <w:rFonts w:ascii="Times New Roman" w:cs="Times New Roman" w:eastAsia="Times New Roman" w:hAnsi="Times New Roman"/>
+          <w:rFonts w:ascii="Barlow Semi Condensed" w:cs="Barlow Semi Condensed" w:eastAsia="Barlow Semi Condensed" w:hAnsi="Barlow Semi Condensed"/>
           <w:b/>
           <w:bCs/>
           <w:sz w:val="24"/>
@@ -1706,7 +1706,7 @@
       </w:r>
       <w:r>
         <w:rPr>
-          <w:rFonts w:ascii="Times New Roman" w:cs="Times New Roman" w:eastAsia="Times New Roman" w:hAnsi="Times New Roman"/>
+          <w:rFonts w:ascii="Barlow Semi Condensed" w:cs="Barlow Semi Condensed" w:eastAsia="Barlow Semi Condensed" w:hAnsi="Barlow Semi Condensed"/>
           <w:sz w:val="24"/>
           <w:szCs w:val="24"/>
         </w:rPr>
@@ -1714,7 +1714,7 @@
       </w:r>
       <w:r>
         <w:rPr>
-          <w:rFonts w:ascii="Times New Roman" w:cs="Times New Roman" w:eastAsia="Times New Roman" w:hAnsi="Times New Roman"/>
+          <w:rFonts w:ascii="Barlow Semi Condensed" w:cs="Barlow Semi Condensed" w:eastAsia="Barlow Semi Condensed" w:hAnsi="Barlow Semi Condensed"/>
           <w:b/>
           <w:bCs/>
           <w:sz w:val="24"/>
@@ -1724,7 +1724,7 @@
       </w:r>
       <w:r>
         <w:rPr>
-          <w:rFonts w:ascii="Times New Roman" w:cs="Times New Roman" w:eastAsia="Times New Roman" w:hAnsi="Times New Roman"/>
+          <w:rFonts w:ascii="Barlow Semi Condensed" w:cs="Barlow Semi Condensed" w:eastAsia="Barlow Semi Condensed" w:hAnsi="Barlow Semi Condensed"/>
           <w:sz w:val="24"/>
           <w:szCs w:val="24"/>
         </w:rPr>
@@ -1732,7 +1732,7 @@
       </w:r>
       <w:r>
         <w:rPr>
-          <w:rFonts w:ascii="Times New Roman" w:cs="Times New Roman" w:eastAsia="Times New Roman" w:hAnsi="Times New Roman"/>
+          <w:rFonts w:ascii="Barlow Semi Condensed" w:cs="Barlow Semi Condensed" w:eastAsia="Barlow Semi Condensed" w:hAnsi="Barlow Semi Condensed"/>
           <w:b/>
           <w:bCs/>
           <w:sz w:val="24"/>
@@ -1742,7 +1742,7 @@
       </w:r>
       <w:r>
         <w:rPr>
-          <w:rFonts w:ascii="Times New Roman" w:cs="Times New Roman" w:eastAsia="Times New Roman" w:hAnsi="Times New Roman"/>
+          <w:rFonts w:ascii="Barlow Semi Condensed" w:cs="Barlow Semi Condensed" w:eastAsia="Barlow Semi Condensed" w:hAnsi="Barlow Semi Condensed"/>
           <w:sz w:val="24"/>
           <w:szCs w:val="24"/>
         </w:rPr>
@@ -1750,7 +1750,7 @@
       </w:r>
       <w:r>
         <w:rPr>
-          <w:rFonts w:ascii="Times New Roman" w:cs="Times New Roman" w:eastAsia="Times New Roman" w:hAnsi="Times New Roman"/>
+          <w:rFonts w:ascii="Barlow Semi Condensed" w:cs="Barlow Semi Condensed" w:eastAsia="Barlow Semi Condensed" w:hAnsi="Barlow Semi Condensed"/>
           <w:b/>
           <w:bCs/>
           <w:sz w:val="24"/>
@@ -1760,7 +1760,7 @@
       </w:r>
       <w:r>
         <w:rPr>
-          <w:rFonts w:ascii="Times New Roman" w:cs="Times New Roman" w:eastAsia="Times New Roman" w:hAnsi="Times New Roman"/>
+          <w:rFonts w:ascii="Barlow Semi Condensed" w:cs="Barlow Semi Condensed" w:eastAsia="Barlow Semi Condensed" w:hAnsi="Barlow Semi Condensed"/>
           <w:sz w:val="24"/>
           <w:szCs w:val="24"/>
         </w:rPr>
@@ -1768,7 +1768,7 @@
       </w:r>
       <w:r>
         <w:rPr>
-          <w:rFonts w:ascii="Times New Roman" w:cs="Times New Roman" w:eastAsia="Times New Roman" w:hAnsi="Times New Roman"/>
+          <w:rFonts w:ascii="Barlow Semi Condensed" w:cs="Barlow Semi Condensed" w:eastAsia="Barlow Semi Condensed" w:hAnsi="Barlow Semi Condensed"/>
           <w:b/>
           <w:bCs/>
           <w:sz w:val="24"/>
@@ -1778,7 +1778,7 @@
       </w:r>
       <w:r>
         <w:rPr>
-          <w:rFonts w:ascii="Times New Roman" w:cs="Times New Roman" w:eastAsia="Times New Roman" w:hAnsi="Times New Roman"/>
+          <w:rFonts w:ascii="Barlow Semi Condensed" w:cs="Barlow Semi Condensed" w:eastAsia="Barlow Semi Condensed" w:hAnsi="Barlow Semi Condensed"/>
           <w:sz w:val="24"/>
           <w:szCs w:val="24"/>
         </w:rPr>
@@ -1786,7 +1786,7 @@
       </w:r>
       <w:r>
         <w:rPr>
-          <w:rFonts w:ascii="Times New Roman" w:cs="Times New Roman" w:eastAsia="Times New Roman" w:hAnsi="Times New Roman"/>
+          <w:rFonts w:ascii="Barlow Semi Condensed" w:cs="Barlow Semi Condensed" w:eastAsia="Barlow Semi Condensed" w:hAnsi="Barlow Semi Condensed"/>
           <w:b/>
           <w:bCs/>
           <w:sz w:val="24"/>
@@ -1796,7 +1796,7 @@
       </w:r>
       <w:r>
         <w:rPr>
-          <w:rFonts w:ascii="Times New Roman" w:cs="Times New Roman" w:eastAsia="Times New Roman" w:hAnsi="Times New Roman"/>
+          <w:rFonts w:ascii="Barlow Semi Condensed" w:cs="Barlow Semi Condensed" w:eastAsia="Barlow Semi Condensed" w:hAnsi="Barlow Semi Condensed"/>
           <w:sz w:val="24"/>
           <w:szCs w:val="24"/>
         </w:rPr>
@@ -1804,7 +1804,7 @@
       </w:r>
       <w:r>
         <w:rPr>
-          <w:rFonts w:ascii="Times New Roman" w:cs="Times New Roman" w:eastAsia="Times New Roman" w:hAnsi="Times New Roman"/>
+          <w:rFonts w:ascii="Barlow Semi Condensed" w:cs="Barlow Semi Condensed" w:eastAsia="Barlow Semi Condensed" w:hAnsi="Barlow Semi Condensed"/>
           <w:b/>
           <w:bCs/>
           <w:sz w:val="24"/>
@@ -1814,7 +1814,7 @@
       </w:r>
       <w:r>
         <w:rPr>
-          <w:rFonts w:ascii="Times New Roman" w:cs="Times New Roman" w:eastAsia="Times New Roman" w:hAnsi="Times New Roman"/>
+          <w:rFonts w:ascii="Barlow Semi Condensed" w:cs="Barlow Semi Condensed" w:eastAsia="Barlow Semi Condensed" w:hAnsi="Barlow Semi Condensed"/>
           <w:sz w:val="24"/>
           <w:szCs w:val="24"/>
         </w:rPr>
@@ -1822,7 +1822,7 @@
       </w:r>
       <w:r>
         <w:rPr>
-          <w:rFonts w:ascii="Times New Roman" w:cs="Times New Roman" w:eastAsia="Times New Roman" w:hAnsi="Times New Roman"/>
+          <w:rFonts w:ascii="Barlow Semi Condensed" w:cs="Barlow Semi Condensed" w:eastAsia="Barlow Semi Condensed" w:hAnsi="Barlow Semi Condensed"/>
           <w:b/>
           <w:bCs/>
           <w:sz w:val="24"/>
@@ -1832,7 +1832,7 @@
       </w:r>
       <w:r>
         <w:rPr>
-          <w:rFonts w:ascii="Times New Roman" w:cs="Times New Roman" w:eastAsia="Times New Roman" w:hAnsi="Times New Roman"/>
+          <w:rFonts w:ascii="Barlow Semi Condensed" w:cs="Barlow Semi Condensed" w:eastAsia="Barlow Semi Condensed" w:hAnsi="Barlow Semi Condensed"/>
           <w:sz w:val="24"/>
           <w:szCs w:val="24"/>
         </w:rPr>
@@ -1840,7 +1840,7 @@
       </w:r>
       <w:r>
         <w:rPr>
-          <w:rFonts w:ascii="Times New Roman" w:cs="Times New Roman" w:eastAsia="Times New Roman" w:hAnsi="Times New Roman"/>
+          <w:rFonts w:ascii="Barlow Semi Condensed" w:cs="Barlow Semi Condensed" w:eastAsia="Barlow Semi Condensed" w:hAnsi="Barlow Semi Condensed"/>
           <w:b/>
           <w:bCs/>
           <w:sz w:val="24"/>
@@ -1850,7 +1850,7 @@
       </w:r>
       <w:r>
         <w:rPr>
-          <w:rFonts w:ascii="Times New Roman" w:cs="Times New Roman" w:eastAsia="Times New Roman" w:hAnsi="Times New Roman"/>
+          <w:rFonts w:ascii="Barlow Semi Condensed" w:cs="Barlow Semi Condensed" w:eastAsia="Barlow Semi Condensed" w:hAnsi="Barlow Semi Condensed"/>
           <w:sz w:val="24"/>
           <w:szCs w:val="24"/>
         </w:rPr>
@@ -1864,7 +1864,7 @@
       </w:pPr>
       <w:r>
         <w:rPr>
-          <w:rFonts w:ascii="Times New Roman" w:cs="Times New Roman" w:eastAsia="Times New Roman" w:hAnsi="Times New Roman"/>
+          <w:rFonts w:ascii="Barlow Semi Condensed" w:cs="Barlow Semi Condensed" w:eastAsia="Barlow Semi Condensed" w:hAnsi="Barlow Semi Condensed"/>
           <w:b/>
           <w:bCs/>
           <w:sz w:val="24"/>
@@ -1874,7 +1874,7 @@
       </w:r>
       <w:r>
         <w:rPr>
-          <w:rFonts w:ascii="Times New Roman" w:cs="Times New Roman" w:eastAsia="Times New Roman" w:hAnsi="Times New Roman"/>
+          <w:rFonts w:ascii="Barlow Semi Condensed" w:cs="Barlow Semi Condensed" w:eastAsia="Barlow Semi Condensed" w:hAnsi="Barlow Semi Condensed"/>
           <w:sz w:val="24"/>
           <w:szCs w:val="24"/>
         </w:rPr>
@@ -1882,7 +1882,7 @@
       </w:r>
       <w:r>
         <w:rPr>
-          <w:rFonts w:ascii="Times New Roman" w:cs="Times New Roman" w:eastAsia="Times New Roman" w:hAnsi="Times New Roman"/>
+          <w:rFonts w:ascii="Barlow Semi Condensed" w:cs="Barlow Semi Condensed" w:eastAsia="Barlow Semi Condensed" w:hAnsi="Barlow Semi Condensed"/>
           <w:b/>
           <w:bCs/>
           <w:sz w:val="24"/>
@@ -1892,7 +1892,7 @@
       </w:r>
       <w:r>
         <w:rPr>
-          <w:rFonts w:ascii="Times New Roman" w:cs="Times New Roman" w:eastAsia="Times New Roman" w:hAnsi="Times New Roman"/>
+          <w:rFonts w:ascii="Barlow Semi Condensed" w:cs="Barlow Semi Condensed" w:eastAsia="Barlow Semi Condensed" w:hAnsi="Barlow Semi Condensed"/>
           <w:sz w:val="24"/>
           <w:szCs w:val="24"/>
         </w:rPr>
@@ -1900,7 +1900,7 @@
       </w:r>
       <w:r>
         <w:rPr>
-          <w:rFonts w:ascii="Times New Roman" w:cs="Times New Roman" w:eastAsia="Times New Roman" w:hAnsi="Times New Roman"/>
+          <w:rFonts w:ascii="Barlow Semi Condensed" w:cs="Barlow Semi Condensed" w:eastAsia="Barlow Semi Condensed" w:hAnsi="Barlow Semi Condensed"/>
           <w:b/>
           <w:bCs/>
           <w:sz w:val="24"/>
@@ -1910,7 +1910,7 @@
       </w:r>
       <w:r>
         <w:rPr>
-          <w:rFonts w:ascii="Times New Roman" w:cs="Times New Roman" w:eastAsia="Times New Roman" w:hAnsi="Times New Roman"/>
+          <w:rFonts w:ascii="Barlow Semi Condensed" w:cs="Barlow Semi Condensed" w:eastAsia="Barlow Semi Condensed" w:hAnsi="Barlow Semi Condensed"/>
           <w:sz w:val="24"/>
           <w:szCs w:val="24"/>
         </w:rPr>
@@ -1918,7 +1918,7 @@
       </w:r>
       <w:r>
         <w:rPr>
-          <w:rFonts w:ascii="Times New Roman" w:cs="Times New Roman" w:eastAsia="Times New Roman" w:hAnsi="Times New Roman"/>
+          <w:rFonts w:ascii="Barlow Semi Condensed" w:cs="Barlow Semi Condensed" w:eastAsia="Barlow Semi Condensed" w:hAnsi="Barlow Semi Condensed"/>
           <w:b/>
           <w:bCs/>
           <w:sz w:val="24"/>
@@ -1928,7 +1928,7 @@
       </w:r>
       <w:r>
         <w:rPr>
-          <w:rFonts w:ascii="Times New Roman" w:cs="Times New Roman" w:eastAsia="Times New Roman" w:hAnsi="Times New Roman"/>
+          <w:rFonts w:ascii="Barlow Semi Condensed" w:cs="Barlow Semi Condensed" w:eastAsia="Barlow Semi Condensed" w:hAnsi="Barlow Semi Condensed"/>
           <w:sz w:val="24"/>
           <w:szCs w:val="24"/>
         </w:rPr>
@@ -1936,7 +1936,7 @@
       </w:r>
       <w:r>
         <w:rPr>
-          <w:rFonts w:ascii="Times New Roman" w:cs="Times New Roman" w:eastAsia="Times New Roman" w:hAnsi="Times New Roman"/>
+          <w:rFonts w:ascii="Barlow Semi Condensed" w:cs="Barlow Semi Condensed" w:eastAsia="Barlow Semi Condensed" w:hAnsi="Barlow Semi Condensed"/>
           <w:b/>
           <w:bCs/>
           <w:sz w:val="24"/>
@@ -1946,7 +1946,7 @@
       </w:r>
       <w:r>
         <w:rPr>
-          <w:rFonts w:ascii="Times New Roman" w:cs="Times New Roman" w:eastAsia="Times New Roman" w:hAnsi="Times New Roman"/>
+          <w:rFonts w:ascii="Barlow Semi Condensed" w:cs="Barlow Semi Condensed" w:eastAsia="Barlow Semi Condensed" w:hAnsi="Barlow Semi Condensed"/>
           <w:sz w:val="24"/>
           <w:szCs w:val="24"/>
         </w:rPr>
@@ -1954,7 +1954,7 @@
       </w:r>
       <w:r>
         <w:rPr>
-          <w:rFonts w:ascii="Times New Roman" w:cs="Times New Roman" w:eastAsia="Times New Roman" w:hAnsi="Times New Roman"/>
+          <w:rFonts w:ascii="Barlow Semi Condensed" w:cs="Barlow Semi Condensed" w:eastAsia="Barlow Semi Condensed" w:hAnsi="Barlow Semi Condensed"/>
           <w:b/>
           <w:bCs/>
           <w:sz w:val="24"/>
@@ -1964,7 +1964,7 @@
       </w:r>
       <w:r>
         <w:rPr>
-          <w:rFonts w:ascii="Times New Roman" w:cs="Times New Roman" w:eastAsia="Times New Roman" w:hAnsi="Times New Roman"/>
+          <w:rFonts w:ascii="Barlow Semi Condensed" w:cs="Barlow Semi Condensed" w:eastAsia="Barlow Semi Condensed" w:hAnsi="Barlow Semi Condensed"/>
           <w:sz w:val="24"/>
           <w:szCs w:val="24"/>
         </w:rPr>
@@ -1997,11 +1997,11 @@
           <w:p>
             <w:pPr>
               <w:spacing w:after="20" w:before="20"/>
-              <w:jc w:val="left"/>
+              <w:jc w:val="both"/>
             </w:pPr>
             <w:r>
               <w:rPr>
-                <w:rFonts w:ascii="Times New Roman" w:cs="Times New Roman" w:eastAsia="Times New Roman" w:hAnsi="Times New Roman"/>
+                <w:rFonts w:ascii="Barlow Semi Condensed" w:cs="Barlow Semi Condensed" w:eastAsia="Barlow Semi Condensed" w:hAnsi="Barlow Semi Condensed"/>
                 <w:b/>
                 <w:bCs/>
                 <w:color w:val="FFFFFF"/>
@@ -2020,11 +2020,11 @@
           <w:p>
             <w:pPr>
               <w:spacing w:after="20" w:before="20"/>
-              <w:jc w:val="left"/>
+              <w:jc w:val="both"/>
             </w:pPr>
             <w:r>
               <w:rPr>
-                <w:rFonts w:ascii="Times New Roman" w:cs="Times New Roman" w:eastAsia="Times New Roman" w:hAnsi="Times New Roman"/>
+                <w:rFonts w:ascii="Barlow Semi Condensed" w:cs="Barlow Semi Condensed" w:eastAsia="Barlow Semi Condensed" w:hAnsi="Barlow Semi Condensed"/>
                 <w:b/>
                 <w:bCs/>
                 <w:color w:val="FFFFFF"/>
@@ -2043,11 +2043,11 @@
           <w:p>
             <w:pPr>
               <w:spacing w:after="20" w:before="20"/>
-              <w:jc w:val="left"/>
+              <w:jc w:val="both"/>
             </w:pPr>
             <w:r>
               <w:rPr>
-                <w:rFonts w:ascii="Times New Roman" w:cs="Times New Roman" w:eastAsia="Times New Roman" w:hAnsi="Times New Roman"/>
+                <w:rFonts w:ascii="Barlow Semi Condensed" w:cs="Barlow Semi Condensed" w:eastAsia="Barlow Semi Condensed" w:hAnsi="Barlow Semi Condensed"/>
                 <w:b/>
                 <w:bCs/>
                 <w:color w:val="FFFFFF"/>
@@ -2067,11 +2067,11 @@
           <w:p>
             <w:pPr>
               <w:spacing w:after="20" w:before="20"/>
-              <w:jc w:val="left"/>
+              <w:jc w:val="both"/>
             </w:pPr>
             <w:r>
               <w:rPr>
-                <w:rFonts w:ascii="Times New Roman" w:cs="Times New Roman" w:eastAsia="Times New Roman" w:hAnsi="Times New Roman"/>
+                <w:rFonts w:ascii="Barlow Semi Condensed" w:cs="Barlow Semi Condensed" w:eastAsia="Barlow Semi Condensed" w:hAnsi="Barlow Semi Condensed"/>
                 <w:b/>
                 <w:bCs/>
                 <w:sz w:val="20"/>
@@ -2088,11 +2088,11 @@
           <w:p>
             <w:pPr>
               <w:spacing w:after="20" w:before="20"/>
-              <w:jc w:val="left"/>
+              <w:jc w:val="both"/>
             </w:pPr>
             <w:r>
               <w:rPr>
-                <w:rFonts w:ascii="Times New Roman" w:cs="Times New Roman" w:eastAsia="Times New Roman" w:hAnsi="Times New Roman"/>
+                <w:rFonts w:ascii="Barlow Semi Condensed" w:cs="Barlow Semi Condensed" w:eastAsia="Barlow Semi Condensed" w:hAnsi="Barlow Semi Condensed"/>
                 <w:sz w:val="20"/>
                 <w:szCs w:val="20"/>
               </w:rPr>
@@ -2107,11 +2107,11 @@
           <w:p>
             <w:pPr>
               <w:spacing w:after="20" w:before="20"/>
-              <w:jc w:val="left"/>
+              <w:jc w:val="both"/>
             </w:pPr>
             <w:r>
               <w:rPr>
-                <w:rFonts w:ascii="Times New Roman" w:cs="Times New Roman" w:eastAsia="Times New Roman" w:hAnsi="Times New Roman"/>
+                <w:rFonts w:ascii="Barlow Semi Condensed" w:cs="Barlow Semi Condensed" w:eastAsia="Barlow Semi Condensed" w:hAnsi="Barlow Semi Condensed"/>
                 <w:b/>
                 <w:bCs/>
                 <w:sz w:val="20"/>
@@ -2130,11 +2130,11 @@
           <w:p>
             <w:pPr>
               <w:spacing w:after="20" w:before="20"/>
-              <w:jc w:val="left"/>
+              <w:jc w:val="both"/>
             </w:pPr>
             <w:r>
               <w:rPr>
-                <w:rFonts w:ascii="Times New Roman" w:cs="Times New Roman" w:eastAsia="Times New Roman" w:hAnsi="Times New Roman"/>
+                <w:rFonts w:ascii="Barlow Semi Condensed" w:cs="Barlow Semi Condensed" w:eastAsia="Barlow Semi Condensed" w:hAnsi="Barlow Semi Condensed"/>
                 <w:b/>
                 <w:bCs/>
                 <w:sz w:val="20"/>
@@ -2151,11 +2151,11 @@
           <w:p>
             <w:pPr>
               <w:spacing w:after="20" w:before="20"/>
-              <w:jc w:val="left"/>
+              <w:jc w:val="both"/>
             </w:pPr>
             <w:r>
               <w:rPr>
-                <w:rFonts w:ascii="Times New Roman" w:cs="Times New Roman" w:eastAsia="Times New Roman" w:hAnsi="Times New Roman"/>
+                <w:rFonts w:ascii="Barlow Semi Condensed" w:cs="Barlow Semi Condensed" w:eastAsia="Barlow Semi Condensed" w:hAnsi="Barlow Semi Condensed"/>
                 <w:sz w:val="20"/>
                 <w:szCs w:val="20"/>
               </w:rPr>
@@ -2170,11 +2170,11 @@
           <w:p>
             <w:pPr>
               <w:spacing w:after="20" w:before="20"/>
-              <w:jc w:val="left"/>
+              <w:jc w:val="both"/>
             </w:pPr>
             <w:r>
               <w:rPr>
-                <w:rFonts w:ascii="Times New Roman" w:cs="Times New Roman" w:eastAsia="Times New Roman" w:hAnsi="Times New Roman"/>
+                <w:rFonts w:ascii="Barlow Semi Condensed" w:cs="Barlow Semi Condensed" w:eastAsia="Barlow Semi Condensed" w:hAnsi="Barlow Semi Condensed"/>
                 <w:b/>
                 <w:bCs/>
                 <w:sz w:val="20"/>
@@ -2184,7 +2184,7 @@
             </w:r>
             <w:r>
               <w:rPr>
-                <w:rFonts w:ascii="Times New Roman" w:cs="Times New Roman" w:eastAsia="Times New Roman" w:hAnsi="Times New Roman"/>
+                <w:rFonts w:ascii="Barlow Semi Condensed" w:cs="Barlow Semi Condensed" w:eastAsia="Barlow Semi Condensed" w:hAnsi="Barlow Semi Condensed"/>
                 <w:sz w:val="20"/>
                 <w:szCs w:val="20"/>
               </w:rPr>
@@ -2201,11 +2201,11 @@
           <w:p>
             <w:pPr>
               <w:spacing w:after="20" w:before="20"/>
-              <w:jc w:val="left"/>
+              <w:jc w:val="both"/>
             </w:pPr>
             <w:r>
               <w:rPr>
-                <w:rFonts w:ascii="Times New Roman" w:cs="Times New Roman" w:eastAsia="Times New Roman" w:hAnsi="Times New Roman"/>
+                <w:rFonts w:ascii="Barlow Semi Condensed" w:cs="Barlow Semi Condensed" w:eastAsia="Barlow Semi Condensed" w:hAnsi="Barlow Semi Condensed"/>
                 <w:b/>
                 <w:bCs/>
                 <w:sz w:val="20"/>
@@ -2222,11 +2222,11 @@
           <w:p>
             <w:pPr>
               <w:spacing w:after="20" w:before="20"/>
-              <w:jc w:val="left"/>
+              <w:jc w:val="both"/>
             </w:pPr>
             <w:r>
               <w:rPr>
-                <w:rFonts w:ascii="Times New Roman" w:cs="Times New Roman" w:eastAsia="Times New Roman" w:hAnsi="Times New Roman"/>
+                <w:rFonts w:ascii="Barlow Semi Condensed" w:cs="Barlow Semi Condensed" w:eastAsia="Barlow Semi Condensed" w:hAnsi="Barlow Semi Condensed"/>
                 <w:sz w:val="20"/>
                 <w:szCs w:val="20"/>
               </w:rPr>
@@ -2241,11 +2241,11 @@
           <w:p>
             <w:pPr>
               <w:spacing w:after="20" w:before="20"/>
-              <w:jc w:val="left"/>
+              <w:jc w:val="both"/>
             </w:pPr>
             <w:r>
               <w:rPr>
-                <w:rFonts w:ascii="Times New Roman" w:cs="Times New Roman" w:eastAsia="Times New Roman" w:hAnsi="Times New Roman"/>
+                <w:rFonts w:ascii="Barlow Semi Condensed" w:cs="Barlow Semi Condensed" w:eastAsia="Barlow Semi Condensed" w:hAnsi="Barlow Semi Condensed"/>
                 <w:b/>
                 <w:bCs/>
                 <w:sz w:val="20"/>
@@ -2255,7 +2255,7 @@
             </w:r>
             <w:r>
               <w:rPr>
-                <w:rFonts w:ascii="Times New Roman" w:cs="Times New Roman" w:eastAsia="Times New Roman" w:hAnsi="Times New Roman"/>
+                <w:rFonts w:ascii="Barlow Semi Condensed" w:cs="Barlow Semi Condensed" w:eastAsia="Barlow Semi Condensed" w:hAnsi="Barlow Semi Condensed"/>
                 <w:sz w:val="20"/>
                 <w:szCs w:val="20"/>
               </w:rPr>
@@ -2277,7 +2277,7 @@
       </w:pPr>
       <w:r>
         <w:rPr>
-          <w:rFonts w:ascii="Times New Roman" w:cs="Times New Roman" w:eastAsia="Times New Roman" w:hAnsi="Times New Roman"/>
+          <w:rFonts w:ascii="Barlow Semi Condensed" w:cs="Barlow Semi Condensed" w:eastAsia="Barlow Semi Condensed" w:hAnsi="Barlow Semi Condensed"/>
           <w:sz w:val="24"/>
           <w:szCs w:val="24"/>
         </w:rPr>
@@ -2291,7 +2291,7 @@
       </w:pPr>
       <w:r>
         <w:rPr>
-          <w:rFonts w:ascii="Times New Roman" w:cs="Times New Roman" w:eastAsia="Times New Roman" w:hAnsi="Times New Roman"/>
+          <w:rFonts w:ascii="Barlow Semi Condensed" w:cs="Barlow Semi Condensed" w:eastAsia="Barlow Semi Condensed" w:hAnsi="Barlow Semi Condensed"/>
           <w:sz w:val="24"/>
           <w:szCs w:val="24"/>
         </w:rPr>
@@ -2310,7 +2310,7 @@
       </w:pPr>
       <w:r>
         <w:rPr>
-          <w:rFonts w:ascii="Times New Roman" w:cs="Times New Roman" w:eastAsia="Times New Roman" w:hAnsi="Times New Roman"/>
+          <w:rFonts w:ascii="Barlow Semi Condensed" w:cs="Barlow Semi Condensed" w:eastAsia="Barlow Semi Condensed" w:hAnsi="Barlow Semi Condensed"/>
           <w:b/>
           <w:bCs/>
           <w:sz w:val="24"/>
@@ -2320,7 +2320,7 @@
       </w:r>
       <w:r>
         <w:rPr>
-          <w:rFonts w:ascii="Times New Roman" w:cs="Times New Roman" w:eastAsia="Times New Roman" w:hAnsi="Times New Roman"/>
+          <w:rFonts w:ascii="Barlow Semi Condensed" w:cs="Barlow Semi Condensed" w:eastAsia="Barlow Semi Condensed" w:hAnsi="Barlow Semi Condensed"/>
           <w:sz w:val="24"/>
           <w:szCs w:val="24"/>
         </w:rPr>
@@ -2328,7 +2328,7 @@
       </w:r>
       <w:r>
         <w:rPr>
-          <w:rFonts w:ascii="Times New Roman" w:cs="Times New Roman" w:eastAsia="Times New Roman" w:hAnsi="Times New Roman"/>
+          <w:rFonts w:ascii="Barlow Semi Condensed" w:cs="Barlow Semi Condensed" w:eastAsia="Barlow Semi Condensed" w:hAnsi="Barlow Semi Condensed"/>
           <w:b/>
           <w:bCs/>
           <w:sz w:val="24"/>
@@ -2338,7 +2338,7 @@
       </w:r>
       <w:r>
         <w:rPr>
-          <w:rFonts w:ascii="Times New Roman" w:cs="Times New Roman" w:eastAsia="Times New Roman" w:hAnsi="Times New Roman"/>
+          <w:rFonts w:ascii="Barlow Semi Condensed" w:cs="Barlow Semi Condensed" w:eastAsia="Barlow Semi Condensed" w:hAnsi="Barlow Semi Condensed"/>
           <w:sz w:val="24"/>
           <w:szCs w:val="24"/>
         </w:rPr>
@@ -2346,7 +2346,7 @@
       </w:r>
       <w:r>
         <w:rPr>
-          <w:rFonts w:ascii="Times New Roman" w:cs="Times New Roman" w:eastAsia="Times New Roman" w:hAnsi="Times New Roman"/>
+          <w:rFonts w:ascii="Barlow Semi Condensed" w:cs="Barlow Semi Condensed" w:eastAsia="Barlow Semi Condensed" w:hAnsi="Barlow Semi Condensed"/>
           <w:b/>
           <w:bCs/>
           <w:sz w:val="24"/>
@@ -2356,7 +2356,7 @@
       </w:r>
       <w:r>
         <w:rPr>
-          <w:rFonts w:ascii="Times New Roman" w:cs="Times New Roman" w:eastAsia="Times New Roman" w:hAnsi="Times New Roman"/>
+          <w:rFonts w:ascii="Barlow Semi Condensed" w:cs="Barlow Semi Condensed" w:eastAsia="Barlow Semi Condensed" w:hAnsi="Barlow Semi Condensed"/>
           <w:sz w:val="24"/>
           <w:szCs w:val="24"/>
         </w:rPr>
@@ -2364,7 +2364,7 @@
       </w:r>
       <w:r>
         <w:rPr>
-          <w:rFonts w:ascii="Times New Roman" w:cs="Times New Roman" w:eastAsia="Times New Roman" w:hAnsi="Times New Roman"/>
+          <w:rFonts w:ascii="Barlow Semi Condensed" w:cs="Barlow Semi Condensed" w:eastAsia="Barlow Semi Condensed" w:hAnsi="Barlow Semi Condensed"/>
           <w:b/>
           <w:bCs/>
           <w:sz w:val="24"/>
@@ -2374,7 +2374,7 @@
       </w:r>
       <w:r>
         <w:rPr>
-          <w:rFonts w:ascii="Times New Roman" w:cs="Times New Roman" w:eastAsia="Times New Roman" w:hAnsi="Times New Roman"/>
+          <w:rFonts w:ascii="Barlow Semi Condensed" w:cs="Barlow Semi Condensed" w:eastAsia="Barlow Semi Condensed" w:hAnsi="Barlow Semi Condensed"/>
           <w:sz w:val="24"/>
           <w:szCs w:val="24"/>
         </w:rPr>
@@ -2393,7 +2393,7 @@
       </w:pPr>
       <w:r>
         <w:rPr>
-          <w:rFonts w:ascii="Times New Roman" w:cs="Times New Roman" w:eastAsia="Times New Roman" w:hAnsi="Times New Roman"/>
+          <w:rFonts w:ascii="Barlow Semi Condensed" w:cs="Barlow Semi Condensed" w:eastAsia="Barlow Semi Condensed" w:hAnsi="Barlow Semi Condensed"/>
           <w:b/>
           <w:bCs/>
           <w:sz w:val="24"/>
@@ -2403,7 +2403,7 @@
       </w:r>
       <w:r>
         <w:rPr>
-          <w:rFonts w:ascii="Times New Roman" w:cs="Times New Roman" w:eastAsia="Times New Roman" w:hAnsi="Times New Roman"/>
+          <w:rFonts w:ascii="Barlow Semi Condensed" w:cs="Barlow Semi Condensed" w:eastAsia="Barlow Semi Condensed" w:hAnsi="Barlow Semi Condensed"/>
           <w:sz w:val="24"/>
           <w:szCs w:val="24"/>
         </w:rPr>
@@ -2411,7 +2411,7 @@
       </w:r>
       <w:r>
         <w:rPr>
-          <w:rFonts w:ascii="Times New Roman" w:cs="Times New Roman" w:eastAsia="Times New Roman" w:hAnsi="Times New Roman"/>
+          <w:rFonts w:ascii="Barlow Semi Condensed" w:cs="Barlow Semi Condensed" w:eastAsia="Barlow Semi Condensed" w:hAnsi="Barlow Semi Condensed"/>
           <w:b/>
           <w:bCs/>
           <w:sz w:val="24"/>
@@ -2421,7 +2421,7 @@
       </w:r>
       <w:r>
         <w:rPr>
-          <w:rFonts w:ascii="Times New Roman" w:cs="Times New Roman" w:eastAsia="Times New Roman" w:hAnsi="Times New Roman"/>
+          <w:rFonts w:ascii="Barlow Semi Condensed" w:cs="Barlow Semi Condensed" w:eastAsia="Barlow Semi Condensed" w:hAnsi="Barlow Semi Condensed"/>
           <w:sz w:val="24"/>
           <w:szCs w:val="24"/>
         </w:rPr>
@@ -2440,7 +2440,7 @@
       </w:pPr>
       <w:r>
         <w:rPr>
-          <w:rFonts w:ascii="Times New Roman" w:cs="Times New Roman" w:eastAsia="Times New Roman" w:hAnsi="Times New Roman"/>
+          <w:rFonts w:ascii="Barlow Semi Condensed" w:cs="Barlow Semi Condensed" w:eastAsia="Barlow Semi Condensed" w:hAnsi="Barlow Semi Condensed"/>
           <w:b/>
           <w:bCs/>
           <w:sz w:val="24"/>
@@ -2450,7 +2450,7 @@
       </w:r>
       <w:r>
         <w:rPr>
-          <w:rFonts w:ascii="Times New Roman" w:cs="Times New Roman" w:eastAsia="Times New Roman" w:hAnsi="Times New Roman"/>
+          <w:rFonts w:ascii="Barlow Semi Condensed" w:cs="Barlow Semi Condensed" w:eastAsia="Barlow Semi Condensed" w:hAnsi="Barlow Semi Condensed"/>
           <w:sz w:val="24"/>
           <w:szCs w:val="24"/>
         </w:rPr>
@@ -2458,7 +2458,7 @@
       </w:r>
       <w:r>
         <w:rPr>
-          <w:rFonts w:ascii="Times New Roman" w:cs="Times New Roman" w:eastAsia="Times New Roman" w:hAnsi="Times New Roman"/>
+          <w:rFonts w:ascii="Barlow Semi Condensed" w:cs="Barlow Semi Condensed" w:eastAsia="Barlow Semi Condensed" w:hAnsi="Barlow Semi Condensed"/>
           <w:b/>
           <w:bCs/>
           <w:sz w:val="24"/>
@@ -2468,7 +2468,7 @@
       </w:r>
       <w:r>
         <w:rPr>
-          <w:rFonts w:ascii="Times New Roman" w:cs="Times New Roman" w:eastAsia="Times New Roman" w:hAnsi="Times New Roman"/>
+          <w:rFonts w:ascii="Barlow Semi Condensed" w:cs="Barlow Semi Condensed" w:eastAsia="Barlow Semi Condensed" w:hAnsi="Barlow Semi Condensed"/>
           <w:sz w:val="24"/>
           <w:szCs w:val="24"/>
         </w:rPr>
@@ -2487,7 +2487,7 @@
       </w:pPr>
       <w:r>
         <w:rPr>
-          <w:rFonts w:ascii="Times New Roman" w:cs="Times New Roman" w:eastAsia="Times New Roman" w:hAnsi="Times New Roman"/>
+          <w:rFonts w:ascii="Barlow Semi Condensed" w:cs="Barlow Semi Condensed" w:eastAsia="Barlow Semi Condensed" w:hAnsi="Barlow Semi Condensed"/>
           <w:b/>
           <w:bCs/>
           <w:sz w:val="24"/>
@@ -2497,7 +2497,7 @@
       </w:r>
       <w:r>
         <w:rPr>
-          <w:rFonts w:ascii="Times New Roman" w:cs="Times New Roman" w:eastAsia="Times New Roman" w:hAnsi="Times New Roman"/>
+          <w:rFonts w:ascii="Barlow Semi Condensed" w:cs="Barlow Semi Condensed" w:eastAsia="Barlow Semi Condensed" w:hAnsi="Barlow Semi Condensed"/>
           <w:sz w:val="24"/>
           <w:szCs w:val="24"/>
         </w:rPr>
@@ -2505,7 +2505,7 @@
       </w:r>
       <w:r>
         <w:rPr>
-          <w:rFonts w:ascii="Times New Roman" w:cs="Times New Roman" w:eastAsia="Times New Roman" w:hAnsi="Times New Roman"/>
+          <w:rFonts w:ascii="Barlow Semi Condensed" w:cs="Barlow Semi Condensed" w:eastAsia="Barlow Semi Condensed" w:hAnsi="Barlow Semi Condensed"/>
           <w:b/>
           <w:bCs/>
           <w:sz w:val="24"/>
@@ -2515,7 +2515,7 @@
       </w:r>
       <w:r>
         <w:rPr>
-          <w:rFonts w:ascii="Times New Roman" w:cs="Times New Roman" w:eastAsia="Times New Roman" w:hAnsi="Times New Roman"/>
+          <w:rFonts w:ascii="Barlow Semi Condensed" w:cs="Barlow Semi Condensed" w:eastAsia="Barlow Semi Condensed" w:hAnsi="Barlow Semi Condensed"/>
           <w:sz w:val="24"/>
           <w:szCs w:val="24"/>
         </w:rPr>
@@ -2534,7 +2534,7 @@
       </w:pPr>
       <w:r>
         <w:rPr>
-          <w:rFonts w:ascii="Times New Roman" w:cs="Times New Roman" w:eastAsia="Times New Roman" w:hAnsi="Times New Roman"/>
+          <w:rFonts w:ascii="Barlow Semi Condensed" w:cs="Barlow Semi Condensed" w:eastAsia="Barlow Semi Condensed" w:hAnsi="Barlow Semi Condensed"/>
           <w:b/>
           <w:bCs/>
           <w:sz w:val="24"/>
@@ -2544,7 +2544,7 @@
       </w:r>
       <w:r>
         <w:rPr>
-          <w:rFonts w:ascii="Times New Roman" w:cs="Times New Roman" w:eastAsia="Times New Roman" w:hAnsi="Times New Roman"/>
+          <w:rFonts w:ascii="Barlow Semi Condensed" w:cs="Barlow Semi Condensed" w:eastAsia="Barlow Semi Condensed" w:hAnsi="Barlow Semi Condensed"/>
           <w:sz w:val="24"/>
           <w:szCs w:val="24"/>
         </w:rPr>
@@ -2552,7 +2552,7 @@
       </w:r>
       <w:r>
         <w:rPr>
-          <w:rFonts w:ascii="Times New Roman" w:cs="Times New Roman" w:eastAsia="Times New Roman" w:hAnsi="Times New Roman"/>
+          <w:rFonts w:ascii="Barlow Semi Condensed" w:cs="Barlow Semi Condensed" w:eastAsia="Barlow Semi Condensed" w:hAnsi="Barlow Semi Condensed"/>
           <w:b/>
           <w:bCs/>
           <w:sz w:val="24"/>
@@ -2562,7 +2562,7 @@
       </w:r>
       <w:r>
         <w:rPr>
-          <w:rFonts w:ascii="Times New Roman" w:cs="Times New Roman" w:eastAsia="Times New Roman" w:hAnsi="Times New Roman"/>
+          <w:rFonts w:ascii="Barlow Semi Condensed" w:cs="Barlow Semi Condensed" w:eastAsia="Barlow Semi Condensed" w:hAnsi="Barlow Semi Condensed"/>
           <w:sz w:val="24"/>
           <w:szCs w:val="24"/>
         </w:rPr>
@@ -2581,7 +2581,7 @@
       </w:pPr>
       <w:r>
         <w:rPr>
-          <w:rFonts w:ascii="Times New Roman" w:cs="Times New Roman" w:eastAsia="Times New Roman" w:hAnsi="Times New Roman"/>
+          <w:rFonts w:ascii="Barlow Semi Condensed" w:cs="Barlow Semi Condensed" w:eastAsia="Barlow Semi Condensed" w:hAnsi="Barlow Semi Condensed"/>
           <w:b/>
           <w:bCs/>
           <w:sz w:val="24"/>
@@ -2591,7 +2591,7 @@
       </w:r>
       <w:r>
         <w:rPr>
-          <w:rFonts w:ascii="Times New Roman" w:cs="Times New Roman" w:eastAsia="Times New Roman" w:hAnsi="Times New Roman"/>
+          <w:rFonts w:ascii="Barlow Semi Condensed" w:cs="Barlow Semi Condensed" w:eastAsia="Barlow Semi Condensed" w:hAnsi="Barlow Semi Condensed"/>
           <w:sz w:val="24"/>
           <w:szCs w:val="24"/>
         </w:rPr>
@@ -2599,7 +2599,7 @@
       </w:r>
       <w:r>
         <w:rPr>
-          <w:rFonts w:ascii="Times New Roman" w:cs="Times New Roman" w:eastAsia="Times New Roman" w:hAnsi="Times New Roman"/>
+          <w:rFonts w:ascii="Barlow Semi Condensed" w:cs="Barlow Semi Condensed" w:eastAsia="Barlow Semi Condensed" w:hAnsi="Barlow Semi Condensed"/>
           <w:b/>
           <w:bCs/>
           <w:sz w:val="24"/>
@@ -2609,7 +2609,7 @@
       </w:r>
       <w:r>
         <w:rPr>
-          <w:rFonts w:ascii="Times New Roman" w:cs="Times New Roman" w:eastAsia="Times New Roman" w:hAnsi="Times New Roman"/>
+          <w:rFonts w:ascii="Barlow Semi Condensed" w:cs="Barlow Semi Condensed" w:eastAsia="Barlow Semi Condensed" w:hAnsi="Barlow Semi Condensed"/>
           <w:sz w:val="24"/>
           <w:szCs w:val="24"/>
         </w:rPr>
@@ -2623,7 +2623,7 @@
       </w:pPr>
       <w:r>
         <w:rPr>
-          <w:rFonts w:ascii="Times New Roman" w:cs="Times New Roman" w:eastAsia="Times New Roman" w:hAnsi="Times New Roman"/>
+          <w:rFonts w:ascii="Barlow Semi Condensed" w:cs="Barlow Semi Condensed" w:eastAsia="Barlow Semi Condensed" w:hAnsi="Barlow Semi Condensed"/>
           <w:sz w:val="24"/>
           <w:szCs w:val="24"/>
         </w:rPr>
@@ -2638,7 +2638,7 @@
       </w:pPr>
       <w:r>
         <w:rPr>
-          <w:rFonts w:ascii="Times New Roman" w:cs="Times New Roman" w:eastAsia="Times New Roman" w:hAnsi="Times New Roman"/>
+          <w:rFonts w:ascii="Barlow Semi Condensed" w:cs="Barlow Semi Condensed" w:eastAsia="Barlow Semi Condensed" w:hAnsi="Barlow Semi Condensed"/>
           <w:sz w:val="24"/>
           <w:szCs w:val="24"/>
         </w:rPr>
@@ -2646,7 +2646,7 @@
       </w:r>
       <w:r>
         <w:rPr>
-          <w:rFonts w:ascii="Times New Roman" w:cs="Times New Roman" w:eastAsia="Times New Roman" w:hAnsi="Times New Roman"/>
+          <w:rFonts w:ascii="Barlow Semi Condensed" w:cs="Barlow Semi Condensed" w:eastAsia="Barlow Semi Condensed" w:hAnsi="Barlow Semi Condensed"/>
           <w:b/>
           <w:bCs/>
           <w:sz w:val="24"/>
@@ -2656,7 +2656,7 @@
       </w:r>
       <w:r>
         <w:rPr>
-          <w:rFonts w:ascii="Times New Roman" w:cs="Times New Roman" w:eastAsia="Times New Roman" w:hAnsi="Times New Roman"/>
+          <w:rFonts w:ascii="Barlow Semi Condensed" w:cs="Barlow Semi Condensed" w:eastAsia="Barlow Semi Condensed" w:hAnsi="Barlow Semi Condensed"/>
           <w:sz w:val="24"/>
           <w:szCs w:val="24"/>
         </w:rPr>
@@ -2671,7 +2671,7 @@
       </w:pPr>
       <w:r>
         <w:rPr>
-          <w:rFonts w:ascii="Times New Roman" w:cs="Times New Roman" w:eastAsia="Times New Roman" w:hAnsi="Times New Roman"/>
+          <w:rFonts w:ascii="Barlow Semi Condensed" w:cs="Barlow Semi Condensed" w:eastAsia="Barlow Semi Condensed" w:hAnsi="Barlow Semi Condensed"/>
           <w:sz w:val="24"/>
           <w:szCs w:val="24"/>
         </w:rPr>
@@ -2679,7 +2679,7 @@
       </w:r>
       <w:r>
         <w:rPr>
-          <w:rFonts w:ascii="Times New Roman" w:cs="Times New Roman" w:eastAsia="Times New Roman" w:hAnsi="Times New Roman"/>
+          <w:rFonts w:ascii="Barlow Semi Condensed" w:cs="Barlow Semi Condensed" w:eastAsia="Barlow Semi Condensed" w:hAnsi="Barlow Semi Condensed"/>
           <w:b/>
           <w:bCs/>
           <w:sz w:val="24"/>
@@ -2689,7 +2689,7 @@
       </w:r>
       <w:r>
         <w:rPr>
-          <w:rFonts w:ascii="Times New Roman" w:cs="Times New Roman" w:eastAsia="Times New Roman" w:hAnsi="Times New Roman"/>
+          <w:rFonts w:ascii="Barlow Semi Condensed" w:cs="Barlow Semi Condensed" w:eastAsia="Barlow Semi Condensed" w:hAnsi="Barlow Semi Condensed"/>
           <w:sz w:val="24"/>
           <w:szCs w:val="24"/>
         </w:rPr>
@@ -2704,7 +2704,7 @@
       </w:pPr>
       <w:r>
         <w:rPr>
-          <w:rFonts w:ascii="Times New Roman" w:cs="Times New Roman" w:eastAsia="Times New Roman" w:hAnsi="Times New Roman"/>
+          <w:rFonts w:ascii="Barlow Semi Condensed" w:cs="Barlow Semi Condensed" w:eastAsia="Barlow Semi Condensed" w:hAnsi="Barlow Semi Condensed"/>
           <w:sz w:val="24"/>
           <w:szCs w:val="24"/>
         </w:rPr>
@@ -2712,7 +2712,7 @@
       </w:r>
       <w:r>
         <w:rPr>
-          <w:rFonts w:ascii="Times New Roman" w:cs="Times New Roman" w:eastAsia="Times New Roman" w:hAnsi="Times New Roman"/>
+          <w:rFonts w:ascii="Barlow Semi Condensed" w:cs="Barlow Semi Condensed" w:eastAsia="Barlow Semi Condensed" w:hAnsi="Barlow Semi Condensed"/>
           <w:b/>
           <w:bCs/>
           <w:sz w:val="24"/>
@@ -2722,7 +2722,7 @@
       </w:r>
       <w:r>
         <w:rPr>
-          <w:rFonts w:ascii="Times New Roman" w:cs="Times New Roman" w:eastAsia="Times New Roman" w:hAnsi="Times New Roman"/>
+          <w:rFonts w:ascii="Barlow Semi Condensed" w:cs="Barlow Semi Condensed" w:eastAsia="Barlow Semi Condensed" w:hAnsi="Barlow Semi Condensed"/>
           <w:sz w:val="24"/>
           <w:szCs w:val="24"/>
         </w:rPr>
@@ -2730,7 +2730,7 @@
       </w:r>
       <w:r>
         <w:rPr>
-          <w:rFonts w:ascii="Times New Roman" w:cs="Times New Roman" w:eastAsia="Times New Roman" w:hAnsi="Times New Roman"/>
+          <w:rFonts w:ascii="Barlow Semi Condensed" w:cs="Barlow Semi Condensed" w:eastAsia="Barlow Semi Condensed" w:hAnsi="Barlow Semi Condensed"/>
           <w:i/>
           <w:iCs/>
           <w:sz w:val="24"/>
@@ -2740,7 +2740,7 @@
       </w:r>
       <w:r>
         <w:rPr>
-          <w:rFonts w:ascii="Times New Roman" w:cs="Times New Roman" w:eastAsia="Times New Roman" w:hAnsi="Times New Roman"/>
+          <w:rFonts w:ascii="Barlow Semi Condensed" w:cs="Barlow Semi Condensed" w:eastAsia="Barlow Semi Condensed" w:hAnsi="Barlow Semi Condensed"/>
           <w:sz w:val="24"/>
           <w:szCs w:val="24"/>
         </w:rPr>
@@ -2755,7 +2755,7 @@
       </w:pPr>
       <w:r>
         <w:rPr>
-          <w:rFonts w:ascii="Times New Roman" w:cs="Times New Roman" w:eastAsia="Times New Roman" w:hAnsi="Times New Roman"/>
+          <w:rFonts w:ascii="Barlow Semi Condensed" w:cs="Barlow Semi Condensed" w:eastAsia="Barlow Semi Condensed" w:hAnsi="Barlow Semi Condensed"/>
           <w:sz w:val="24"/>
           <w:szCs w:val="24"/>
         </w:rPr>
@@ -2763,7 +2763,7 @@
       </w:r>
       <w:r>
         <w:rPr>
-          <w:rFonts w:ascii="Times New Roman" w:cs="Times New Roman" w:eastAsia="Times New Roman" w:hAnsi="Times New Roman"/>
+          <w:rFonts w:ascii="Barlow Semi Condensed" w:cs="Barlow Semi Condensed" w:eastAsia="Barlow Semi Condensed" w:hAnsi="Barlow Semi Condensed"/>
           <w:b/>
           <w:bCs/>
           <w:sz w:val="24"/>
@@ -2773,7 +2773,7 @@
       </w:r>
       <w:r>
         <w:rPr>
-          <w:rFonts w:ascii="Times New Roman" w:cs="Times New Roman" w:eastAsia="Times New Roman" w:hAnsi="Times New Roman"/>
+          <w:rFonts w:ascii="Barlow Semi Condensed" w:cs="Barlow Semi Condensed" w:eastAsia="Barlow Semi Condensed" w:hAnsi="Barlow Semi Condensed"/>
           <w:sz w:val="24"/>
           <w:szCs w:val="24"/>
         </w:rPr>
@@ -2788,7 +2788,7 @@
       </w:pPr>
       <w:r>
         <w:rPr>
-          <w:rFonts w:ascii="Times New Roman" w:cs="Times New Roman" w:eastAsia="Times New Roman" w:hAnsi="Times New Roman"/>
+          <w:rFonts w:ascii="Barlow Semi Condensed" w:cs="Barlow Semi Condensed" w:eastAsia="Barlow Semi Condensed" w:hAnsi="Barlow Semi Condensed"/>
           <w:sz w:val="24"/>
           <w:szCs w:val="24"/>
         </w:rPr>
@@ -2796,7 +2796,7 @@
       </w:r>
       <w:r>
         <w:rPr>
-          <w:rFonts w:ascii="Times New Roman" w:cs="Times New Roman" w:eastAsia="Times New Roman" w:hAnsi="Times New Roman"/>
+          <w:rFonts w:ascii="Barlow Semi Condensed" w:cs="Barlow Semi Condensed" w:eastAsia="Barlow Semi Condensed" w:hAnsi="Barlow Semi Condensed"/>
           <w:b/>
           <w:bCs/>
           <w:sz w:val="24"/>
@@ -2806,7 +2806,7 @@
       </w:r>
       <w:r>
         <w:rPr>
-          <w:rFonts w:ascii="Times New Roman" w:cs="Times New Roman" w:eastAsia="Times New Roman" w:hAnsi="Times New Roman"/>
+          <w:rFonts w:ascii="Barlow Semi Condensed" w:cs="Barlow Semi Condensed" w:eastAsia="Barlow Semi Condensed" w:hAnsi="Barlow Semi Condensed"/>
           <w:sz w:val="24"/>
           <w:szCs w:val="24"/>
         </w:rPr>
@@ -2820,7 +2820,7 @@
       </w:pPr>
       <w:r>
         <w:rPr>
-          <w:rFonts w:ascii="Times New Roman" w:cs="Times New Roman" w:eastAsia="Times New Roman" w:hAnsi="Times New Roman"/>
+          <w:rFonts w:ascii="Barlow Semi Condensed" w:cs="Barlow Semi Condensed" w:eastAsia="Barlow Semi Condensed" w:hAnsi="Barlow Semi Condensed"/>
           <w:sz w:val="24"/>
           <w:szCs w:val="24"/>
         </w:rPr>
@@ -2834,7 +2834,7 @@
       </w:pPr>
       <w:r>
         <w:rPr>
-          <w:rFonts w:ascii="Times New Roman" w:cs="Times New Roman" w:eastAsia="Times New Roman" w:hAnsi="Times New Roman"/>
+          <w:rFonts w:ascii="Barlow Semi Condensed" w:cs="Barlow Semi Condensed" w:eastAsia="Barlow Semi Condensed" w:hAnsi="Barlow Semi Condensed"/>
           <w:sz w:val="24"/>
           <w:szCs w:val="24"/>
         </w:rPr>
@@ -2842,7 +2842,7 @@
       </w:r>
       <w:r>
         <w:rPr>
-          <w:rFonts w:ascii="Times New Roman" w:cs="Times New Roman" w:eastAsia="Times New Roman" w:hAnsi="Times New Roman"/>
+          <w:rFonts w:ascii="Barlow Semi Condensed" w:cs="Barlow Semi Condensed" w:eastAsia="Barlow Semi Condensed" w:hAnsi="Barlow Semi Condensed"/>
           <w:b/>
           <w:bCs/>
           <w:sz w:val="24"/>
@@ -2852,7 +2852,7 @@
       </w:r>
       <w:r>
         <w:rPr>
-          <w:rFonts w:ascii="Times New Roman" w:cs="Times New Roman" w:eastAsia="Times New Roman" w:hAnsi="Times New Roman"/>
+          <w:rFonts w:ascii="Barlow Semi Condensed" w:cs="Barlow Semi Condensed" w:eastAsia="Barlow Semi Condensed" w:hAnsi="Barlow Semi Condensed"/>
           <w:sz w:val="24"/>
           <w:szCs w:val="24"/>
         </w:rPr>
@@ -2860,7 +2860,7 @@
       </w:r>
       <w:r>
         <w:rPr>
-          <w:rFonts w:ascii="Times New Roman" w:cs="Times New Roman" w:eastAsia="Times New Roman" w:hAnsi="Times New Roman"/>
+          <w:rFonts w:ascii="Barlow Semi Condensed" w:cs="Barlow Semi Condensed" w:eastAsia="Barlow Semi Condensed" w:hAnsi="Barlow Semi Condensed"/>
           <w:b/>
           <w:bCs/>
           <w:sz w:val="24"/>
@@ -2870,7 +2870,7 @@
       </w:r>
       <w:r>
         <w:rPr>
-          <w:rFonts w:ascii="Times New Roman" w:cs="Times New Roman" w:eastAsia="Times New Roman" w:hAnsi="Times New Roman"/>
+          <w:rFonts w:ascii="Barlow Semi Condensed" w:cs="Barlow Semi Condensed" w:eastAsia="Barlow Semi Condensed" w:hAnsi="Barlow Semi Condensed"/>
           <w:sz w:val="24"/>
           <w:szCs w:val="24"/>
         </w:rPr>
@@ -2878,7 +2878,7 @@
       </w:r>
       <w:r>
         <w:rPr>
-          <w:rFonts w:ascii="Times New Roman" w:cs="Times New Roman" w:eastAsia="Times New Roman" w:hAnsi="Times New Roman"/>
+          <w:rFonts w:ascii="Barlow Semi Condensed" w:cs="Barlow Semi Condensed" w:eastAsia="Barlow Semi Condensed" w:hAnsi="Barlow Semi Condensed"/>
           <w:b/>
           <w:bCs/>
           <w:sz w:val="24"/>
@@ -2888,7 +2888,7 @@
       </w:r>
       <w:r>
         <w:rPr>
-          <w:rFonts w:ascii="Times New Roman" w:cs="Times New Roman" w:eastAsia="Times New Roman" w:hAnsi="Times New Roman"/>
+          <w:rFonts w:ascii="Barlow Semi Condensed" w:cs="Barlow Semi Condensed" w:eastAsia="Barlow Semi Condensed" w:hAnsi="Barlow Semi Condensed"/>
           <w:sz w:val="24"/>
           <w:szCs w:val="24"/>
         </w:rPr>
@@ -2902,7 +2902,7 @@
       </w:pPr>
       <w:r>
         <w:rPr>
-          <w:rFonts w:ascii="Times New Roman" w:cs="Times New Roman" w:eastAsia="Times New Roman" w:hAnsi="Times New Roman"/>
+          <w:rFonts w:ascii="Barlow Semi Condensed" w:cs="Barlow Semi Condensed" w:eastAsia="Barlow Semi Condensed" w:hAnsi="Barlow Semi Condensed"/>
           <w:sz w:val="24"/>
           <w:szCs w:val="24"/>
         </w:rPr>
@@ -2910,7 +2910,7 @@
       </w:r>
       <w:r>
         <w:rPr>
-          <w:rFonts w:ascii="Times New Roman" w:cs="Times New Roman" w:eastAsia="Times New Roman" w:hAnsi="Times New Roman"/>
+          <w:rFonts w:ascii="Barlow Semi Condensed" w:cs="Barlow Semi Condensed" w:eastAsia="Barlow Semi Condensed" w:hAnsi="Barlow Semi Condensed"/>
           <w:b/>
           <w:bCs/>
           <w:sz w:val="24"/>
@@ -2920,7 +2920,7 @@
       </w:r>
       <w:r>
         <w:rPr>
-          <w:rFonts w:ascii="Times New Roman" w:cs="Times New Roman" w:eastAsia="Times New Roman" w:hAnsi="Times New Roman"/>
+          <w:rFonts w:ascii="Barlow Semi Condensed" w:cs="Barlow Semi Condensed" w:eastAsia="Barlow Semi Condensed" w:hAnsi="Barlow Semi Condensed"/>
           <w:sz w:val="24"/>
           <w:szCs w:val="24"/>
         </w:rPr>
@@ -2928,7 +2928,7 @@
       </w:r>
       <w:r>
         <w:rPr>
-          <w:rFonts w:ascii="Times New Roman" w:cs="Times New Roman" w:eastAsia="Times New Roman" w:hAnsi="Times New Roman"/>
+          <w:rFonts w:ascii="Barlow Semi Condensed" w:cs="Barlow Semi Condensed" w:eastAsia="Barlow Semi Condensed" w:hAnsi="Barlow Semi Condensed"/>
           <w:b/>
           <w:bCs/>
           <w:sz w:val="24"/>
@@ -2938,7 +2938,7 @@
       </w:r>
       <w:r>
         <w:rPr>
-          <w:rFonts w:ascii="Times New Roman" w:cs="Times New Roman" w:eastAsia="Times New Roman" w:hAnsi="Times New Roman"/>
+          <w:rFonts w:ascii="Barlow Semi Condensed" w:cs="Barlow Semi Condensed" w:eastAsia="Barlow Semi Condensed" w:hAnsi="Barlow Semi Condensed"/>
           <w:sz w:val="24"/>
           <w:szCs w:val="24"/>
         </w:rPr>
@@ -2960,7 +2960,7 @@
       </w:pPr>
       <w:r>
         <w:rPr>
-          <w:rFonts w:ascii="Times New Roman" w:cs="Times New Roman" w:eastAsia="Times New Roman" w:hAnsi="Times New Roman"/>
+          <w:rFonts w:ascii="Barlow Semi Condensed" w:cs="Barlow Semi Condensed" w:eastAsia="Barlow Semi Condensed" w:hAnsi="Barlow Semi Condensed"/>
           <w:i/>
           <w:iCs/>
           <w:sz w:val="24"/>
@@ -2981,7 +2981,7 @@
       </w:pPr>
       <w:r>
         <w:rPr>
-          <w:rFonts w:ascii="Times New Roman" w:cs="Times New Roman" w:eastAsia="Times New Roman" w:hAnsi="Times New Roman"/>
+          <w:rFonts w:ascii="Barlow Semi Condensed" w:cs="Barlow Semi Condensed" w:eastAsia="Barlow Semi Condensed" w:hAnsi="Barlow Semi Condensed"/>
           <w:sz w:val="24"/>
           <w:szCs w:val="24"/>
         </w:rPr>
@@ -2995,7 +2995,7 @@
       </w:pPr>
       <w:r>
         <w:rPr>
-          <w:rFonts w:ascii="Times New Roman" w:cs="Times New Roman" w:eastAsia="Times New Roman" w:hAnsi="Times New Roman"/>
+          <w:rFonts w:ascii="Barlow Semi Condensed" w:cs="Barlow Semi Condensed" w:eastAsia="Barlow Semi Condensed" w:hAnsi="Barlow Semi Condensed"/>
           <w:sz w:val="24"/>
           <w:szCs w:val="24"/>
         </w:rPr>
@@ -3009,7 +3009,7 @@
       </w:pPr>
       <w:r>
         <w:rPr>
-          <w:rFonts w:ascii="Times New Roman" w:cs="Times New Roman" w:eastAsia="Times New Roman" w:hAnsi="Times New Roman"/>
+          <w:rFonts w:ascii="Barlow Semi Condensed" w:cs="Barlow Semi Condensed" w:eastAsia="Barlow Semi Condensed" w:hAnsi="Barlow Semi Condensed"/>
           <w:i/>
           <w:iCs/>
           <w:sz w:val="24"/>
@@ -3029,7 +3029,7 @@
       </w:pPr>
       <w:r>
         <w:rPr>
-          <w:rFonts w:ascii="Times New Roman" w:cs="Times New Roman" w:eastAsia="Times New Roman" w:hAnsi="Times New Roman"/>
+          <w:rFonts w:ascii="Barlow Semi Condensed" w:cs="Barlow Semi Condensed" w:eastAsia="Barlow Semi Condensed" w:hAnsi="Barlow Semi Condensed"/>
           <w:b/>
           <w:bCs/>
           <w:i w:val="false"/>
@@ -3041,7 +3041,7 @@
       </w:r>
       <w:r>
         <w:rPr>
-          <w:rFonts w:ascii="Times New Roman" w:cs="Times New Roman" w:eastAsia="Times New Roman" w:hAnsi="Times New Roman"/>
+          <w:rFonts w:ascii="Barlow Semi Condensed" w:cs="Barlow Semi Condensed" w:eastAsia="Barlow Semi Condensed" w:hAnsi="Barlow Semi Condensed"/>
           <w:i w:val="false"/>
           <w:iCs w:val="false"/>
           <w:sz w:val="24"/>
@@ -3051,7 +3051,7 @@
       </w:r>
       <w:r>
         <w:rPr>
-          <w:rFonts w:ascii="Times New Roman" w:cs="Times New Roman" w:eastAsia="Times New Roman" w:hAnsi="Times New Roman"/>
+          <w:rFonts w:ascii="Barlow Semi Condensed" w:cs="Barlow Semi Condensed" w:eastAsia="Barlow Semi Condensed" w:hAnsi="Barlow Semi Condensed"/>
           <w:b/>
           <w:bCs/>
           <w:i w:val="false"/>
@@ -3063,7 +3063,7 @@
       </w:r>
       <w:r>
         <w:rPr>
-          <w:rFonts w:ascii="Times New Roman" w:cs="Times New Roman" w:eastAsia="Times New Roman" w:hAnsi="Times New Roman"/>
+          <w:rFonts w:ascii="Barlow Semi Condensed" w:cs="Barlow Semi Condensed" w:eastAsia="Barlow Semi Condensed" w:hAnsi="Barlow Semi Condensed"/>
           <w:i w:val="false"/>
           <w:iCs w:val="false"/>
           <w:sz w:val="24"/>
@@ -3073,7 +3073,7 @@
       </w:r>
       <w:r>
         <w:rPr>
-          <w:rFonts w:ascii="Times New Roman" w:cs="Times New Roman" w:eastAsia="Times New Roman" w:hAnsi="Times New Roman"/>
+          <w:rFonts w:ascii="Barlow Semi Condensed" w:cs="Barlow Semi Condensed" w:eastAsia="Barlow Semi Condensed" w:hAnsi="Barlow Semi Condensed"/>
           <w:b/>
           <w:bCs/>
           <w:i w:val="false"/>
@@ -3085,7 +3085,7 @@
       </w:r>
       <w:r>
         <w:rPr>
-          <w:rFonts w:ascii="Times New Roman" w:cs="Times New Roman" w:eastAsia="Times New Roman" w:hAnsi="Times New Roman"/>
+          <w:rFonts w:ascii="Barlow Semi Condensed" w:cs="Barlow Semi Condensed" w:eastAsia="Barlow Semi Condensed" w:hAnsi="Barlow Semi Condensed"/>
           <w:i w:val="false"/>
           <w:iCs w:val="false"/>
           <w:sz w:val="24"/>
@@ -3109,7 +3109,7 @@
       </w:pPr>
       <w:r>
         <w:rPr>
-          <w:rFonts w:ascii="Times New Roman" w:cs="Times New Roman" w:eastAsia="Times New Roman" w:hAnsi="Times New Roman"/>
+          <w:rFonts w:ascii="Barlow Semi Condensed" w:cs="Barlow Semi Condensed" w:eastAsia="Barlow Semi Condensed" w:hAnsi="Barlow Semi Condensed"/>
           <w:sz w:val="24"/>
           <w:szCs w:val="24"/>
         </w:rPr>
@@ -3142,11 +3142,11 @@
           <w:p>
             <w:pPr>
               <w:spacing w:after="20" w:before="20"/>
-              <w:jc w:val="left"/>
+              <w:jc w:val="both"/>
             </w:pPr>
             <w:r>
               <w:rPr>
-                <w:rFonts w:ascii="Times New Roman" w:cs="Times New Roman" w:eastAsia="Times New Roman" w:hAnsi="Times New Roman"/>
+                <w:rFonts w:ascii="Barlow Semi Condensed" w:cs="Barlow Semi Condensed" w:eastAsia="Barlow Semi Condensed" w:hAnsi="Barlow Semi Condensed"/>
                 <w:b/>
                 <w:bCs/>
                 <w:color w:val="FFFFFF"/>
@@ -3165,11 +3165,11 @@
           <w:p>
             <w:pPr>
               <w:spacing w:after="20" w:before="20"/>
-              <w:jc w:val="left"/>
+              <w:jc w:val="both"/>
             </w:pPr>
             <w:r>
               <w:rPr>
-                <w:rFonts w:ascii="Times New Roman" w:cs="Times New Roman" w:eastAsia="Times New Roman" w:hAnsi="Times New Roman"/>
+                <w:rFonts w:ascii="Barlow Semi Condensed" w:cs="Barlow Semi Condensed" w:eastAsia="Barlow Semi Condensed" w:hAnsi="Barlow Semi Condensed"/>
                 <w:b/>
                 <w:bCs/>
                 <w:color w:val="FFFFFF"/>
@@ -3188,11 +3188,11 @@
           <w:p>
             <w:pPr>
               <w:spacing w:after="20" w:before="20"/>
-              <w:jc w:val="left"/>
+              <w:jc w:val="both"/>
             </w:pPr>
             <w:r>
               <w:rPr>
-                <w:rFonts w:ascii="Times New Roman" w:cs="Times New Roman" w:eastAsia="Times New Roman" w:hAnsi="Times New Roman"/>
+                <w:rFonts w:ascii="Barlow Semi Condensed" w:cs="Barlow Semi Condensed" w:eastAsia="Barlow Semi Condensed" w:hAnsi="Barlow Semi Condensed"/>
                 <w:b/>
                 <w:bCs/>
                 <w:color w:val="FFFFFF"/>
@@ -3212,11 +3212,11 @@
           <w:p>
             <w:pPr>
               <w:spacing w:after="20" w:before="20"/>
-              <w:jc w:val="left"/>
+              <w:jc w:val="both"/>
             </w:pPr>
             <w:r>
               <w:rPr>
-                <w:rFonts w:ascii="Times New Roman" w:cs="Times New Roman" w:eastAsia="Times New Roman" w:hAnsi="Times New Roman"/>
+                <w:rFonts w:ascii="Barlow Semi Condensed" w:cs="Barlow Semi Condensed" w:eastAsia="Barlow Semi Condensed" w:hAnsi="Barlow Semi Condensed"/>
                 <w:sz w:val="20"/>
                 <w:szCs w:val="20"/>
               </w:rPr>
@@ -3231,11 +3231,11 @@
           <w:p>
             <w:pPr>
               <w:spacing w:after="20" w:before="20"/>
-              <w:jc w:val="left"/>
+              <w:jc w:val="both"/>
             </w:pPr>
             <w:r>
               <w:rPr>
-                <w:rFonts w:ascii="Times New Roman" w:cs="Times New Roman" w:eastAsia="Times New Roman" w:hAnsi="Times New Roman"/>
+                <w:rFonts w:ascii="Barlow Semi Condensed" w:cs="Barlow Semi Condensed" w:eastAsia="Barlow Semi Condensed" w:hAnsi="Barlow Semi Condensed"/>
                 <w:b/>
                 <w:bCs/>
                 <w:sz w:val="20"/>
@@ -3245,7 +3245,7 @@
             </w:r>
             <w:r>
               <w:rPr>
-                <w:rFonts w:ascii="Times New Roman" w:cs="Times New Roman" w:eastAsia="Times New Roman" w:hAnsi="Times New Roman"/>
+                <w:rFonts w:ascii="Barlow Semi Condensed" w:cs="Barlow Semi Condensed" w:eastAsia="Barlow Semi Condensed" w:hAnsi="Barlow Semi Condensed"/>
                 <w:sz w:val="20"/>
                 <w:szCs w:val="20"/>
               </w:rPr>
@@ -3253,7 +3253,7 @@
             </w:r>
             <w:r>
               <w:rPr>
-                <w:rFonts w:ascii="Times New Roman" w:cs="Times New Roman" w:eastAsia="Times New Roman" w:hAnsi="Times New Roman"/>
+                <w:rFonts w:ascii="Barlow Semi Condensed" w:cs="Barlow Semi Condensed" w:eastAsia="Barlow Semi Condensed" w:hAnsi="Barlow Semi Condensed"/>
                 <w:b/>
                 <w:bCs/>
                 <w:sz w:val="20"/>
@@ -3263,7 +3263,7 @@
             </w:r>
             <w:r>
               <w:rPr>
-                <w:rFonts w:ascii="Times New Roman" w:cs="Times New Roman" w:eastAsia="Times New Roman" w:hAnsi="Times New Roman"/>
+                <w:rFonts w:ascii="Barlow Semi Condensed" w:cs="Barlow Semi Condensed" w:eastAsia="Barlow Semi Condensed" w:hAnsi="Barlow Semi Condensed"/>
                 <w:sz w:val="20"/>
                 <w:szCs w:val="20"/>
               </w:rPr>
@@ -3278,11 +3278,11 @@
           <w:p>
             <w:pPr>
               <w:spacing w:after="20" w:before="20"/>
-              <w:jc w:val="left"/>
+              <w:jc w:val="both"/>
             </w:pPr>
             <w:r>
               <w:rPr>
-                <w:rFonts w:ascii="Times New Roman" w:cs="Times New Roman" w:eastAsia="Times New Roman" w:hAnsi="Times New Roman"/>
+                <w:rFonts w:ascii="Barlow Semi Condensed" w:cs="Barlow Semi Condensed" w:eastAsia="Barlow Semi Condensed" w:hAnsi="Barlow Semi Condensed"/>
                 <w:sz w:val="20"/>
                 <w:szCs w:val="20"/>
               </w:rPr>
@@ -3299,11 +3299,11 @@
           <w:p>
             <w:pPr>
               <w:spacing w:after="20" w:before="20"/>
-              <w:jc w:val="left"/>
+              <w:jc w:val="both"/>
             </w:pPr>
             <w:r>
               <w:rPr>
-                <w:rFonts w:ascii="Times New Roman" w:cs="Times New Roman" w:eastAsia="Times New Roman" w:hAnsi="Times New Roman"/>
+                <w:rFonts w:ascii="Barlow Semi Condensed" w:cs="Barlow Semi Condensed" w:eastAsia="Barlow Semi Condensed" w:hAnsi="Barlow Semi Condensed"/>
                 <w:sz w:val="20"/>
                 <w:szCs w:val="20"/>
               </w:rPr>
@@ -3318,11 +3318,11 @@
           <w:p>
             <w:pPr>
               <w:spacing w:after="20" w:before="20"/>
-              <w:jc w:val="left"/>
+              <w:jc w:val="both"/>
             </w:pPr>
             <w:r>
               <w:rPr>
-                <w:rFonts w:ascii="Times New Roman" w:cs="Times New Roman" w:eastAsia="Times New Roman" w:hAnsi="Times New Roman"/>
+                <w:rFonts w:ascii="Barlow Semi Condensed" w:cs="Barlow Semi Condensed" w:eastAsia="Barlow Semi Condensed" w:hAnsi="Barlow Semi Condensed"/>
                 <w:b/>
                 <w:bCs/>
                 <w:sz w:val="20"/>
@@ -3332,7 +3332,7 @@
             </w:r>
             <w:r>
               <w:rPr>
-                <w:rFonts w:ascii="Times New Roman" w:cs="Times New Roman" w:eastAsia="Times New Roman" w:hAnsi="Times New Roman"/>
+                <w:rFonts w:ascii="Barlow Semi Condensed" w:cs="Barlow Semi Condensed" w:eastAsia="Barlow Semi Condensed" w:hAnsi="Barlow Semi Condensed"/>
                 <w:sz w:val="20"/>
                 <w:szCs w:val="20"/>
               </w:rPr>
@@ -3340,7 +3340,7 @@
             </w:r>
             <w:r>
               <w:rPr>
-                <w:rFonts w:ascii="Times New Roman" w:cs="Times New Roman" w:eastAsia="Times New Roman" w:hAnsi="Times New Roman"/>
+                <w:rFonts w:ascii="Barlow Semi Condensed" w:cs="Barlow Semi Condensed" w:eastAsia="Barlow Semi Condensed" w:hAnsi="Barlow Semi Condensed"/>
                 <w:b/>
                 <w:bCs/>
                 <w:sz w:val="20"/>
@@ -3350,7 +3350,7 @@
             </w:r>
             <w:r>
               <w:rPr>
-                <w:rFonts w:ascii="Times New Roman" w:cs="Times New Roman" w:eastAsia="Times New Roman" w:hAnsi="Times New Roman"/>
+                <w:rFonts w:ascii="Barlow Semi Condensed" w:cs="Barlow Semi Condensed" w:eastAsia="Barlow Semi Condensed" w:hAnsi="Barlow Semi Condensed"/>
                 <w:sz w:val="20"/>
                 <w:szCs w:val="20"/>
               </w:rPr>
@@ -3358,7 +3358,7 @@
             </w:r>
             <w:r>
               <w:rPr>
-                <w:rFonts w:ascii="Times New Roman" w:cs="Times New Roman" w:eastAsia="Times New Roman" w:hAnsi="Times New Roman"/>
+                <w:rFonts w:ascii="Barlow Semi Condensed" w:cs="Barlow Semi Condensed" w:eastAsia="Barlow Semi Condensed" w:hAnsi="Barlow Semi Condensed"/>
                 <w:b/>
                 <w:bCs/>
                 <w:sz w:val="20"/>
@@ -3368,7 +3368,7 @@
             </w:r>
             <w:r>
               <w:rPr>
-                <w:rFonts w:ascii="Times New Roman" w:cs="Times New Roman" w:eastAsia="Times New Roman" w:hAnsi="Times New Roman"/>
+                <w:rFonts w:ascii="Barlow Semi Condensed" w:cs="Barlow Semi Condensed" w:eastAsia="Barlow Semi Condensed" w:hAnsi="Barlow Semi Condensed"/>
                 <w:sz w:val="20"/>
                 <w:szCs w:val="20"/>
               </w:rPr>
@@ -3383,11 +3383,11 @@
           <w:p>
             <w:pPr>
               <w:spacing w:after="20" w:before="20"/>
-              <w:jc w:val="left"/>
+              <w:jc w:val="both"/>
             </w:pPr>
             <w:r>
               <w:rPr>
-                <w:rFonts w:ascii="Times New Roman" w:cs="Times New Roman" w:eastAsia="Times New Roman" w:hAnsi="Times New Roman"/>
+                <w:rFonts w:ascii="Barlow Semi Condensed" w:cs="Barlow Semi Condensed" w:eastAsia="Barlow Semi Condensed" w:hAnsi="Barlow Semi Condensed"/>
                 <w:sz w:val="20"/>
                 <w:szCs w:val="20"/>
               </w:rPr>
@@ -3404,11 +3404,11 @@
           <w:p>
             <w:pPr>
               <w:spacing w:after="20" w:before="20"/>
-              <w:jc w:val="left"/>
+              <w:jc w:val="both"/>
             </w:pPr>
             <w:r>
               <w:rPr>
-                <w:rFonts w:ascii="Times New Roman" w:cs="Times New Roman" w:eastAsia="Times New Roman" w:hAnsi="Times New Roman"/>
+                <w:rFonts w:ascii="Barlow Semi Condensed" w:cs="Barlow Semi Condensed" w:eastAsia="Barlow Semi Condensed" w:hAnsi="Barlow Semi Condensed"/>
                 <w:sz w:val="20"/>
                 <w:szCs w:val="20"/>
               </w:rPr>
@@ -3423,11 +3423,11 @@
           <w:p>
             <w:pPr>
               <w:spacing w:after="20" w:before="20"/>
-              <w:jc w:val="left"/>
+              <w:jc w:val="both"/>
             </w:pPr>
             <w:r>
               <w:rPr>
-                <w:rFonts w:ascii="Times New Roman" w:cs="Times New Roman" w:eastAsia="Times New Roman" w:hAnsi="Times New Roman"/>
+                <w:rFonts w:ascii="Barlow Semi Condensed" w:cs="Barlow Semi Condensed" w:eastAsia="Barlow Semi Condensed" w:hAnsi="Barlow Semi Condensed"/>
                 <w:b/>
                 <w:bCs/>
                 <w:sz w:val="20"/>
@@ -3437,7 +3437,7 @@
             </w:r>
             <w:r>
               <w:rPr>
-                <w:rFonts w:ascii="Times New Roman" w:cs="Times New Roman" w:eastAsia="Times New Roman" w:hAnsi="Times New Roman"/>
+                <w:rFonts w:ascii="Barlow Semi Condensed" w:cs="Barlow Semi Condensed" w:eastAsia="Barlow Semi Condensed" w:hAnsi="Barlow Semi Condensed"/>
                 <w:sz w:val="20"/>
                 <w:szCs w:val="20"/>
               </w:rPr>
@@ -3445,7 +3445,7 @@
             </w:r>
             <w:r>
               <w:rPr>
-                <w:rFonts w:ascii="Times New Roman" w:cs="Times New Roman" w:eastAsia="Times New Roman" w:hAnsi="Times New Roman"/>
+                <w:rFonts w:ascii="Barlow Semi Condensed" w:cs="Barlow Semi Condensed" w:eastAsia="Barlow Semi Condensed" w:hAnsi="Barlow Semi Condensed"/>
                 <w:b/>
                 <w:bCs/>
                 <w:sz w:val="20"/>
@@ -3455,7 +3455,7 @@
             </w:r>
             <w:r>
               <w:rPr>
-                <w:rFonts w:ascii="Times New Roman" w:cs="Times New Roman" w:eastAsia="Times New Roman" w:hAnsi="Times New Roman"/>
+                <w:rFonts w:ascii="Barlow Semi Condensed" w:cs="Barlow Semi Condensed" w:eastAsia="Barlow Semi Condensed" w:hAnsi="Barlow Semi Condensed"/>
                 <w:sz w:val="20"/>
                 <w:szCs w:val="20"/>
               </w:rPr>
@@ -3463,7 +3463,7 @@
             </w:r>
             <w:r>
               <w:rPr>
-                <w:rFonts w:ascii="Times New Roman" w:cs="Times New Roman" w:eastAsia="Times New Roman" w:hAnsi="Times New Roman"/>
+                <w:rFonts w:ascii="Barlow Semi Condensed" w:cs="Barlow Semi Condensed" w:eastAsia="Barlow Semi Condensed" w:hAnsi="Barlow Semi Condensed"/>
                 <w:b/>
                 <w:bCs/>
                 <w:sz w:val="20"/>
@@ -3473,7 +3473,7 @@
             </w:r>
             <w:r>
               <w:rPr>
-                <w:rFonts w:ascii="Times New Roman" w:cs="Times New Roman" w:eastAsia="Times New Roman" w:hAnsi="Times New Roman"/>
+                <w:rFonts w:ascii="Barlow Semi Condensed" w:cs="Barlow Semi Condensed" w:eastAsia="Barlow Semi Condensed" w:hAnsi="Barlow Semi Condensed"/>
                 <w:sz w:val="20"/>
                 <w:szCs w:val="20"/>
               </w:rPr>
@@ -3488,11 +3488,11 @@
           <w:p>
             <w:pPr>
               <w:spacing w:after="20" w:before="20"/>
-              <w:jc w:val="left"/>
+              <w:jc w:val="both"/>
             </w:pPr>
             <w:r>
               <w:rPr>
-                <w:rFonts w:ascii="Times New Roman" w:cs="Times New Roman" w:eastAsia="Times New Roman" w:hAnsi="Times New Roman"/>
+                <w:rFonts w:ascii="Barlow Semi Condensed" w:cs="Barlow Semi Condensed" w:eastAsia="Barlow Semi Condensed" w:hAnsi="Barlow Semi Condensed"/>
                 <w:sz w:val="20"/>
                 <w:szCs w:val="20"/>
               </w:rPr>
@@ -3509,11 +3509,11 @@
           <w:p>
             <w:pPr>
               <w:spacing w:after="20" w:before="20"/>
-              <w:jc w:val="left"/>
+              <w:jc w:val="both"/>
             </w:pPr>
             <w:r>
               <w:rPr>
-                <w:rFonts w:ascii="Times New Roman" w:cs="Times New Roman" w:eastAsia="Times New Roman" w:hAnsi="Times New Roman"/>
+                <w:rFonts w:ascii="Barlow Semi Condensed" w:cs="Barlow Semi Condensed" w:eastAsia="Barlow Semi Condensed" w:hAnsi="Barlow Semi Condensed"/>
                 <w:sz w:val="20"/>
                 <w:szCs w:val="20"/>
               </w:rPr>
@@ -3528,11 +3528,11 @@
           <w:p>
             <w:pPr>
               <w:spacing w:after="20" w:before="20"/>
-              <w:jc w:val="left"/>
+              <w:jc w:val="both"/>
             </w:pPr>
             <w:r>
               <w:rPr>
-                <w:rFonts w:ascii="Times New Roman" w:cs="Times New Roman" w:eastAsia="Times New Roman" w:hAnsi="Times New Roman"/>
+                <w:rFonts w:ascii="Barlow Semi Condensed" w:cs="Barlow Semi Condensed" w:eastAsia="Barlow Semi Condensed" w:hAnsi="Barlow Semi Condensed"/>
                 <w:b/>
                 <w:bCs/>
                 <w:sz w:val="20"/>
@@ -3542,7 +3542,7 @@
             </w:r>
             <w:r>
               <w:rPr>
-                <w:rFonts w:ascii="Times New Roman" w:cs="Times New Roman" w:eastAsia="Times New Roman" w:hAnsi="Times New Roman"/>
+                <w:rFonts w:ascii="Barlow Semi Condensed" w:cs="Barlow Semi Condensed" w:eastAsia="Barlow Semi Condensed" w:hAnsi="Barlow Semi Condensed"/>
                 <w:sz w:val="20"/>
                 <w:szCs w:val="20"/>
               </w:rPr>
@@ -3550,7 +3550,7 @@
             </w:r>
             <w:r>
               <w:rPr>
-                <w:rFonts w:ascii="Times New Roman" w:cs="Times New Roman" w:eastAsia="Times New Roman" w:hAnsi="Times New Roman"/>
+                <w:rFonts w:ascii="Barlow Semi Condensed" w:cs="Barlow Semi Condensed" w:eastAsia="Barlow Semi Condensed" w:hAnsi="Barlow Semi Condensed"/>
                 <w:b/>
                 <w:bCs/>
                 <w:sz w:val="20"/>
@@ -3560,7 +3560,7 @@
             </w:r>
             <w:r>
               <w:rPr>
-                <w:rFonts w:ascii="Times New Roman" w:cs="Times New Roman" w:eastAsia="Times New Roman" w:hAnsi="Times New Roman"/>
+                <w:rFonts w:ascii="Barlow Semi Condensed" w:cs="Barlow Semi Condensed" w:eastAsia="Barlow Semi Condensed" w:hAnsi="Barlow Semi Condensed"/>
                 <w:sz w:val="20"/>
                 <w:szCs w:val="20"/>
               </w:rPr>
@@ -3568,7 +3568,7 @@
             </w:r>
             <w:r>
               <w:rPr>
-                <w:rFonts w:ascii="Times New Roman" w:cs="Times New Roman" w:eastAsia="Times New Roman" w:hAnsi="Times New Roman"/>
+                <w:rFonts w:ascii="Barlow Semi Condensed" w:cs="Barlow Semi Condensed" w:eastAsia="Barlow Semi Condensed" w:hAnsi="Barlow Semi Condensed"/>
                 <w:b/>
                 <w:bCs/>
                 <w:sz w:val="20"/>
@@ -3578,7 +3578,7 @@
             </w:r>
             <w:r>
               <w:rPr>
-                <w:rFonts w:ascii="Times New Roman" w:cs="Times New Roman" w:eastAsia="Times New Roman" w:hAnsi="Times New Roman"/>
+                <w:rFonts w:ascii="Barlow Semi Condensed" w:cs="Barlow Semi Condensed" w:eastAsia="Barlow Semi Condensed" w:hAnsi="Barlow Semi Condensed"/>
                 <w:sz w:val="20"/>
                 <w:szCs w:val="20"/>
               </w:rPr>
@@ -3593,11 +3593,11 @@
           <w:p>
             <w:pPr>
               <w:spacing w:after="20" w:before="20"/>
-              <w:jc w:val="left"/>
+              <w:jc w:val="both"/>
             </w:pPr>
             <w:r>
               <w:rPr>
-                <w:rFonts w:ascii="Times New Roman" w:cs="Times New Roman" w:eastAsia="Times New Roman" w:hAnsi="Times New Roman"/>
+                <w:rFonts w:ascii="Barlow Semi Condensed" w:cs="Barlow Semi Condensed" w:eastAsia="Barlow Semi Condensed" w:hAnsi="Barlow Semi Condensed"/>
                 <w:sz w:val="20"/>
                 <w:szCs w:val="20"/>
               </w:rPr>
@@ -3614,11 +3614,11 @@
           <w:p>
             <w:pPr>
               <w:spacing w:after="20" w:before="20"/>
-              <w:jc w:val="left"/>
+              <w:jc w:val="both"/>
             </w:pPr>
             <w:r>
               <w:rPr>
-                <w:rFonts w:ascii="Times New Roman" w:cs="Times New Roman" w:eastAsia="Times New Roman" w:hAnsi="Times New Roman"/>
+                <w:rFonts w:ascii="Barlow Semi Condensed" w:cs="Barlow Semi Condensed" w:eastAsia="Barlow Semi Condensed" w:hAnsi="Barlow Semi Condensed"/>
                 <w:sz w:val="20"/>
                 <w:szCs w:val="20"/>
               </w:rPr>
@@ -3633,11 +3633,11 @@
           <w:p>
             <w:pPr>
               <w:spacing w:after="20" w:before="20"/>
-              <w:jc w:val="left"/>
+              <w:jc w:val="both"/>
             </w:pPr>
             <w:r>
               <w:rPr>
-                <w:rFonts w:ascii="Times New Roman" w:cs="Times New Roman" w:eastAsia="Times New Roman" w:hAnsi="Times New Roman"/>
+                <w:rFonts w:ascii="Barlow Semi Condensed" w:cs="Barlow Semi Condensed" w:eastAsia="Barlow Semi Condensed" w:hAnsi="Barlow Semi Condensed"/>
                 <w:b/>
                 <w:bCs/>
                 <w:sz w:val="20"/>
@@ -3647,7 +3647,7 @@
             </w:r>
             <w:r>
               <w:rPr>
-                <w:rFonts w:ascii="Times New Roman" w:cs="Times New Roman" w:eastAsia="Times New Roman" w:hAnsi="Times New Roman"/>
+                <w:rFonts w:ascii="Barlow Semi Condensed" w:cs="Barlow Semi Condensed" w:eastAsia="Barlow Semi Condensed" w:hAnsi="Barlow Semi Condensed"/>
                 <w:sz w:val="20"/>
                 <w:szCs w:val="20"/>
               </w:rPr>
@@ -3655,7 +3655,7 @@
             </w:r>
             <w:r>
               <w:rPr>
-                <w:rFonts w:ascii="Times New Roman" w:cs="Times New Roman" w:eastAsia="Times New Roman" w:hAnsi="Times New Roman"/>
+                <w:rFonts w:ascii="Barlow Semi Condensed" w:cs="Barlow Semi Condensed" w:eastAsia="Barlow Semi Condensed" w:hAnsi="Barlow Semi Condensed"/>
                 <w:b/>
                 <w:bCs/>
                 <w:sz w:val="20"/>
@@ -3665,7 +3665,7 @@
             </w:r>
             <w:r>
               <w:rPr>
-                <w:rFonts w:ascii="Times New Roman" w:cs="Times New Roman" w:eastAsia="Times New Roman" w:hAnsi="Times New Roman"/>
+                <w:rFonts w:ascii="Barlow Semi Condensed" w:cs="Barlow Semi Condensed" w:eastAsia="Barlow Semi Condensed" w:hAnsi="Barlow Semi Condensed"/>
                 <w:sz w:val="20"/>
                 <w:szCs w:val="20"/>
               </w:rPr>
@@ -3673,7 +3673,7 @@
             </w:r>
             <w:r>
               <w:rPr>
-                <w:rFonts w:ascii="Times New Roman" w:cs="Times New Roman" w:eastAsia="Times New Roman" w:hAnsi="Times New Roman"/>
+                <w:rFonts w:ascii="Barlow Semi Condensed" w:cs="Barlow Semi Condensed" w:eastAsia="Barlow Semi Condensed" w:hAnsi="Barlow Semi Condensed"/>
                 <w:b/>
                 <w:bCs/>
                 <w:sz w:val="20"/>
@@ -3683,7 +3683,7 @@
             </w:r>
             <w:r>
               <w:rPr>
-                <w:rFonts w:ascii="Times New Roman" w:cs="Times New Roman" w:eastAsia="Times New Roman" w:hAnsi="Times New Roman"/>
+                <w:rFonts w:ascii="Barlow Semi Condensed" w:cs="Barlow Semi Condensed" w:eastAsia="Barlow Semi Condensed" w:hAnsi="Barlow Semi Condensed"/>
                 <w:sz w:val="20"/>
                 <w:szCs w:val="20"/>
               </w:rPr>
@@ -3698,11 +3698,11 @@
           <w:p>
             <w:pPr>
               <w:spacing w:after="20" w:before="20"/>
-              <w:jc w:val="left"/>
+              <w:jc w:val="both"/>
             </w:pPr>
             <w:r>
               <w:rPr>
-                <w:rFonts w:ascii="Times New Roman" w:cs="Times New Roman" w:eastAsia="Times New Roman" w:hAnsi="Times New Roman"/>
+                <w:rFonts w:ascii="Barlow Semi Condensed" w:cs="Barlow Semi Condensed" w:eastAsia="Barlow Semi Condensed" w:hAnsi="Barlow Semi Condensed"/>
                 <w:sz w:val="20"/>
                 <w:szCs w:val="20"/>
               </w:rPr>
@@ -3719,11 +3719,11 @@
           <w:p>
             <w:pPr>
               <w:spacing w:after="20" w:before="20"/>
-              <w:jc w:val="left"/>
+              <w:jc w:val="both"/>
             </w:pPr>
             <w:r>
               <w:rPr>
-                <w:rFonts w:ascii="Times New Roman" w:cs="Times New Roman" w:eastAsia="Times New Roman" w:hAnsi="Times New Roman"/>
+                <w:rFonts w:ascii="Barlow Semi Condensed" w:cs="Barlow Semi Condensed" w:eastAsia="Barlow Semi Condensed" w:hAnsi="Barlow Semi Condensed"/>
                 <w:sz w:val="20"/>
                 <w:szCs w:val="20"/>
               </w:rPr>
@@ -3738,11 +3738,11 @@
           <w:p>
             <w:pPr>
               <w:spacing w:after="20" w:before="20"/>
-              <w:jc w:val="left"/>
+              <w:jc w:val="both"/>
             </w:pPr>
             <w:r>
               <w:rPr>
-                <w:rFonts w:ascii="Times New Roman" w:cs="Times New Roman" w:eastAsia="Times New Roman" w:hAnsi="Times New Roman"/>
+                <w:rFonts w:ascii="Barlow Semi Condensed" w:cs="Barlow Semi Condensed" w:eastAsia="Barlow Semi Condensed" w:hAnsi="Barlow Semi Condensed"/>
                 <w:b/>
                 <w:bCs/>
                 <w:sz w:val="20"/>
@@ -3752,7 +3752,7 @@
             </w:r>
             <w:r>
               <w:rPr>
-                <w:rFonts w:ascii="Times New Roman" w:cs="Times New Roman" w:eastAsia="Times New Roman" w:hAnsi="Times New Roman"/>
+                <w:rFonts w:ascii="Barlow Semi Condensed" w:cs="Barlow Semi Condensed" w:eastAsia="Barlow Semi Condensed" w:hAnsi="Barlow Semi Condensed"/>
                 <w:sz w:val="20"/>
                 <w:szCs w:val="20"/>
               </w:rPr>
@@ -3760,7 +3760,7 @@
             </w:r>
             <w:r>
               <w:rPr>
-                <w:rFonts w:ascii="Times New Roman" w:cs="Times New Roman" w:eastAsia="Times New Roman" w:hAnsi="Times New Roman"/>
+                <w:rFonts w:ascii="Barlow Semi Condensed" w:cs="Barlow Semi Condensed" w:eastAsia="Barlow Semi Condensed" w:hAnsi="Barlow Semi Condensed"/>
                 <w:b/>
                 <w:bCs/>
                 <w:sz w:val="20"/>
@@ -3770,7 +3770,7 @@
             </w:r>
             <w:r>
               <w:rPr>
-                <w:rFonts w:ascii="Times New Roman" w:cs="Times New Roman" w:eastAsia="Times New Roman" w:hAnsi="Times New Roman"/>
+                <w:rFonts w:ascii="Barlow Semi Condensed" w:cs="Barlow Semi Condensed" w:eastAsia="Barlow Semi Condensed" w:hAnsi="Barlow Semi Condensed"/>
                 <w:sz w:val="20"/>
                 <w:szCs w:val="20"/>
               </w:rPr>
@@ -3778,7 +3778,7 @@
             </w:r>
             <w:r>
               <w:rPr>
-                <w:rFonts w:ascii="Times New Roman" w:cs="Times New Roman" w:eastAsia="Times New Roman" w:hAnsi="Times New Roman"/>
+                <w:rFonts w:ascii="Barlow Semi Condensed" w:cs="Barlow Semi Condensed" w:eastAsia="Barlow Semi Condensed" w:hAnsi="Barlow Semi Condensed"/>
                 <w:b/>
                 <w:bCs/>
                 <w:sz w:val="20"/>
@@ -3788,7 +3788,7 @@
             </w:r>
             <w:r>
               <w:rPr>
-                <w:rFonts w:ascii="Times New Roman" w:cs="Times New Roman" w:eastAsia="Times New Roman" w:hAnsi="Times New Roman"/>
+                <w:rFonts w:ascii="Barlow Semi Condensed" w:cs="Barlow Semi Condensed" w:eastAsia="Barlow Semi Condensed" w:hAnsi="Barlow Semi Condensed"/>
                 <w:sz w:val="20"/>
                 <w:szCs w:val="20"/>
               </w:rPr>
@@ -3796,7 +3796,7 @@
             </w:r>
             <w:r>
               <w:rPr>
-                <w:rFonts w:ascii="Times New Roman" w:cs="Times New Roman" w:eastAsia="Times New Roman" w:hAnsi="Times New Roman"/>
+                <w:rFonts w:ascii="Barlow Semi Condensed" w:cs="Barlow Semi Condensed" w:eastAsia="Barlow Semi Condensed" w:hAnsi="Barlow Semi Condensed"/>
                 <w:b/>
                 <w:bCs/>
                 <w:sz w:val="20"/>
@@ -3806,7 +3806,7 @@
             </w:r>
             <w:r>
               <w:rPr>
-                <w:rFonts w:ascii="Times New Roman" w:cs="Times New Roman" w:eastAsia="Times New Roman" w:hAnsi="Times New Roman"/>
+                <w:rFonts w:ascii="Barlow Semi Condensed" w:cs="Barlow Semi Condensed" w:eastAsia="Barlow Semi Condensed" w:hAnsi="Barlow Semi Condensed"/>
                 <w:sz w:val="20"/>
                 <w:szCs w:val="20"/>
               </w:rPr>
@@ -3814,7 +3814,7 @@
             </w:r>
             <w:r>
               <w:rPr>
-                <w:rFonts w:ascii="Times New Roman" w:cs="Times New Roman" w:eastAsia="Times New Roman" w:hAnsi="Times New Roman"/>
+                <w:rFonts w:ascii="Barlow Semi Condensed" w:cs="Barlow Semi Condensed" w:eastAsia="Barlow Semi Condensed" w:hAnsi="Barlow Semi Condensed"/>
                 <w:b/>
                 <w:bCs/>
                 <w:sz w:val="20"/>
@@ -3824,7 +3824,7 @@
             </w:r>
             <w:r>
               <w:rPr>
-                <w:rFonts w:ascii="Times New Roman" w:cs="Times New Roman" w:eastAsia="Times New Roman" w:hAnsi="Times New Roman"/>
+                <w:rFonts w:ascii="Barlow Semi Condensed" w:cs="Barlow Semi Condensed" w:eastAsia="Barlow Semi Condensed" w:hAnsi="Barlow Semi Condensed"/>
                 <w:sz w:val="20"/>
                 <w:szCs w:val="20"/>
               </w:rPr>
@@ -3832,7 +3832,7 @@
             </w:r>
             <w:r>
               <w:rPr>
-                <w:rFonts w:ascii="Times New Roman" w:cs="Times New Roman" w:eastAsia="Times New Roman" w:hAnsi="Times New Roman"/>
+                <w:rFonts w:ascii="Barlow Semi Condensed" w:cs="Barlow Semi Condensed" w:eastAsia="Barlow Semi Condensed" w:hAnsi="Barlow Semi Condensed"/>
                 <w:b/>
                 <w:bCs/>
                 <w:sz w:val="20"/>
@@ -3849,11 +3849,11 @@
           <w:p>
             <w:pPr>
               <w:spacing w:after="20" w:before="20"/>
-              <w:jc w:val="left"/>
+              <w:jc w:val="both"/>
             </w:pPr>
             <w:r>
               <w:rPr>
-                <w:rFonts w:ascii="Times New Roman" w:cs="Times New Roman" w:eastAsia="Times New Roman" w:hAnsi="Times New Roman"/>
+                <w:rFonts w:ascii="Barlow Semi Condensed" w:cs="Barlow Semi Condensed" w:eastAsia="Barlow Semi Condensed" w:hAnsi="Barlow Semi Condensed"/>
                 <w:sz w:val="20"/>
                 <w:szCs w:val="20"/>
               </w:rPr>
@@ -3870,11 +3870,11 @@
           <w:p>
             <w:pPr>
               <w:spacing w:after="20" w:before="20"/>
-              <w:jc w:val="left"/>
+              <w:jc w:val="both"/>
             </w:pPr>
             <w:r>
               <w:rPr>
-                <w:rFonts w:ascii="Times New Roman" w:cs="Times New Roman" w:eastAsia="Times New Roman" w:hAnsi="Times New Roman"/>
+                <w:rFonts w:ascii="Barlow Semi Condensed" w:cs="Barlow Semi Condensed" w:eastAsia="Barlow Semi Condensed" w:hAnsi="Barlow Semi Condensed"/>
                 <w:sz w:val="20"/>
                 <w:szCs w:val="20"/>
               </w:rPr>
@@ -3889,11 +3889,11 @@
           <w:p>
             <w:pPr>
               <w:spacing w:after="20" w:before="20"/>
-              <w:jc w:val="left"/>
+              <w:jc w:val="both"/>
             </w:pPr>
             <w:r>
               <w:rPr>
-                <w:rFonts w:ascii="Times New Roman" w:cs="Times New Roman" w:eastAsia="Times New Roman" w:hAnsi="Times New Roman"/>
+                <w:rFonts w:ascii="Barlow Semi Condensed" w:cs="Barlow Semi Condensed" w:eastAsia="Barlow Semi Condensed" w:hAnsi="Barlow Semi Condensed"/>
                 <w:b/>
                 <w:bCs/>
                 <w:sz w:val="20"/>
@@ -3903,7 +3903,7 @@
             </w:r>
             <w:r>
               <w:rPr>
-                <w:rFonts w:ascii="Times New Roman" w:cs="Times New Roman" w:eastAsia="Times New Roman" w:hAnsi="Times New Roman"/>
+                <w:rFonts w:ascii="Barlow Semi Condensed" w:cs="Barlow Semi Condensed" w:eastAsia="Barlow Semi Condensed" w:hAnsi="Barlow Semi Condensed"/>
                 <w:sz w:val="20"/>
                 <w:szCs w:val="20"/>
               </w:rPr>
@@ -3911,7 +3911,7 @@
             </w:r>
             <w:r>
               <w:rPr>
-                <w:rFonts w:ascii="Times New Roman" w:cs="Times New Roman" w:eastAsia="Times New Roman" w:hAnsi="Times New Roman"/>
+                <w:rFonts w:ascii="Barlow Semi Condensed" w:cs="Barlow Semi Condensed" w:eastAsia="Barlow Semi Condensed" w:hAnsi="Barlow Semi Condensed"/>
                 <w:b/>
                 <w:bCs/>
                 <w:sz w:val="20"/>
@@ -3921,7 +3921,7 @@
             </w:r>
             <w:r>
               <w:rPr>
-                <w:rFonts w:ascii="Times New Roman" w:cs="Times New Roman" w:eastAsia="Times New Roman" w:hAnsi="Times New Roman"/>
+                <w:rFonts w:ascii="Barlow Semi Condensed" w:cs="Barlow Semi Condensed" w:eastAsia="Barlow Semi Condensed" w:hAnsi="Barlow Semi Condensed"/>
                 <w:sz w:val="20"/>
                 <w:szCs w:val="20"/>
               </w:rPr>
@@ -3929,7 +3929,7 @@
             </w:r>
             <w:r>
               <w:rPr>
-                <w:rFonts w:ascii="Times New Roman" w:cs="Times New Roman" w:eastAsia="Times New Roman" w:hAnsi="Times New Roman"/>
+                <w:rFonts w:ascii="Barlow Semi Condensed" w:cs="Barlow Semi Condensed" w:eastAsia="Barlow Semi Condensed" w:hAnsi="Barlow Semi Condensed"/>
                 <w:b/>
                 <w:bCs/>
                 <w:sz w:val="20"/>
@@ -3939,7 +3939,7 @@
             </w:r>
             <w:r>
               <w:rPr>
-                <w:rFonts w:ascii="Times New Roman" w:cs="Times New Roman" w:eastAsia="Times New Roman" w:hAnsi="Times New Roman"/>
+                <w:rFonts w:ascii="Barlow Semi Condensed" w:cs="Barlow Semi Condensed" w:eastAsia="Barlow Semi Condensed" w:hAnsi="Barlow Semi Condensed"/>
                 <w:sz w:val="20"/>
                 <w:szCs w:val="20"/>
               </w:rPr>
@@ -3954,11 +3954,11 @@
           <w:p>
             <w:pPr>
               <w:spacing w:after="20" w:before="20"/>
-              <w:jc w:val="left"/>
+              <w:jc w:val="both"/>
             </w:pPr>
             <w:r>
               <w:rPr>
-                <w:rFonts w:ascii="Times New Roman" w:cs="Times New Roman" w:eastAsia="Times New Roman" w:hAnsi="Times New Roman"/>
+                <w:rFonts w:ascii="Barlow Semi Condensed" w:cs="Barlow Semi Condensed" w:eastAsia="Barlow Semi Condensed" w:hAnsi="Barlow Semi Condensed"/>
                 <w:sz w:val="20"/>
                 <w:szCs w:val="20"/>
               </w:rPr>
@@ -3975,11 +3975,11 @@
           <w:p>
             <w:pPr>
               <w:spacing w:after="20" w:before="20"/>
-              <w:jc w:val="left"/>
+              <w:jc w:val="both"/>
             </w:pPr>
             <w:r>
               <w:rPr>
-                <w:rFonts w:ascii="Times New Roman" w:cs="Times New Roman" w:eastAsia="Times New Roman" w:hAnsi="Times New Roman"/>
+                <w:rFonts w:ascii="Barlow Semi Condensed" w:cs="Barlow Semi Condensed" w:eastAsia="Barlow Semi Condensed" w:hAnsi="Barlow Semi Condensed"/>
                 <w:sz w:val="20"/>
                 <w:szCs w:val="20"/>
               </w:rPr>
@@ -3994,11 +3994,11 @@
           <w:p>
             <w:pPr>
               <w:spacing w:after="20" w:before="20"/>
-              <w:jc w:val="left"/>
+              <w:jc w:val="both"/>
             </w:pPr>
             <w:r>
               <w:rPr>
-                <w:rFonts w:ascii="Times New Roman" w:cs="Times New Roman" w:eastAsia="Times New Roman" w:hAnsi="Times New Roman"/>
+                <w:rFonts w:ascii="Barlow Semi Condensed" w:cs="Barlow Semi Condensed" w:eastAsia="Barlow Semi Condensed" w:hAnsi="Barlow Semi Condensed"/>
                 <w:b/>
                 <w:bCs/>
                 <w:sz w:val="20"/>
@@ -4008,7 +4008,7 @@
             </w:r>
             <w:r>
               <w:rPr>
-                <w:rFonts w:ascii="Times New Roman" w:cs="Times New Roman" w:eastAsia="Times New Roman" w:hAnsi="Times New Roman"/>
+                <w:rFonts w:ascii="Barlow Semi Condensed" w:cs="Barlow Semi Condensed" w:eastAsia="Barlow Semi Condensed" w:hAnsi="Barlow Semi Condensed"/>
                 <w:sz w:val="20"/>
                 <w:szCs w:val="20"/>
               </w:rPr>
@@ -4016,7 +4016,7 @@
             </w:r>
             <w:r>
               <w:rPr>
-                <w:rFonts w:ascii="Times New Roman" w:cs="Times New Roman" w:eastAsia="Times New Roman" w:hAnsi="Times New Roman"/>
+                <w:rFonts w:ascii="Barlow Semi Condensed" w:cs="Barlow Semi Condensed" w:eastAsia="Barlow Semi Condensed" w:hAnsi="Barlow Semi Condensed"/>
                 <w:b/>
                 <w:bCs/>
                 <w:sz w:val="20"/>
@@ -4026,7 +4026,7 @@
             </w:r>
             <w:r>
               <w:rPr>
-                <w:rFonts w:ascii="Times New Roman" w:cs="Times New Roman" w:eastAsia="Times New Roman" w:hAnsi="Times New Roman"/>
+                <w:rFonts w:ascii="Barlow Semi Condensed" w:cs="Barlow Semi Condensed" w:eastAsia="Barlow Semi Condensed" w:hAnsi="Barlow Semi Condensed"/>
                 <w:sz w:val="20"/>
                 <w:szCs w:val="20"/>
               </w:rPr>
@@ -4034,7 +4034,7 @@
             </w:r>
             <w:r>
               <w:rPr>
-                <w:rFonts w:ascii="Times New Roman" w:cs="Times New Roman" w:eastAsia="Times New Roman" w:hAnsi="Times New Roman"/>
+                <w:rFonts w:ascii="Barlow Semi Condensed" w:cs="Barlow Semi Condensed" w:eastAsia="Barlow Semi Condensed" w:hAnsi="Barlow Semi Condensed"/>
                 <w:b/>
                 <w:bCs/>
                 <w:sz w:val="20"/>
@@ -4044,7 +4044,7 @@
             </w:r>
             <w:r>
               <w:rPr>
-                <w:rFonts w:ascii="Times New Roman" w:cs="Times New Roman" w:eastAsia="Times New Roman" w:hAnsi="Times New Roman"/>
+                <w:rFonts w:ascii="Barlow Semi Condensed" w:cs="Barlow Semi Condensed" w:eastAsia="Barlow Semi Condensed" w:hAnsi="Barlow Semi Condensed"/>
                 <w:sz w:val="20"/>
                 <w:szCs w:val="20"/>
               </w:rPr>
@@ -4059,11 +4059,11 @@
           <w:p>
             <w:pPr>
               <w:spacing w:after="20" w:before="20"/>
-              <w:jc w:val="left"/>
+              <w:jc w:val="both"/>
             </w:pPr>
             <w:r>
               <w:rPr>
-                <w:rFonts w:ascii="Times New Roman" w:cs="Times New Roman" w:eastAsia="Times New Roman" w:hAnsi="Times New Roman"/>
+                <w:rFonts w:ascii="Barlow Semi Condensed" w:cs="Barlow Semi Condensed" w:eastAsia="Barlow Semi Condensed" w:hAnsi="Barlow Semi Condensed"/>
                 <w:sz w:val="20"/>
                 <w:szCs w:val="20"/>
               </w:rPr>
@@ -4080,11 +4080,11 @@
           <w:p>
             <w:pPr>
               <w:spacing w:after="20" w:before="20"/>
-              <w:jc w:val="left"/>
+              <w:jc w:val="both"/>
             </w:pPr>
             <w:r>
               <w:rPr>
-                <w:rFonts w:ascii="Times New Roman" w:cs="Times New Roman" w:eastAsia="Times New Roman" w:hAnsi="Times New Roman"/>
+                <w:rFonts w:ascii="Barlow Semi Condensed" w:cs="Barlow Semi Condensed" w:eastAsia="Barlow Semi Condensed" w:hAnsi="Barlow Semi Condensed"/>
                 <w:sz w:val="20"/>
                 <w:szCs w:val="20"/>
               </w:rPr>
@@ -4099,11 +4099,11 @@
           <w:p>
             <w:pPr>
               <w:spacing w:after="20" w:before="20"/>
-              <w:jc w:val="left"/>
+              <w:jc w:val="both"/>
             </w:pPr>
             <w:r>
               <w:rPr>
-                <w:rFonts w:ascii="Times New Roman" w:cs="Times New Roman" w:eastAsia="Times New Roman" w:hAnsi="Times New Roman"/>
+                <w:rFonts w:ascii="Barlow Semi Condensed" w:cs="Barlow Semi Condensed" w:eastAsia="Barlow Semi Condensed" w:hAnsi="Barlow Semi Condensed"/>
                 <w:b/>
                 <w:bCs/>
                 <w:sz w:val="20"/>
@@ -4113,7 +4113,7 @@
             </w:r>
             <w:r>
               <w:rPr>
-                <w:rFonts w:ascii="Times New Roman" w:cs="Times New Roman" w:eastAsia="Times New Roman" w:hAnsi="Times New Roman"/>
+                <w:rFonts w:ascii="Barlow Semi Condensed" w:cs="Barlow Semi Condensed" w:eastAsia="Barlow Semi Condensed" w:hAnsi="Barlow Semi Condensed"/>
                 <w:sz w:val="20"/>
                 <w:szCs w:val="20"/>
               </w:rPr>
@@ -4121,7 +4121,7 @@
             </w:r>
             <w:r>
               <w:rPr>
-                <w:rFonts w:ascii="Times New Roman" w:cs="Times New Roman" w:eastAsia="Times New Roman" w:hAnsi="Times New Roman"/>
+                <w:rFonts w:ascii="Barlow Semi Condensed" w:cs="Barlow Semi Condensed" w:eastAsia="Barlow Semi Condensed" w:hAnsi="Barlow Semi Condensed"/>
                 <w:i/>
                 <w:iCs/>
                 <w:sz w:val="20"/>
@@ -4131,7 +4131,7 @@
             </w:r>
             <w:r>
               <w:rPr>
-                <w:rFonts w:ascii="Times New Roman" w:cs="Times New Roman" w:eastAsia="Times New Roman" w:hAnsi="Times New Roman"/>
+                <w:rFonts w:ascii="Barlow Semi Condensed" w:cs="Barlow Semi Condensed" w:eastAsia="Barlow Semi Condensed" w:hAnsi="Barlow Semi Condensed"/>
                 <w:sz w:val="20"/>
                 <w:szCs w:val="20"/>
               </w:rPr>
@@ -4139,7 +4139,7 @@
             </w:r>
             <w:r>
               <w:rPr>
-                <w:rFonts w:ascii="Times New Roman" w:cs="Times New Roman" w:eastAsia="Times New Roman" w:hAnsi="Times New Roman"/>
+                <w:rFonts w:ascii="Barlow Semi Condensed" w:cs="Barlow Semi Condensed" w:eastAsia="Barlow Semi Condensed" w:hAnsi="Barlow Semi Condensed"/>
                 <w:b/>
                 <w:bCs/>
                 <w:sz w:val="20"/>
@@ -4149,7 +4149,7 @@
             </w:r>
             <w:r>
               <w:rPr>
-                <w:rFonts w:ascii="Times New Roman" w:cs="Times New Roman" w:eastAsia="Times New Roman" w:hAnsi="Times New Roman"/>
+                <w:rFonts w:ascii="Barlow Semi Condensed" w:cs="Barlow Semi Condensed" w:eastAsia="Barlow Semi Condensed" w:hAnsi="Barlow Semi Condensed"/>
                 <w:sz w:val="20"/>
                 <w:szCs w:val="20"/>
               </w:rPr>
@@ -4164,11 +4164,11 @@
           <w:p>
             <w:pPr>
               <w:spacing w:after="20" w:before="20"/>
-              <w:jc w:val="left"/>
+              <w:jc w:val="both"/>
             </w:pPr>
             <w:r>
               <w:rPr>
-                <w:rFonts w:ascii="Times New Roman" w:cs="Times New Roman" w:eastAsia="Times New Roman" w:hAnsi="Times New Roman"/>
+                <w:rFonts w:ascii="Barlow Semi Condensed" w:cs="Barlow Semi Condensed" w:eastAsia="Barlow Semi Condensed" w:hAnsi="Barlow Semi Condensed"/>
                 <w:sz w:val="20"/>
                 <w:szCs w:val="20"/>
               </w:rPr>
@@ -4190,7 +4190,7 @@
       </w:pPr>
       <w:r>
         <w:rPr>
-          <w:rFonts w:ascii="Times New Roman" w:cs="Times New Roman" w:eastAsia="Times New Roman" w:hAnsi="Times New Roman"/>
+          <w:rFonts w:ascii="Barlow Semi Condensed" w:cs="Barlow Semi Condensed" w:eastAsia="Barlow Semi Condensed" w:hAnsi="Barlow Semi Condensed"/>
           <w:sz w:val="24"/>
           <w:szCs w:val="24"/>
         </w:rPr>
@@ -4204,7 +4204,7 @@
       </w:pPr>
       <w:r>
         <w:rPr>
-          <w:rFonts w:ascii="Times New Roman" w:cs="Times New Roman" w:eastAsia="Times New Roman" w:hAnsi="Times New Roman"/>
+          <w:rFonts w:ascii="Barlow Semi Condensed" w:cs="Barlow Semi Condensed" w:eastAsia="Barlow Semi Condensed" w:hAnsi="Barlow Semi Condensed"/>
           <w:sz w:val="24"/>
           <w:szCs w:val="24"/>
         </w:rPr>
@@ -4218,7 +4218,7 @@
       </w:pPr>
       <w:r>
         <w:rPr>
-          <w:rFonts w:ascii="Times New Roman" w:cs="Times New Roman" w:eastAsia="Times New Roman" w:hAnsi="Times New Roman"/>
+          <w:rFonts w:ascii="Barlow Semi Condensed" w:cs="Barlow Semi Condensed" w:eastAsia="Barlow Semi Condensed" w:hAnsi="Barlow Semi Condensed"/>
           <w:b/>
           <w:bCs/>
           <w:sz w:val="24"/>
@@ -4228,7 +4228,7 @@
       </w:r>
       <w:r>
         <w:rPr>
-          <w:rFonts w:ascii="Times New Roman" w:cs="Times New Roman" w:eastAsia="Times New Roman" w:hAnsi="Times New Roman"/>
+          <w:rFonts w:ascii="Barlow Semi Condensed" w:cs="Barlow Semi Condensed" w:eastAsia="Barlow Semi Condensed" w:hAnsi="Barlow Semi Condensed"/>
           <w:sz w:val="24"/>
           <w:szCs w:val="24"/>
         </w:rPr>
@@ -4236,7 +4236,7 @@
       </w:r>
       <w:r>
         <w:rPr>
-          <w:rFonts w:ascii="Times New Roman" w:cs="Times New Roman" w:eastAsia="Times New Roman" w:hAnsi="Times New Roman"/>
+          <w:rFonts w:ascii="Barlow Semi Condensed" w:cs="Barlow Semi Condensed" w:eastAsia="Barlow Semi Condensed" w:hAnsi="Barlow Semi Condensed"/>
           <w:b/>
           <w:bCs/>
           <w:sz w:val="24"/>
@@ -4246,7 +4246,7 @@
       </w:r>
       <w:r>
         <w:rPr>
-          <w:rFonts w:ascii="Times New Roman" w:cs="Times New Roman" w:eastAsia="Times New Roman" w:hAnsi="Times New Roman"/>
+          <w:rFonts w:ascii="Barlow Semi Condensed" w:cs="Barlow Semi Condensed" w:eastAsia="Barlow Semi Condensed" w:hAnsi="Barlow Semi Condensed"/>
           <w:sz w:val="24"/>
           <w:szCs w:val="24"/>
         </w:rPr>
@@ -4254,7 +4254,7 @@
       </w:r>
       <w:r>
         <w:rPr>
-          <w:rFonts w:ascii="Times New Roman" w:cs="Times New Roman" w:eastAsia="Times New Roman" w:hAnsi="Times New Roman"/>
+          <w:rFonts w:ascii="Barlow Semi Condensed" w:cs="Barlow Semi Condensed" w:eastAsia="Barlow Semi Condensed" w:hAnsi="Barlow Semi Condensed"/>
           <w:b/>
           <w:bCs/>
           <w:sz w:val="24"/>
@@ -4270,7 +4270,7 @@
       </w:pPr>
       <w:r>
         <w:rPr>
-          <w:rFonts w:ascii="Times New Roman" w:cs="Times New Roman" w:eastAsia="Times New Roman" w:hAnsi="Times New Roman"/>
+          <w:rFonts w:ascii="Barlow Semi Condensed" w:cs="Barlow Semi Condensed" w:eastAsia="Barlow Semi Condensed" w:hAnsi="Barlow Semi Condensed"/>
           <w:b/>
           <w:bCs/>
           <w:sz w:val="24"/>
@@ -4280,7 +4280,7 @@
       </w:r>
       <w:r>
         <w:rPr>
-          <w:rFonts w:ascii="Times New Roman" w:cs="Times New Roman" w:eastAsia="Times New Roman" w:hAnsi="Times New Roman"/>
+          <w:rFonts w:ascii="Barlow Semi Condensed" w:cs="Barlow Semi Condensed" w:eastAsia="Barlow Semi Condensed" w:hAnsi="Barlow Semi Condensed"/>
           <w:sz w:val="24"/>
           <w:szCs w:val="24"/>
         </w:rPr>
@@ -4288,7 +4288,7 @@
       </w:r>
       <w:r>
         <w:rPr>
-          <w:rFonts w:ascii="Times New Roman" w:cs="Times New Roman" w:eastAsia="Times New Roman" w:hAnsi="Times New Roman"/>
+          <w:rFonts w:ascii="Barlow Semi Condensed" w:cs="Barlow Semi Condensed" w:eastAsia="Barlow Semi Condensed" w:hAnsi="Barlow Semi Condensed"/>
           <w:b/>
           <w:bCs/>
           <w:sz w:val="24"/>
@@ -4298,7 +4298,7 @@
       </w:r>
       <w:r>
         <w:rPr>
-          <w:rFonts w:ascii="Times New Roman" w:cs="Times New Roman" w:eastAsia="Times New Roman" w:hAnsi="Times New Roman"/>
+          <w:rFonts w:ascii="Barlow Semi Condensed" w:cs="Barlow Semi Condensed" w:eastAsia="Barlow Semi Condensed" w:hAnsi="Barlow Semi Condensed"/>
           <w:sz w:val="24"/>
           <w:szCs w:val="24"/>
         </w:rPr>
@@ -4306,7 +4306,7 @@
       </w:r>
       <w:r>
         <w:rPr>
-          <w:rFonts w:ascii="Times New Roman" w:cs="Times New Roman" w:eastAsia="Times New Roman" w:hAnsi="Times New Roman"/>
+          <w:rFonts w:ascii="Barlow Semi Condensed" w:cs="Barlow Semi Condensed" w:eastAsia="Barlow Semi Condensed" w:hAnsi="Barlow Semi Condensed"/>
           <w:b/>
           <w:bCs/>
           <w:sz w:val="24"/>
@@ -4316,7 +4316,7 @@
       </w:r>
       <w:r>
         <w:rPr>
-          <w:rFonts w:ascii="Times New Roman" w:cs="Times New Roman" w:eastAsia="Times New Roman" w:hAnsi="Times New Roman"/>
+          <w:rFonts w:ascii="Barlow Semi Condensed" w:cs="Barlow Semi Condensed" w:eastAsia="Barlow Semi Condensed" w:hAnsi="Barlow Semi Condensed"/>
           <w:sz w:val="24"/>
           <w:szCs w:val="24"/>
         </w:rPr>
@@ -4324,7 +4324,7 @@
       </w:r>
       <w:r>
         <w:rPr>
-          <w:rFonts w:ascii="Times New Roman" w:cs="Times New Roman" w:eastAsia="Times New Roman" w:hAnsi="Times New Roman"/>
+          <w:rFonts w:ascii="Barlow Semi Condensed" w:cs="Barlow Semi Condensed" w:eastAsia="Barlow Semi Condensed" w:hAnsi="Barlow Semi Condensed"/>
           <w:b/>
           <w:bCs/>
           <w:sz w:val="24"/>
@@ -4334,7 +4334,7 @@
       </w:r>
       <w:r>
         <w:rPr>
-          <w:rFonts w:ascii="Times New Roman" w:cs="Times New Roman" w:eastAsia="Times New Roman" w:hAnsi="Times New Roman"/>
+          <w:rFonts w:ascii="Barlow Semi Condensed" w:cs="Barlow Semi Condensed" w:eastAsia="Barlow Semi Condensed" w:hAnsi="Barlow Semi Condensed"/>
           <w:sz w:val="24"/>
           <w:szCs w:val="24"/>
         </w:rPr>
@@ -4348,7 +4348,7 @@
       </w:pPr>
       <w:r>
         <w:rPr>
-          <w:rFonts w:ascii="Times New Roman" w:cs="Times New Roman" w:eastAsia="Times New Roman" w:hAnsi="Times New Roman"/>
+          <w:rFonts w:ascii="Barlow Semi Condensed" w:cs="Barlow Semi Condensed" w:eastAsia="Barlow Semi Condensed" w:hAnsi="Barlow Semi Condensed"/>
           <w:sz w:val="24"/>
           <w:szCs w:val="24"/>
         </w:rPr>
@@ -4356,7 +4356,7 @@
       </w:r>
       <w:r>
         <w:rPr>
-          <w:rFonts w:ascii="Times New Roman" w:cs="Times New Roman" w:eastAsia="Times New Roman" w:hAnsi="Times New Roman"/>
+          <w:rFonts w:ascii="Barlow Semi Condensed" w:cs="Barlow Semi Condensed" w:eastAsia="Barlow Semi Condensed" w:hAnsi="Barlow Semi Condensed"/>
           <w:b/>
           <w:bCs/>
           <w:sz w:val="24"/>
@@ -4366,7 +4366,7 @@
       </w:r>
       <w:r>
         <w:rPr>
-          <w:rFonts w:ascii="Times New Roman" w:cs="Times New Roman" w:eastAsia="Times New Roman" w:hAnsi="Times New Roman"/>
+          <w:rFonts w:ascii="Barlow Semi Condensed" w:cs="Barlow Semi Condensed" w:eastAsia="Barlow Semi Condensed" w:hAnsi="Barlow Semi Condensed"/>
           <w:sz w:val="24"/>
           <w:szCs w:val="24"/>
         </w:rPr>
@@ -4380,7 +4380,7 @@
       </w:pPr>
       <w:r>
         <w:rPr>
-          <w:rFonts w:ascii="Times New Roman" w:cs="Times New Roman" w:eastAsia="Times New Roman" w:hAnsi="Times New Roman"/>
+          <w:rFonts w:ascii="Barlow Semi Condensed" w:cs="Barlow Semi Condensed" w:eastAsia="Barlow Semi Condensed" w:hAnsi="Barlow Semi Condensed"/>
           <w:sz w:val="24"/>
           <w:szCs w:val="24"/>
         </w:rPr>
@@ -4394,7 +4394,7 @@
       </w:pPr>
       <w:r>
         <w:rPr>
-          <w:rFonts w:ascii="Times New Roman" w:cs="Times New Roman" w:eastAsia="Times New Roman" w:hAnsi="Times New Roman"/>
+          <w:rFonts w:ascii="Barlow Semi Condensed" w:cs="Barlow Semi Condensed" w:eastAsia="Barlow Semi Condensed" w:hAnsi="Barlow Semi Condensed"/>
           <w:sz w:val="24"/>
           <w:szCs w:val="24"/>
         </w:rPr>
@@ -4408,7 +4408,7 @@
       </w:pPr>
       <w:r>
         <w:rPr>
-          <w:rFonts w:ascii="Times New Roman" w:cs="Times New Roman" w:eastAsia="Times New Roman" w:hAnsi="Times New Roman"/>
+          <w:rFonts w:ascii="Barlow Semi Condensed" w:cs="Barlow Semi Condensed" w:eastAsia="Barlow Semi Condensed" w:hAnsi="Barlow Semi Condensed"/>
           <w:sz w:val="24"/>
           <w:szCs w:val="24"/>
         </w:rPr>
@@ -4416,7 +4416,7 @@
       </w:r>
       <w:r>
         <w:rPr>
-          <w:rFonts w:ascii="Times New Roman" w:cs="Times New Roman" w:eastAsia="Times New Roman" w:hAnsi="Times New Roman"/>
+          <w:rFonts w:ascii="Barlow Semi Condensed" w:cs="Barlow Semi Condensed" w:eastAsia="Barlow Semi Condensed" w:hAnsi="Barlow Semi Condensed"/>
           <w:b/>
           <w:bCs/>
           <w:sz w:val="24"/>
@@ -4426,7 +4426,7 @@
       </w:r>
       <w:r>
         <w:rPr>
-          <w:rFonts w:ascii="Times New Roman" w:cs="Times New Roman" w:eastAsia="Times New Roman" w:hAnsi="Times New Roman"/>
+          <w:rFonts w:ascii="Barlow Semi Condensed" w:cs="Barlow Semi Condensed" w:eastAsia="Barlow Semi Condensed" w:hAnsi="Barlow Semi Condensed"/>
           <w:sz w:val="24"/>
           <w:szCs w:val="24"/>
         </w:rPr>
@@ -4434,7 +4434,7 @@
       </w:r>
       <w:r>
         <w:rPr>
-          <w:rFonts w:ascii="Times New Roman" w:cs="Times New Roman" w:eastAsia="Times New Roman" w:hAnsi="Times New Roman"/>
+          <w:rFonts w:ascii="Barlow Semi Condensed" w:cs="Barlow Semi Condensed" w:eastAsia="Barlow Semi Condensed" w:hAnsi="Barlow Semi Condensed"/>
           <w:b/>
           <w:bCs/>
           <w:sz w:val="24"/>
@@ -4444,7 +4444,7 @@
       </w:r>
       <w:r>
         <w:rPr>
-          <w:rFonts w:ascii="Times New Roman" w:cs="Times New Roman" w:eastAsia="Times New Roman" w:hAnsi="Times New Roman"/>
+          <w:rFonts w:ascii="Barlow Semi Condensed" w:cs="Barlow Semi Condensed" w:eastAsia="Barlow Semi Condensed" w:hAnsi="Barlow Semi Condensed"/>
           <w:sz w:val="24"/>
           <w:szCs w:val="24"/>
         </w:rPr>
@@ -4452,7 +4452,7 @@
       </w:r>
       <w:r>
         <w:rPr>
-          <w:rFonts w:ascii="Times New Roman" w:cs="Times New Roman" w:eastAsia="Times New Roman" w:hAnsi="Times New Roman"/>
+          <w:rFonts w:ascii="Barlow Semi Condensed" w:cs="Barlow Semi Condensed" w:eastAsia="Barlow Semi Condensed" w:hAnsi="Barlow Semi Condensed"/>
           <w:b/>
           <w:bCs/>
           <w:sz w:val="24"/>
@@ -4462,7 +4462,7 @@
       </w:r>
       <w:r>
         <w:rPr>
-          <w:rFonts w:ascii="Times New Roman" w:cs="Times New Roman" w:eastAsia="Times New Roman" w:hAnsi="Times New Roman"/>
+          <w:rFonts w:ascii="Barlow Semi Condensed" w:cs="Barlow Semi Condensed" w:eastAsia="Barlow Semi Condensed" w:hAnsi="Barlow Semi Condensed"/>
           <w:sz w:val="24"/>
           <w:szCs w:val="24"/>
         </w:rPr>
@@ -4470,7 +4470,7 @@
       </w:r>
       <w:r>
         <w:rPr>
-          <w:rFonts w:ascii="Times New Roman" w:cs="Times New Roman" w:eastAsia="Times New Roman" w:hAnsi="Times New Roman"/>
+          <w:rFonts w:ascii="Barlow Semi Condensed" w:cs="Barlow Semi Condensed" w:eastAsia="Barlow Semi Condensed" w:hAnsi="Barlow Semi Condensed"/>
           <w:b/>
           <w:bCs/>
           <w:sz w:val="24"/>
@@ -4480,7 +4480,7 @@
       </w:r>
       <w:r>
         <w:rPr>
-          <w:rFonts w:ascii="Times New Roman" w:cs="Times New Roman" w:eastAsia="Times New Roman" w:hAnsi="Times New Roman"/>
+          <w:rFonts w:ascii="Barlow Semi Condensed" w:cs="Barlow Semi Condensed" w:eastAsia="Barlow Semi Condensed" w:hAnsi="Barlow Semi Condensed"/>
           <w:sz w:val="24"/>
           <w:szCs w:val="24"/>
         </w:rPr>
@@ -4494,7 +4494,7 @@
       </w:pPr>
       <w:r>
         <w:rPr>
-          <w:rFonts w:ascii="Times New Roman" w:cs="Times New Roman" w:eastAsia="Times New Roman" w:hAnsi="Times New Roman"/>
+          <w:rFonts w:ascii="Barlow Semi Condensed" w:cs="Barlow Semi Condensed" w:eastAsia="Barlow Semi Condensed" w:hAnsi="Barlow Semi Condensed"/>
           <w:sz w:val="24"/>
           <w:szCs w:val="24"/>
         </w:rPr>
@@ -4508,7 +4508,7 @@
       </w:pPr>
       <w:r>
         <w:rPr>
-          <w:rFonts w:ascii="Times New Roman" w:cs="Times New Roman" w:eastAsia="Times New Roman" w:hAnsi="Times New Roman"/>
+          <w:rFonts w:ascii="Barlow Semi Condensed" w:cs="Barlow Semi Condensed" w:eastAsia="Barlow Semi Condensed" w:hAnsi="Barlow Semi Condensed"/>
           <w:sz w:val="24"/>
           <w:szCs w:val="24"/>
         </w:rPr>
@@ -4516,7 +4516,7 @@
       </w:r>
       <w:r>
         <w:rPr>
-          <w:rFonts w:ascii="Times New Roman" w:cs="Times New Roman" w:eastAsia="Times New Roman" w:hAnsi="Times New Roman"/>
+          <w:rFonts w:ascii="Barlow Semi Condensed" w:cs="Barlow Semi Condensed" w:eastAsia="Barlow Semi Condensed" w:hAnsi="Barlow Semi Condensed"/>
           <w:b/>
           <w:bCs/>
           <w:sz w:val="24"/>
@@ -4526,7 +4526,7 @@
       </w:r>
       <w:r>
         <w:rPr>
-          <w:rFonts w:ascii="Times New Roman" w:cs="Times New Roman" w:eastAsia="Times New Roman" w:hAnsi="Times New Roman"/>
+          <w:rFonts w:ascii="Barlow Semi Condensed" w:cs="Barlow Semi Condensed" w:eastAsia="Barlow Semi Condensed" w:hAnsi="Barlow Semi Condensed"/>
           <w:sz w:val="24"/>
           <w:szCs w:val="24"/>
         </w:rPr>
@@ -4534,7 +4534,7 @@
       </w:r>
       <w:r>
         <w:rPr>
-          <w:rFonts w:ascii="Times New Roman" w:cs="Times New Roman" w:eastAsia="Times New Roman" w:hAnsi="Times New Roman"/>
+          <w:rFonts w:ascii="Barlow Semi Condensed" w:cs="Barlow Semi Condensed" w:eastAsia="Barlow Semi Condensed" w:hAnsi="Barlow Semi Condensed"/>
           <w:b/>
           <w:bCs/>
           <w:sz w:val="24"/>
@@ -4544,7 +4544,7 @@
       </w:r>
       <w:r>
         <w:rPr>
-          <w:rFonts w:ascii="Times New Roman" w:cs="Times New Roman" w:eastAsia="Times New Roman" w:hAnsi="Times New Roman"/>
+          <w:rFonts w:ascii="Barlow Semi Condensed" w:cs="Barlow Semi Condensed" w:eastAsia="Barlow Semi Condensed" w:hAnsi="Barlow Semi Condensed"/>
           <w:sz w:val="24"/>
           <w:szCs w:val="24"/>
         </w:rPr>
@@ -4558,7 +4558,7 @@
       </w:pPr>
       <w:r>
         <w:rPr>
-          <w:rFonts w:ascii="Times New Roman" w:cs="Times New Roman" w:eastAsia="Times New Roman" w:hAnsi="Times New Roman"/>
+          <w:rFonts w:ascii="Barlow Semi Condensed" w:cs="Barlow Semi Condensed" w:eastAsia="Barlow Semi Condensed" w:hAnsi="Barlow Semi Condensed"/>
           <w:sz w:val="24"/>
           <w:szCs w:val="24"/>
         </w:rPr>
@@ -4572,7 +4572,7 @@
       </w:pPr>
       <w:r>
         <w:rPr>
-          <w:rFonts w:ascii="Times New Roman" w:cs="Times New Roman" w:eastAsia="Times New Roman" w:hAnsi="Times New Roman"/>
+          <w:rFonts w:ascii="Barlow Semi Condensed" w:cs="Barlow Semi Condensed" w:eastAsia="Barlow Semi Condensed" w:hAnsi="Barlow Semi Condensed"/>
           <w:sz w:val="24"/>
           <w:szCs w:val="24"/>
         </w:rPr>
@@ -4580,7 +4580,7 @@
       </w:r>
       <w:r>
         <w:rPr>
-          <w:rFonts w:ascii="Times New Roman" w:cs="Times New Roman" w:eastAsia="Times New Roman" w:hAnsi="Times New Roman"/>
+          <w:rFonts w:ascii="Barlow Semi Condensed" w:cs="Barlow Semi Condensed" w:eastAsia="Barlow Semi Condensed" w:hAnsi="Barlow Semi Condensed"/>
           <w:b/>
           <w:bCs/>
           <w:sz w:val="24"/>
@@ -4590,7 +4590,7 @@
       </w:r>
       <w:r>
         <w:rPr>
-          <w:rFonts w:ascii="Times New Roman" w:cs="Times New Roman" w:eastAsia="Times New Roman" w:hAnsi="Times New Roman"/>
+          <w:rFonts w:ascii="Barlow Semi Condensed" w:cs="Barlow Semi Condensed" w:eastAsia="Barlow Semi Condensed" w:hAnsi="Barlow Semi Condensed"/>
           <w:sz w:val="24"/>
           <w:szCs w:val="24"/>
         </w:rPr>
@@ -4598,7 +4598,7 @@
       </w:r>
       <w:r>
         <w:rPr>
-          <w:rFonts w:ascii="Times New Roman" w:cs="Times New Roman" w:eastAsia="Times New Roman" w:hAnsi="Times New Roman"/>
+          <w:rFonts w:ascii="Barlow Semi Condensed" w:cs="Barlow Semi Condensed" w:eastAsia="Barlow Semi Condensed" w:hAnsi="Barlow Semi Condensed"/>
           <w:b/>
           <w:bCs/>
           <w:sz w:val="24"/>
@@ -4608,7 +4608,7 @@
       </w:r>
       <w:r>
         <w:rPr>
-          <w:rFonts w:ascii="Times New Roman" w:cs="Times New Roman" w:eastAsia="Times New Roman" w:hAnsi="Times New Roman"/>
+          <w:rFonts w:ascii="Barlow Semi Condensed" w:cs="Barlow Semi Condensed" w:eastAsia="Barlow Semi Condensed" w:hAnsi="Barlow Semi Condensed"/>
           <w:sz w:val="24"/>
           <w:szCs w:val="24"/>
         </w:rPr>
@@ -4622,7 +4622,7 @@
       </w:pPr>
       <w:r>
         <w:rPr>
-          <w:rFonts w:ascii="Times New Roman" w:cs="Times New Roman" w:eastAsia="Times New Roman" w:hAnsi="Times New Roman"/>
+          <w:rFonts w:ascii="Barlow Semi Condensed" w:cs="Barlow Semi Condensed" w:eastAsia="Barlow Semi Condensed" w:hAnsi="Barlow Semi Condensed"/>
           <w:sz w:val="24"/>
           <w:szCs w:val="24"/>
         </w:rPr>
@@ -4636,7 +4636,7 @@
       </w:pPr>
       <w:r>
         <w:rPr>
-          <w:rFonts w:ascii="Times New Roman" w:cs="Times New Roman" w:eastAsia="Times New Roman" w:hAnsi="Times New Roman"/>
+          <w:rFonts w:ascii="Barlow Semi Condensed" w:cs="Barlow Semi Condensed" w:eastAsia="Barlow Semi Condensed" w:hAnsi="Barlow Semi Condensed"/>
           <w:sz w:val="24"/>
           <w:szCs w:val="24"/>
         </w:rPr>
@@ -4644,7 +4644,7 @@
       </w:r>
       <w:r>
         <w:rPr>
-          <w:rFonts w:ascii="Times New Roman" w:cs="Times New Roman" w:eastAsia="Times New Roman" w:hAnsi="Times New Roman"/>
+          <w:rFonts w:ascii="Barlow Semi Condensed" w:cs="Barlow Semi Condensed" w:eastAsia="Barlow Semi Condensed" w:hAnsi="Barlow Semi Condensed"/>
           <w:b/>
           <w:bCs/>
           <w:sz w:val="24"/>
@@ -4654,7 +4654,7 @@
       </w:r>
       <w:r>
         <w:rPr>
-          <w:rFonts w:ascii="Times New Roman" w:cs="Times New Roman" w:eastAsia="Times New Roman" w:hAnsi="Times New Roman"/>
+          <w:rFonts w:ascii="Barlow Semi Condensed" w:cs="Barlow Semi Condensed" w:eastAsia="Barlow Semi Condensed" w:hAnsi="Barlow Semi Condensed"/>
           <w:sz w:val="24"/>
           <w:szCs w:val="24"/>
         </w:rPr>
@@ -4668,7 +4668,7 @@
       </w:pPr>
       <w:r>
         <w:rPr>
-          <w:rFonts w:ascii="Times New Roman" w:cs="Times New Roman" w:eastAsia="Times New Roman" w:hAnsi="Times New Roman"/>
+          <w:rFonts w:ascii="Barlow Semi Condensed" w:cs="Barlow Semi Condensed" w:eastAsia="Barlow Semi Condensed" w:hAnsi="Barlow Semi Condensed"/>
           <w:sz w:val="24"/>
           <w:szCs w:val="24"/>
         </w:rPr>
@@ -4700,11 +4700,11 @@
           <w:p>
             <w:pPr>
               <w:spacing w:after="20" w:before="20"/>
-              <w:jc w:val="left"/>
+              <w:jc w:val="both"/>
             </w:pPr>
             <w:r>
               <w:rPr>
-                <w:rFonts w:ascii="Times New Roman" w:cs="Times New Roman" w:eastAsia="Times New Roman" w:hAnsi="Times New Roman"/>
+                <w:rFonts w:ascii="Barlow Semi Condensed" w:cs="Barlow Semi Condensed" w:eastAsia="Barlow Semi Condensed" w:hAnsi="Barlow Semi Condensed"/>
                 <w:b/>
                 <w:bCs/>
                 <w:color w:val="FFFFFF"/>
@@ -4723,11 +4723,11 @@
           <w:p>
             <w:pPr>
               <w:spacing w:after="20" w:before="20"/>
-              <w:jc w:val="left"/>
+              <w:jc w:val="both"/>
             </w:pPr>
             <w:r>
               <w:rPr>
-                <w:rFonts w:ascii="Times New Roman" w:cs="Times New Roman" w:eastAsia="Times New Roman" w:hAnsi="Times New Roman"/>
+                <w:rFonts w:ascii="Barlow Semi Condensed" w:cs="Barlow Semi Condensed" w:eastAsia="Barlow Semi Condensed" w:hAnsi="Barlow Semi Condensed"/>
                 <w:b/>
                 <w:bCs/>
                 <w:color w:val="FFFFFF"/>
@@ -4747,11 +4747,11 @@
           <w:p>
             <w:pPr>
               <w:spacing w:after="20" w:before="20"/>
-              <w:jc w:val="left"/>
+              <w:jc w:val="both"/>
             </w:pPr>
             <w:r>
               <w:rPr>
-                <w:rFonts w:ascii="Times New Roman" w:cs="Times New Roman" w:eastAsia="Times New Roman" w:hAnsi="Times New Roman"/>
+                <w:rFonts w:ascii="Barlow Semi Condensed" w:cs="Barlow Semi Condensed" w:eastAsia="Barlow Semi Condensed" w:hAnsi="Barlow Semi Condensed"/>
                 <w:sz w:val="20"/>
                 <w:szCs w:val="20"/>
               </w:rPr>
@@ -4766,11 +4766,11 @@
           <w:p>
             <w:pPr>
               <w:spacing w:after="20" w:before="20"/>
-              <w:jc w:val="left"/>
+              <w:jc w:val="both"/>
             </w:pPr>
             <w:r>
               <w:rPr>
-                <w:rFonts w:ascii="Times New Roman" w:cs="Times New Roman" w:eastAsia="Times New Roman" w:hAnsi="Times New Roman"/>
+                <w:rFonts w:ascii="Barlow Semi Condensed" w:cs="Barlow Semi Condensed" w:eastAsia="Barlow Semi Condensed" w:hAnsi="Barlow Semi Condensed"/>
                 <w:b/>
                 <w:bCs/>
                 <w:sz w:val="20"/>
@@ -4780,7 +4780,7 @@
             </w:r>
             <w:r>
               <w:rPr>
-                <w:rFonts w:ascii="Times New Roman" w:cs="Times New Roman" w:eastAsia="Times New Roman" w:hAnsi="Times New Roman"/>
+                <w:rFonts w:ascii="Barlow Semi Condensed" w:cs="Barlow Semi Condensed" w:eastAsia="Barlow Semi Condensed" w:hAnsi="Barlow Semi Condensed"/>
                 <w:sz w:val="20"/>
                 <w:szCs w:val="20"/>
               </w:rPr>
@@ -4788,7 +4788,7 @@
             </w:r>
             <w:r>
               <w:rPr>
-                <w:rFonts w:ascii="Times New Roman" w:cs="Times New Roman" w:eastAsia="Times New Roman" w:hAnsi="Times New Roman"/>
+                <w:rFonts w:ascii="Barlow Semi Condensed" w:cs="Barlow Semi Condensed" w:eastAsia="Barlow Semi Condensed" w:hAnsi="Barlow Semi Condensed"/>
                 <w:b/>
                 <w:bCs/>
                 <w:sz w:val="20"/>
@@ -4798,7 +4798,7 @@
             </w:r>
             <w:r>
               <w:rPr>
-                <w:rFonts w:ascii="Times New Roman" w:cs="Times New Roman" w:eastAsia="Times New Roman" w:hAnsi="Times New Roman"/>
+                <w:rFonts w:ascii="Barlow Semi Condensed" w:cs="Barlow Semi Condensed" w:eastAsia="Barlow Semi Condensed" w:hAnsi="Barlow Semi Condensed"/>
                 <w:sz w:val="20"/>
                 <w:szCs w:val="20"/>
               </w:rPr>
@@ -4815,11 +4815,11 @@
           <w:p>
             <w:pPr>
               <w:spacing w:after="20" w:before="20"/>
-              <w:jc w:val="left"/>
+              <w:jc w:val="both"/>
             </w:pPr>
             <w:r>
               <w:rPr>
-                <w:rFonts w:ascii="Times New Roman" w:cs="Times New Roman" w:eastAsia="Times New Roman" w:hAnsi="Times New Roman"/>
+                <w:rFonts w:ascii="Barlow Semi Condensed" w:cs="Barlow Semi Condensed" w:eastAsia="Barlow Semi Condensed" w:hAnsi="Barlow Semi Condensed"/>
                 <w:sz w:val="20"/>
                 <w:szCs w:val="20"/>
               </w:rPr>
@@ -4834,11 +4834,11 @@
           <w:p>
             <w:pPr>
               <w:spacing w:after="20" w:before="20"/>
-              <w:jc w:val="left"/>
+              <w:jc w:val="both"/>
             </w:pPr>
             <w:r>
               <w:rPr>
-                <w:rFonts w:ascii="Times New Roman" w:cs="Times New Roman" w:eastAsia="Times New Roman" w:hAnsi="Times New Roman"/>
+                <w:rFonts w:ascii="Barlow Semi Condensed" w:cs="Barlow Semi Condensed" w:eastAsia="Barlow Semi Condensed" w:hAnsi="Barlow Semi Condensed"/>
                 <w:b/>
                 <w:bCs/>
                 <w:sz w:val="20"/>
@@ -4848,7 +4848,7 @@
             </w:r>
             <w:r>
               <w:rPr>
-                <w:rFonts w:ascii="Times New Roman" w:cs="Times New Roman" w:eastAsia="Times New Roman" w:hAnsi="Times New Roman"/>
+                <w:rFonts w:ascii="Barlow Semi Condensed" w:cs="Barlow Semi Condensed" w:eastAsia="Barlow Semi Condensed" w:hAnsi="Barlow Semi Condensed"/>
                 <w:sz w:val="20"/>
                 <w:szCs w:val="20"/>
               </w:rPr>
@@ -4865,11 +4865,11 @@
           <w:p>
             <w:pPr>
               <w:spacing w:after="20" w:before="20"/>
-              <w:jc w:val="left"/>
+              <w:jc w:val="both"/>
             </w:pPr>
             <w:r>
               <w:rPr>
-                <w:rFonts w:ascii="Times New Roman" w:cs="Times New Roman" w:eastAsia="Times New Roman" w:hAnsi="Times New Roman"/>
+                <w:rFonts w:ascii="Barlow Semi Condensed" w:cs="Barlow Semi Condensed" w:eastAsia="Barlow Semi Condensed" w:hAnsi="Barlow Semi Condensed"/>
                 <w:sz w:val="20"/>
                 <w:szCs w:val="20"/>
               </w:rPr>
@@ -4884,11 +4884,11 @@
           <w:p>
             <w:pPr>
               <w:spacing w:after="20" w:before="20"/>
-              <w:jc w:val="left"/>
+              <w:jc w:val="both"/>
             </w:pPr>
             <w:r>
               <w:rPr>
-                <w:rFonts w:ascii="Times New Roman" w:cs="Times New Roman" w:eastAsia="Times New Roman" w:hAnsi="Times New Roman"/>
+                <w:rFonts w:ascii="Barlow Semi Condensed" w:cs="Barlow Semi Condensed" w:eastAsia="Barlow Semi Condensed" w:hAnsi="Barlow Semi Condensed"/>
                 <w:b/>
                 <w:bCs/>
                 <w:sz w:val="20"/>
@@ -4898,7 +4898,7 @@
             </w:r>
             <w:r>
               <w:rPr>
-                <w:rFonts w:ascii="Times New Roman" w:cs="Times New Roman" w:eastAsia="Times New Roman" w:hAnsi="Times New Roman"/>
+                <w:rFonts w:ascii="Barlow Semi Condensed" w:cs="Barlow Semi Condensed" w:eastAsia="Barlow Semi Condensed" w:hAnsi="Barlow Semi Condensed"/>
                 <w:sz w:val="20"/>
                 <w:szCs w:val="20"/>
               </w:rPr>
@@ -4920,7 +4920,7 @@
       </w:pPr>
       <w:r>
         <w:rPr>
-          <w:rFonts w:ascii="Times New Roman" w:cs="Times New Roman" w:eastAsia="Times New Roman" w:hAnsi="Times New Roman"/>
+          <w:rFonts w:ascii="Barlow Semi Condensed" w:cs="Barlow Semi Condensed" w:eastAsia="Barlow Semi Condensed" w:hAnsi="Barlow Semi Condensed"/>
           <w:sz w:val="24"/>
           <w:szCs w:val="24"/>
         </w:rPr>
@@ -4939,7 +4939,7 @@
       </w:pPr>
       <w:r>
         <w:rPr>
-          <w:rFonts w:ascii="Times New Roman" w:cs="Times New Roman" w:eastAsia="Times New Roman" w:hAnsi="Times New Roman"/>
+          <w:rFonts w:ascii="Barlow Semi Condensed" w:cs="Barlow Semi Condensed" w:eastAsia="Barlow Semi Condensed" w:hAnsi="Barlow Semi Condensed"/>
           <w:sz w:val="24"/>
           <w:szCs w:val="24"/>
         </w:rPr>
@@ -4947,7 +4947,7 @@
       </w:r>
       <w:r>
         <w:rPr>
-          <w:rFonts w:ascii="Times New Roman" w:cs="Times New Roman" w:eastAsia="Times New Roman" w:hAnsi="Times New Roman"/>
+          <w:rFonts w:ascii="Barlow Semi Condensed" w:cs="Barlow Semi Condensed" w:eastAsia="Barlow Semi Condensed" w:hAnsi="Barlow Semi Condensed"/>
           <w:b/>
           <w:bCs/>
           <w:sz w:val="24"/>
@@ -4957,7 +4957,7 @@
       </w:r>
       <w:r>
         <w:rPr>
-          <w:rFonts w:ascii="Times New Roman" w:cs="Times New Roman" w:eastAsia="Times New Roman" w:hAnsi="Times New Roman"/>
+          <w:rFonts w:ascii="Barlow Semi Condensed" w:cs="Barlow Semi Condensed" w:eastAsia="Barlow Semi Condensed" w:hAnsi="Barlow Semi Condensed"/>
           <w:sz w:val="24"/>
           <w:szCs w:val="24"/>
         </w:rPr>
@@ -4965,7 +4965,7 @@
       </w:r>
       <w:r>
         <w:rPr>
-          <w:rFonts w:ascii="Times New Roman" w:cs="Times New Roman" w:eastAsia="Times New Roman" w:hAnsi="Times New Roman"/>
+          <w:rFonts w:ascii="Barlow Semi Condensed" w:cs="Barlow Semi Condensed" w:eastAsia="Barlow Semi Condensed" w:hAnsi="Barlow Semi Condensed"/>
           <w:b/>
           <w:bCs/>
           <w:sz w:val="24"/>
@@ -4975,7 +4975,7 @@
       </w:r>
       <w:r>
         <w:rPr>
-          <w:rFonts w:ascii="Times New Roman" w:cs="Times New Roman" w:eastAsia="Times New Roman" w:hAnsi="Times New Roman"/>
+          <w:rFonts w:ascii="Barlow Semi Condensed" w:cs="Barlow Semi Condensed" w:eastAsia="Barlow Semi Condensed" w:hAnsi="Barlow Semi Condensed"/>
           <w:sz w:val="24"/>
           <w:szCs w:val="24"/>
         </w:rPr>
@@ -4994,7 +4994,7 @@
       </w:pPr>
       <w:r>
         <w:rPr>
-          <w:rFonts w:ascii="Times New Roman" w:cs="Times New Roman" w:eastAsia="Times New Roman" w:hAnsi="Times New Roman"/>
+          <w:rFonts w:ascii="Barlow Semi Condensed" w:cs="Barlow Semi Condensed" w:eastAsia="Barlow Semi Condensed" w:hAnsi="Barlow Semi Condensed"/>
           <w:sz w:val="24"/>
           <w:szCs w:val="24"/>
         </w:rPr>
@@ -5002,7 +5002,7 @@
       </w:r>
       <w:r>
         <w:rPr>
-          <w:rFonts w:ascii="Times New Roman" w:cs="Times New Roman" w:eastAsia="Times New Roman" w:hAnsi="Times New Roman"/>
+          <w:rFonts w:ascii="Barlow Semi Condensed" w:cs="Barlow Semi Condensed" w:eastAsia="Barlow Semi Condensed" w:hAnsi="Barlow Semi Condensed"/>
           <w:b/>
           <w:bCs/>
           <w:sz w:val="24"/>
@@ -5012,7 +5012,7 @@
       </w:r>
       <w:r>
         <w:rPr>
-          <w:rFonts w:ascii="Times New Roman" w:cs="Times New Roman" w:eastAsia="Times New Roman" w:hAnsi="Times New Roman"/>
+          <w:rFonts w:ascii="Barlow Semi Condensed" w:cs="Barlow Semi Condensed" w:eastAsia="Barlow Semi Condensed" w:hAnsi="Barlow Semi Condensed"/>
           <w:sz w:val="24"/>
           <w:szCs w:val="24"/>
         </w:rPr>
@@ -5031,7 +5031,7 @@
       </w:pPr>
       <w:r>
         <w:rPr>
-          <w:rFonts w:ascii="Times New Roman" w:cs="Times New Roman" w:eastAsia="Times New Roman" w:hAnsi="Times New Roman"/>
+          <w:rFonts w:ascii="Barlow Semi Condensed" w:cs="Barlow Semi Condensed" w:eastAsia="Barlow Semi Condensed" w:hAnsi="Barlow Semi Condensed"/>
           <w:sz w:val="24"/>
           <w:szCs w:val="24"/>
         </w:rPr>
@@ -5039,7 +5039,7 @@
       </w:r>
       <w:r>
         <w:rPr>
-          <w:rFonts w:ascii="Times New Roman" w:cs="Times New Roman" w:eastAsia="Times New Roman" w:hAnsi="Times New Roman"/>
+          <w:rFonts w:ascii="Barlow Semi Condensed" w:cs="Barlow Semi Condensed" w:eastAsia="Barlow Semi Condensed" w:hAnsi="Barlow Semi Condensed"/>
           <w:b/>
           <w:bCs/>
           <w:sz w:val="24"/>
@@ -5049,7 +5049,7 @@
       </w:r>
       <w:r>
         <w:rPr>
-          <w:rFonts w:ascii="Times New Roman" w:cs="Times New Roman" w:eastAsia="Times New Roman" w:hAnsi="Times New Roman"/>
+          <w:rFonts w:ascii="Barlow Semi Condensed" w:cs="Barlow Semi Condensed" w:eastAsia="Barlow Semi Condensed" w:hAnsi="Barlow Semi Condensed"/>
           <w:sz w:val="24"/>
           <w:szCs w:val="24"/>
         </w:rPr>
@@ -5068,7 +5068,7 @@
       </w:pPr>
       <w:r>
         <w:rPr>
-          <w:rFonts w:ascii="Times New Roman" w:cs="Times New Roman" w:eastAsia="Times New Roman" w:hAnsi="Times New Roman"/>
+          <w:rFonts w:ascii="Barlow Semi Condensed" w:cs="Barlow Semi Condensed" w:eastAsia="Barlow Semi Condensed" w:hAnsi="Barlow Semi Condensed"/>
           <w:sz w:val="24"/>
           <w:szCs w:val="24"/>
         </w:rPr>
@@ -5076,7 +5076,7 @@
       </w:r>
       <w:r>
         <w:rPr>
-          <w:rFonts w:ascii="Times New Roman" w:cs="Times New Roman" w:eastAsia="Times New Roman" w:hAnsi="Times New Roman"/>
+          <w:rFonts w:ascii="Barlow Semi Condensed" w:cs="Barlow Semi Condensed" w:eastAsia="Barlow Semi Condensed" w:hAnsi="Barlow Semi Condensed"/>
           <w:b/>
           <w:bCs/>
           <w:sz w:val="24"/>
@@ -5086,7 +5086,7 @@
       </w:r>
       <w:r>
         <w:rPr>
-          <w:rFonts w:ascii="Times New Roman" w:cs="Times New Roman" w:eastAsia="Times New Roman" w:hAnsi="Times New Roman"/>
+          <w:rFonts w:ascii="Barlow Semi Condensed" w:cs="Barlow Semi Condensed" w:eastAsia="Barlow Semi Condensed" w:hAnsi="Barlow Semi Condensed"/>
           <w:sz w:val="24"/>
           <w:szCs w:val="24"/>
         </w:rPr>
@@ -5105,7 +5105,7 @@
       </w:pPr>
       <w:r>
         <w:rPr>
-          <w:rFonts w:ascii="Times New Roman" w:cs="Times New Roman" w:eastAsia="Times New Roman" w:hAnsi="Times New Roman"/>
+          <w:rFonts w:ascii="Barlow Semi Condensed" w:cs="Barlow Semi Condensed" w:eastAsia="Barlow Semi Condensed" w:hAnsi="Barlow Semi Condensed"/>
           <w:sz w:val="24"/>
           <w:szCs w:val="24"/>
         </w:rPr>
@@ -5113,7 +5113,7 @@
       </w:r>
       <w:r>
         <w:rPr>
-          <w:rFonts w:ascii="Times New Roman" w:cs="Times New Roman" w:eastAsia="Times New Roman" w:hAnsi="Times New Roman"/>
+          <w:rFonts w:ascii="Barlow Semi Condensed" w:cs="Barlow Semi Condensed" w:eastAsia="Barlow Semi Condensed" w:hAnsi="Barlow Semi Condensed"/>
           <w:b/>
           <w:bCs/>
           <w:sz w:val="24"/>
@@ -5123,7 +5123,7 @@
       </w:r>
       <w:r>
         <w:rPr>
-          <w:rFonts w:ascii="Times New Roman" w:cs="Times New Roman" w:eastAsia="Times New Roman" w:hAnsi="Times New Roman"/>
+          <w:rFonts w:ascii="Barlow Semi Condensed" w:cs="Barlow Semi Condensed" w:eastAsia="Barlow Semi Condensed" w:hAnsi="Barlow Semi Condensed"/>
           <w:sz w:val="24"/>
           <w:szCs w:val="24"/>
         </w:rPr>
@@ -5145,7 +5145,7 @@
       </w:pPr>
       <w:r>
         <w:rPr>
-          <w:rFonts w:ascii="Times New Roman" w:cs="Times New Roman" w:eastAsia="Times New Roman" w:hAnsi="Times New Roman"/>
+          <w:rFonts w:ascii="Barlow Semi Condensed" w:cs="Barlow Semi Condensed" w:eastAsia="Barlow Semi Condensed" w:hAnsi="Barlow Semi Condensed"/>
           <w:i/>
           <w:iCs/>
           <w:sz w:val="24"/>
@@ -5342,7 +5342,7 @@
   <w:docDefaults>
     <w:rPrDefault>
       <w:rPr>
-        <w:rFonts w:ascii="Times New Roman" w:cs="Times New Roman" w:eastAsia="Times New Roman" w:hAnsi="Times New Roman"/>
+        <w:rFonts w:ascii="Barlow Semi Condensed" w:cs="Barlow Semi Condensed" w:eastAsia="Barlow Semi Condensed" w:hAnsi="Barlow Semi Condensed"/>
         <w:sz w:val="24"/>
         <w:szCs w:val="24"/>
       </w:rPr>
@@ -5529,7 +5529,7 @@
       <w:spacing w:after="120" w:before="240"/>
     </w:pPr>
     <w:rPr>
-      <w:rFonts w:ascii="Times New Roman" w:cs="Times New Roman" w:eastAsia="Times New Roman" w:hAnsi="Times New Roman"/>
+      <w:rFonts w:ascii="Barlow Semi Condensed" w:cs="Barlow Semi Condensed" w:eastAsia="Barlow Semi Condensed" w:hAnsi="Barlow Semi Condensed"/>
       <w:b/>
       <w:bCs/>
       <w:color w:val="1F3864"/>
@@ -5546,7 +5546,7 @@
       <w:spacing w:after="100" w:before="200"/>
     </w:pPr>
     <w:rPr>
-      <w:rFonts w:ascii="Times New Roman" w:cs="Times New Roman" w:eastAsia="Times New Roman" w:hAnsi="Times New Roman"/>
+      <w:rFonts w:ascii="Barlow Semi Condensed" w:cs="Barlow Semi Condensed" w:eastAsia="Barlow Semi Condensed" w:hAnsi="Barlow Semi Condensed"/>
       <w:b/>
       <w:bCs/>
       <w:color w:val="1F3864"/>
@@ -5563,7 +5563,7 @@
       <w:spacing w:after="80" w:before="160"/>
     </w:pPr>
     <w:rPr>
-      <w:rFonts w:ascii="Times New Roman" w:cs="Times New Roman" w:eastAsia="Times New Roman" w:hAnsi="Times New Roman"/>
+      <w:rFonts w:ascii="Barlow Semi Condensed" w:cs="Barlow Semi Condensed" w:eastAsia="Barlow Semi Condensed" w:hAnsi="Barlow Semi Condensed"/>
       <w:b/>
       <w:bCs/>
       <w:i/>

--- a/LA_TERZA_STRADA_CEPPO_SIMIONI_E_NODO_HYPERION.docx
+++ b/LA_TERZA_STRADA_CEPPO_SIMIONI_E_NODO_HYPERION.docx
@@ -242,17 +242,8 @@
       </w:r>
     </w:p>
     <w:p>
-      <w:pPr>
-        <w:spacing w:after="120" w:line="276"/>
-        <w:jc w:val="both"/>
-      </w:pPr>
-      <w:r>
-        <w:rPr>
-          <w:rFonts w:ascii="Barlow Semi Condensed" w:cs="Barlow Semi Condensed" w:eastAsia="Barlow Semi Condensed" w:hAnsi="Barlow Semi Condensed"/>
-          <w:sz w:val="24"/>
-          <w:szCs w:val="24"/>
-        </w:rPr>
-        <w:t xml:space="preserve">ewpage</w:t>
+      <w:r>
+        <w:br w:type="page"/>
       </w:r>
     </w:p>
     <w:p>
